--- a/Sindhi Muslim/Papers/Final Term/Home/urdu class 3.docx
+++ b/Sindhi Muslim/Papers/Final Term/Home/urdu class 3.docx
@@ -1,162 +1,54 @@
 
 <file path=word/document.xml><?xml version="1.0" encoding="utf-8"?>
-<w:document xmlns:wpc="http://schemas.microsoft.com/office/word/2010/wordprocessingCanvas" xmlns:cx="http://schemas.microsoft.com/office/drawing/2014/chartex" xmlns:cx1="http://schemas.microsoft.com/office/drawing/2015/9/8/chartex" xmlns:cx2="http://schemas.microsoft.com/office/drawing/2015/10/21/chartex" xmlns:cx3="http://schemas.microsoft.com/office/drawing/2016/5/9/chartex" xmlns:cx4="http://schemas.microsoft.com/office/drawing/2016/5/10/chartex" xmlns:cx5="http://schemas.microsoft.com/office/drawing/2016/5/11/chartex" xmlns:cx6="http://schemas.microsoft.com/office/drawing/2016/5/12/chartex" xmlns:cx7="http://schemas.microsoft.com/office/drawing/2016/5/13/chartex" xmlns:cx8="http://schemas.microsoft.com/office/drawing/2016/5/14/chartex" xmlns:mc="http://schemas.openxmlformats.org/markup-compatibility/2006" xmlns:aink="http://schemas.microsoft.com/office/drawing/2016/ink" xmlns:am3d="http://schemas.microsoft.com/office/drawing/2017/model3d" xmlns:o="urn:schemas-microsoft-com:office:office" xmlns:r="http://schemas.openxmlformats.org/officeDocument/2006/relationships" xmlns:m="http://schemas.openxmlformats.org/officeDocument/2006/math" xmlns:v="urn:schemas-microsoft-com:vml" xmlns:wp14="http://schemas.microsoft.com/office/word/2010/wordprocessingDrawing" xmlns:wp="http://schemas.openxmlformats.org/drawingml/2006/wordprocessingDrawing" xmlns:w10="urn:schemas-microsoft-com:office:word" xmlns:w="http://schemas.openxmlformats.org/wordprocessingml/2006/main" xmlns:w14="http://schemas.microsoft.com/office/word/2010/wordml" xmlns:w15="http://schemas.microsoft.com/office/word/2012/wordml" xmlns:w16cex="http://schemas.microsoft.com/office/word/2018/wordml/cex" xmlns:w16cid="http://schemas.microsoft.com/office/word/2016/wordml/cid" xmlns:w16="http://schemas.microsoft.com/office/word/2018/wordml" xmlns:w16sdtdh="http://schemas.microsoft.com/office/word/2020/wordml/sdtdatahash" xmlns:w16se="http://schemas.microsoft.com/office/word/2015/wordml/symex" xmlns:wpg="http://schemas.microsoft.com/office/word/2010/wordprocessingGroup" xmlns:wpi="http://schemas.microsoft.com/office/word/2010/wordprocessingInk" xmlns:wne="http://schemas.microsoft.com/office/word/2006/wordml" xmlns:wps="http://schemas.microsoft.com/office/word/2010/wordprocessingShape" mc:Ignorable="w14 w15 w16se w16cid w16 w16cex w16sdtdh wp14">
+<w:document xmlns:wpc="http://schemas.microsoft.com/office/word/2010/wordprocessingCanvas" xmlns:cx="http://schemas.microsoft.com/office/drawing/2014/chartex" xmlns:cx1="http://schemas.microsoft.com/office/drawing/2015/9/8/chartex" xmlns:cx2="http://schemas.microsoft.com/office/drawing/2015/10/21/chartex" xmlns:cx3="http://schemas.microsoft.com/office/drawing/2016/5/9/chartex" xmlns:cx4="http://schemas.microsoft.com/office/drawing/2016/5/10/chartex" xmlns:cx5="http://schemas.microsoft.com/office/drawing/2016/5/11/chartex" xmlns:cx6="http://schemas.microsoft.com/office/drawing/2016/5/12/chartex" xmlns:cx7="http://schemas.microsoft.com/office/drawing/2016/5/13/chartex" xmlns:cx8="http://schemas.microsoft.com/office/drawing/2016/5/14/chartex" xmlns:mc="http://schemas.openxmlformats.org/markup-compatibility/2006" xmlns:aink="http://schemas.microsoft.com/office/drawing/2016/ink" xmlns:am3d="http://schemas.microsoft.com/office/drawing/2017/model3d" xmlns:o="urn:schemas-microsoft-com:office:office" xmlns:oel="http://schemas.microsoft.com/office/2019/extlst" xmlns:r="http://schemas.openxmlformats.org/officeDocument/2006/relationships" xmlns:m="http://schemas.openxmlformats.org/officeDocument/2006/math" xmlns:v="urn:schemas-microsoft-com:vml" xmlns:wp14="http://schemas.microsoft.com/office/word/2010/wordprocessingDrawing" xmlns:wp="http://schemas.openxmlformats.org/drawingml/2006/wordprocessingDrawing" xmlns:w10="urn:schemas-microsoft-com:office:word" xmlns:w="http://schemas.openxmlformats.org/wordprocessingml/2006/main" xmlns:w14="http://schemas.microsoft.com/office/word/2010/wordml" xmlns:w15="http://schemas.microsoft.com/office/word/2012/wordml" xmlns:w16cex="http://schemas.microsoft.com/office/word/2018/wordml/cex" xmlns:w16cid="http://schemas.microsoft.com/office/word/2016/wordml/cid" xmlns:w16="http://schemas.microsoft.com/office/word/2018/wordml" xmlns:w16du="http://schemas.microsoft.com/office/word/2023/wordml/word16du" xmlns:w16sdtdh="http://schemas.microsoft.com/office/word/2020/wordml/sdtdatahash" xmlns:w16sdtfl="http://schemas.microsoft.com/office/word/2024/wordml/sdtformatlock" xmlns:w16se="http://schemas.microsoft.com/office/word/2015/wordml/symex" xmlns:wpg="http://schemas.microsoft.com/office/word/2010/wordprocessingGroup" xmlns:wpi="http://schemas.microsoft.com/office/word/2010/wordprocessingInk" xmlns:wne="http://schemas.microsoft.com/office/word/2006/wordml" xmlns:wps="http://schemas.microsoft.com/office/word/2010/wordprocessingShape" mc:Ignorable="w14 w15 w16se w16cid w16 w16cex w16sdtdh w16sdtfl w16du wp14">
   <w:body>
-    <w:p>
-      <w:pPr>
-        <w:jc w:val="center"/>
-        <w:rPr>
-          <w:b/>
-          <w:bCs/>
-          <w:sz w:val="52"/>
-          <w:szCs w:val="52"/>
-          <w:lang w:bidi="ur-PK"/>
-        </w:rPr>
-      </w:pPr>
-      <w:r>
-        <w:rPr>
-          <w:rFonts w:hint="cs"/>
-          <w:b/>
-          <w:bCs/>
-          <w:sz w:val="52"/>
-          <w:szCs w:val="52"/>
-          <w:rtl/>
-          <w:lang w:bidi="ur-PK"/>
-        </w:rPr>
-        <w:t>گورنمنٹ ہائی اسکول</w:t>
-      </w:r>
-    </w:p>
-    <w:p>
-      <w:pPr>
-        <w:jc w:val="center"/>
-        <w:rPr>
-          <w:sz w:val="36"/>
-          <w:szCs w:val="36"/>
-          <w:u w:val="single"/>
-          <w:lang w:bidi="ur-PK"/>
-        </w:rPr>
-      </w:pPr>
-      <w:r>
-        <w:rPr>
-          <w:rFonts w:hint="cs"/>
-          <w:sz w:val="36"/>
-          <w:szCs w:val="36"/>
-          <w:u w:val="single"/>
-          <w:rtl/>
-          <w:lang w:bidi="ur-PK"/>
-        </w:rPr>
-        <w:t>سندھی جماعت کوپریٹوہاؤسنگ سوسائٹ</w:t>
-      </w:r>
-      <w:r>
-        <w:rPr>
-          <w:rFonts w:hint="cs"/>
-          <w:sz w:val="36"/>
-          <w:szCs w:val="36"/>
-          <w:u w:val="single"/>
-          <w:rtl/>
-          <w:lang w:bidi="ur-PK"/>
-        </w:rPr>
-        <w:t>ی</w:t>
-      </w:r>
-    </w:p>
-    <w:p>
-      <w:pPr>
-        <w:jc w:val="center"/>
-        <w:rPr>
-          <w:lang w:bidi="ur-PK"/>
-        </w:rPr>
-      </w:pPr>
-      <w:r>
-        <w:rPr>
-          <w:rFonts w:hint="cs"/>
-          <w:sz w:val="36"/>
-          <w:szCs w:val="36"/>
-          <w:u w:val="single"/>
-          <w:rtl/>
-          <w:lang w:bidi="ur-PK"/>
-        </w:rPr>
-        <w:t>سالانہ امتحانا</w:t>
-      </w:r>
-      <w:r>
-        <w:rPr>
-          <w:rFonts w:hint="cs"/>
-          <w:sz w:val="36"/>
-          <w:szCs w:val="36"/>
-          <w:u w:val="single"/>
-          <w:rtl/>
-          <w:lang w:bidi="ur-PK"/>
-        </w:rPr>
-        <w:t>ت-25-2</w:t>
-      </w:r>
-      <w:r>
-        <w:rPr>
-          <w:rFonts w:hint="cs"/>
-          <w:sz w:val="36"/>
-          <w:szCs w:val="36"/>
-          <w:u w:val="single"/>
-          <w:rtl/>
-          <w:lang w:bidi="ur-PK"/>
-        </w:rPr>
-        <w:t>4</w:t>
-      </w:r>
-    </w:p>
     <w:tbl>
       <w:tblPr>
         <w:tblStyle w:val="TableGrid"/>
         <w:tblW w:w="0" w:type="auto"/>
+        <w:tblBorders>
+          <w:top w:val="none" w:sz="0" w:space="0" w:color="auto"/>
+          <w:left w:val="none" w:sz="0" w:space="0" w:color="auto"/>
+          <w:bottom w:val="double" w:sz="12" w:space="0" w:color="auto"/>
+          <w:right w:val="none" w:sz="0" w:space="0" w:color="auto"/>
+          <w:insideH w:val="none" w:sz="0" w:space="0" w:color="auto"/>
+          <w:insideV w:val="none" w:sz="0" w:space="0" w:color="auto"/>
+        </w:tblBorders>
         <w:tblLook w:val="04A0" w:firstRow="1" w:lastRow="0" w:firstColumn="1" w:lastColumn="0" w:noHBand="0" w:noVBand="1"/>
       </w:tblPr>
       <w:tblGrid>
-        <w:gridCol w:w="4675"/>
-        <w:gridCol w:w="4675"/>
+        <w:gridCol w:w="2533"/>
+        <w:gridCol w:w="3200"/>
+        <w:gridCol w:w="3627"/>
       </w:tblGrid>
       <w:tr>
         <w:tc>
           <w:tcPr>
-            <w:tcW w:w="4675" w:type="dxa"/>
-          </w:tcPr>
-          <w:p>
-            <w:pPr>
-              <w:rPr>
-                <w:sz w:val="32"/>
-                <w:szCs w:val="32"/>
-                <w:lang w:bidi="ur-PK"/>
-              </w:rPr>
-            </w:pPr>
-            <w:r>
-              <w:rPr>
-                <w:rFonts w:hint="cs"/>
-                <w:sz w:val="32"/>
-                <w:szCs w:val="32"/>
-                <w:rtl/>
-                <w:lang w:bidi="ur-PK"/>
-              </w:rPr>
-              <w:t>کل نمبر:100</w:t>
-            </w:r>
-          </w:p>
-        </w:tc>
-        <w:tc>
-          <w:tcPr>
-            <w:tcW w:w="4675" w:type="dxa"/>
-          </w:tcPr>
-          <w:p>
-            <w:pPr>
-              <w:jc w:val="right"/>
-              <w:rPr>
-                <w:sz w:val="32"/>
-                <w:szCs w:val="32"/>
-                <w:lang w:bidi="ur-PK"/>
-              </w:rPr>
-            </w:pPr>
-            <w:r>
-              <w:rPr>
-                <w:rFonts w:hint="cs"/>
-                <w:sz w:val="32"/>
-                <w:szCs w:val="32"/>
-                <w:rtl/>
-                <w:lang w:bidi="ur-PK"/>
-              </w:rPr>
-              <w:t>نام: ـــــــــــــــــــــــــــــــــ</w:t>
+            <w:tcW w:w="10800" w:type="dxa"/>
+            <w:gridSpan w:val="3"/>
+          </w:tcPr>
+          <w:p>
+            <w:pPr>
+              <w:jc w:val="center"/>
+              <w:rPr>
+                <w:b/>
+                <w:bCs/>
+                <w:sz w:val="52"/>
+                <w:szCs w:val="52"/>
+                <w:lang w:bidi="ur-PK"/>
+              </w:rPr>
+            </w:pPr>
+            <w:r>
+              <w:rPr>
+                <w:rFonts w:hint="cs"/>
+                <w:b/>
+                <w:bCs/>
+                <w:sz w:val="52"/>
+                <w:szCs w:val="52"/>
+                <w:rtl/>
+                <w:lang w:bidi="ur-PK"/>
+              </w:rPr>
+              <w:t>گورنمنٹ ہائی اسکول</w:t>
             </w:r>
           </w:p>
         </w:tc>
@@ -164,60 +56,29 @@
       <w:tr>
         <w:tc>
           <w:tcPr>
-            <w:tcW w:w="4675" w:type="dxa"/>
-          </w:tcPr>
-          <w:p>
-            <w:pPr>
-              <w:rPr>
-                <w:sz w:val="32"/>
-                <w:szCs w:val="32"/>
-                <w:lang w:bidi="ur-PK"/>
-              </w:rPr>
-            </w:pPr>
-            <w:r>
-              <w:rPr>
-                <w:rFonts w:hint="cs"/>
-                <w:sz w:val="32"/>
-                <w:szCs w:val="32"/>
-                <w:rtl/>
-                <w:lang w:bidi="ur-PK"/>
-              </w:rPr>
-              <w:t>پرچہ:ا</w:t>
-            </w:r>
-            <w:r>
-              <w:rPr>
-                <w:rFonts w:hint="cs"/>
-                <w:sz w:val="32"/>
-                <w:szCs w:val="32"/>
-                <w:rtl/>
-                <w:lang w:bidi="ur-PK"/>
-              </w:rPr>
-              <w:t>ردو</w:t>
-            </w:r>
-          </w:p>
-        </w:tc>
-        <w:tc>
-          <w:tcPr>
-            <w:tcW w:w="4675" w:type="dxa"/>
-          </w:tcPr>
-          <w:p>
-            <w:pPr>
-              <w:jc w:val="right"/>
-              <w:rPr>
-                <w:sz w:val="32"/>
-                <w:szCs w:val="32"/>
-                <w:lang w:bidi="ur-PK"/>
-              </w:rPr>
-            </w:pPr>
-            <w:r>
-              <w:rPr>
-                <w:rFonts w:hint="cs"/>
-                <w:sz w:val="32"/>
-                <w:szCs w:val="32"/>
-                <w:rtl/>
-                <w:lang w:bidi="ur-PK"/>
-              </w:rPr>
-              <w:t>تاریخ: ـــــــــــــــــــــــــــــــــ</w:t>
+            <w:tcW w:w="10800" w:type="dxa"/>
+            <w:gridSpan w:val="3"/>
+          </w:tcPr>
+          <w:p>
+            <w:pPr>
+              <w:jc w:val="center"/>
+              <w:rPr>
+                <w:sz w:val="36"/>
+                <w:szCs w:val="36"/>
+                <w:u w:val="single"/>
+                <w:lang w:bidi="ur-PK"/>
+              </w:rPr>
+            </w:pPr>
+            <w:r>
+              <w:rPr>
+                <w:rFonts w:hint="cs"/>
+                <w:sz w:val="36"/>
+                <w:szCs w:val="36"/>
+                <w:u w:val="single"/>
+                <w:rtl/>
+                <w:lang w:bidi="ur-PK"/>
+              </w:rPr>
+              <w:t>سندھی جماعت کوپریٹوہاؤسنگ سوسائٹی</w:t>
             </w:r>
           </w:p>
         </w:tc>
@@ -225,52 +86,277 @@
       <w:tr>
         <w:tc>
           <w:tcPr>
-            <w:tcW w:w="4675" w:type="dxa"/>
-          </w:tcPr>
-          <w:p>
-            <w:pPr>
-              <w:rPr>
-                <w:sz w:val="32"/>
-                <w:szCs w:val="32"/>
-                <w:rtl/>
-                <w:lang w:bidi="ur-PK"/>
-              </w:rPr>
-            </w:pPr>
-            <w:r>
-              <w:rPr>
-                <w:rFonts w:hint="cs"/>
-                <w:sz w:val="32"/>
-                <w:szCs w:val="32"/>
-                <w:rtl/>
-                <w:lang w:bidi="ur-PK"/>
-              </w:rPr>
-              <w:t>جماعت: سوم</w:t>
-            </w:r>
-          </w:p>
-        </w:tc>
-        <w:tc>
-          <w:tcPr>
-            <w:tcW w:w="4675" w:type="dxa"/>
-          </w:tcPr>
-          <w:p>
-            <w:pPr>
-              <w:jc w:val="right"/>
-              <w:rPr>
-                <w:sz w:val="32"/>
-                <w:szCs w:val="32"/>
-                <w:rtl/>
-                <w:lang w:bidi="ur-PK"/>
-              </w:rPr>
-            </w:pPr>
-            <w:r>
-              <w:rPr>
-                <w:rFonts w:hint="cs"/>
-                <w:sz w:val="32"/>
-                <w:szCs w:val="32"/>
-                <w:rtl/>
-                <w:lang w:bidi="ur-PK"/>
-              </w:rPr>
-              <w:t>وقت: 3 گھنٹے</w:t>
+            <w:tcW w:w="10800" w:type="dxa"/>
+            <w:gridSpan w:val="3"/>
+          </w:tcPr>
+          <w:p>
+            <w:pPr>
+              <w:jc w:val="center"/>
+              <w:rPr>
+                <w:lang w:bidi="ur-PK"/>
+              </w:rPr>
+            </w:pPr>
+            <w:r>
+              <w:rPr>
+                <w:rFonts w:hint="cs"/>
+                <w:sz w:val="36"/>
+                <w:szCs w:val="36"/>
+                <w:u w:val="single"/>
+                <w:rtl/>
+                <w:lang w:bidi="ur-PK"/>
+              </w:rPr>
+              <w:t>سالانہ امتحانات 24-25</w:t>
+            </w:r>
+          </w:p>
+        </w:tc>
+      </w:tr>
+      <w:tr>
+        <w:tc>
+          <w:tcPr>
+            <w:tcW w:w="2970" w:type="dxa"/>
+          </w:tcPr>
+          <w:p>
+            <w:pPr>
+              <w:jc w:val="right"/>
+              <w:rPr>
+                <w:sz w:val="28"/>
+                <w:szCs w:val="28"/>
+                <w:lang w:bidi="ur-PK"/>
+              </w:rPr>
+            </w:pPr>
+            <w:r>
+              <w:rPr>
+                <w:rFonts w:hint="cs"/>
+                <w:sz w:val="28"/>
+                <w:szCs w:val="28"/>
+                <w:rtl/>
+                <w:lang w:bidi="ur-PK"/>
+              </w:rPr>
+              <w:t>کل نمبر: 75</w:t>
+            </w:r>
+          </w:p>
+        </w:tc>
+        <w:tc>
+          <w:tcPr>
+            <w:tcW w:w="3915" w:type="dxa"/>
+          </w:tcPr>
+          <w:p>
+            <w:pPr>
+              <w:jc w:val="right"/>
+              <w:rPr>
+                <w:sz w:val="28"/>
+                <w:szCs w:val="28"/>
+                <w:lang w:bidi="ur-PK"/>
+              </w:rPr>
+            </w:pPr>
+            <w:r>
+              <w:rPr>
+                <w:rFonts w:hint="cs"/>
+                <w:sz w:val="28"/>
+                <w:szCs w:val="28"/>
+                <w:rtl/>
+                <w:lang w:bidi="ur-PK"/>
+              </w:rPr>
+              <w:t xml:space="preserve">جماعت: </w:t>
+            </w:r>
+            <w:r>
+              <w:rPr>
+                <w:rFonts w:hint="cs"/>
+                <w:sz w:val="28"/>
+                <w:szCs w:val="28"/>
+                <w:rtl/>
+                <w:lang w:bidi="ur-PK"/>
+              </w:rPr>
+              <w:t>سو</w:t>
+            </w:r>
+            <w:r>
+              <w:rPr>
+                <w:rFonts w:hint="cs"/>
+                <w:sz w:val="28"/>
+                <w:szCs w:val="28"/>
+                <w:rtl/>
+                <w:lang w:bidi="ur-PK"/>
+              </w:rPr>
+              <w:t>ئم</w:t>
+            </w:r>
+          </w:p>
+        </w:tc>
+        <w:tc>
+          <w:tcPr>
+            <w:tcW w:w="3915" w:type="dxa"/>
+          </w:tcPr>
+          <w:p>
+            <w:pPr>
+              <w:jc w:val="right"/>
+              <w:rPr>
+                <w:sz w:val="28"/>
+                <w:szCs w:val="28"/>
+                <w:lang w:bidi="ur-PK"/>
+              </w:rPr>
+            </w:pPr>
+            <w:r>
+              <w:rPr>
+                <w:rFonts w:hint="cs"/>
+                <w:sz w:val="28"/>
+                <w:szCs w:val="28"/>
+                <w:rtl/>
+                <w:lang w:bidi="ur-PK"/>
+              </w:rPr>
+              <w:t>نام: ـــــــــــــــــــــــــــــــــ</w:t>
+            </w:r>
+          </w:p>
+        </w:tc>
+      </w:tr>
+      <w:tr>
+        <w:tc>
+          <w:tcPr>
+            <w:tcW w:w="2970" w:type="dxa"/>
+          </w:tcPr>
+          <w:p>
+            <w:pPr>
+              <w:jc w:val="right"/>
+              <w:rPr>
+                <w:sz w:val="28"/>
+                <w:szCs w:val="28"/>
+                <w:lang w:bidi="ur-PK"/>
+              </w:rPr>
+            </w:pPr>
+            <w:r>
+              <w:rPr>
+                <w:rFonts w:hint="cs"/>
+                <w:sz w:val="28"/>
+                <w:szCs w:val="28"/>
+                <w:rtl/>
+                <w:lang w:bidi="ur-PK"/>
+              </w:rPr>
+              <w:t>پرچہ:ا</w:t>
+            </w:r>
+            <w:r>
+              <w:rPr>
+                <w:rFonts w:hint="cs"/>
+                <w:sz w:val="28"/>
+                <w:szCs w:val="28"/>
+                <w:rtl/>
+                <w:lang w:bidi="ur-PK"/>
+              </w:rPr>
+              <w:t>ردو</w:t>
+            </w:r>
+          </w:p>
+        </w:tc>
+        <w:tc>
+          <w:tcPr>
+            <w:tcW w:w="3915" w:type="dxa"/>
+          </w:tcPr>
+          <w:p>
+            <w:pPr>
+              <w:jc w:val="right"/>
+              <w:rPr>
+                <w:sz w:val="28"/>
+                <w:szCs w:val="28"/>
+                <w:lang w:bidi="ur-PK"/>
+              </w:rPr>
+            </w:pPr>
+          </w:p>
+        </w:tc>
+        <w:tc>
+          <w:tcPr>
+            <w:tcW w:w="3915" w:type="dxa"/>
+          </w:tcPr>
+          <w:p>
+            <w:pPr>
+              <w:jc w:val="right"/>
+              <w:rPr>
+                <w:sz w:val="28"/>
+                <w:szCs w:val="28"/>
+                <w:lang w:bidi="ur-PK"/>
+              </w:rPr>
+            </w:pPr>
+            <w:r>
+              <w:rPr>
+                <w:rFonts w:hint="cs"/>
+                <w:sz w:val="28"/>
+                <w:szCs w:val="28"/>
+                <w:rtl/>
+                <w:lang w:bidi="ur-PK"/>
+              </w:rPr>
+              <w:t>تاریخ: ـــــــــــــــــــــــــــــــــ</w:t>
+            </w:r>
+          </w:p>
+        </w:tc>
+      </w:tr>
+      <w:tr>
+        <w:tc>
+          <w:tcPr>
+            <w:tcW w:w="2970" w:type="dxa"/>
+          </w:tcPr>
+          <w:p>
+            <w:pPr>
+              <w:jc w:val="right"/>
+              <w:rPr>
+                <w:sz w:val="28"/>
+                <w:szCs w:val="28"/>
+                <w:lang w:bidi="ur-PK"/>
+              </w:rPr>
+            </w:pPr>
+            <w:r>
+              <w:rPr>
+                <w:rFonts w:hint="cs"/>
+                <w:sz w:val="28"/>
+                <w:szCs w:val="28"/>
+                <w:rtl/>
+                <w:lang w:bidi="ur-PK"/>
+              </w:rPr>
+              <w:t>حاصل کردہ نمبر:</w:t>
+            </w:r>
+          </w:p>
+        </w:tc>
+        <w:tc>
+          <w:tcPr>
+            <w:tcW w:w="3915" w:type="dxa"/>
+          </w:tcPr>
+          <w:p>
+            <w:pPr>
+              <w:jc w:val="right"/>
+              <w:rPr>
+                <w:sz w:val="28"/>
+                <w:szCs w:val="28"/>
+                <w:rtl/>
+                <w:lang w:bidi="ur-PK"/>
+              </w:rPr>
+            </w:pPr>
+            <w:r>
+              <w:rPr>
+                <w:rFonts w:hint="cs"/>
+                <w:sz w:val="28"/>
+                <w:szCs w:val="28"/>
+                <w:rtl/>
+                <w:lang w:bidi="ur-PK"/>
+              </w:rPr>
+              <w:t>دستخط:</w:t>
+            </w:r>
+          </w:p>
+        </w:tc>
+        <w:tc>
+          <w:tcPr>
+            <w:tcW w:w="3915" w:type="dxa"/>
+          </w:tcPr>
+          <w:p>
+            <w:pPr>
+              <w:jc w:val="right"/>
+              <w:rPr>
+                <w:sz w:val="28"/>
+                <w:szCs w:val="28"/>
+                <w:rtl/>
+                <w:lang w:bidi="ur-PK"/>
+              </w:rPr>
+            </w:pPr>
+            <w:r>
+              <w:rPr>
+                <w:sz w:val="28"/>
+                <w:szCs w:val="28"/>
+                <w:lang w:bidi="ur-PK"/>
+              </w:rPr>
+              <w:t>GR No: __________________</w:t>
             </w:r>
           </w:p>
         </w:tc>
@@ -382,36 +468,26 @@
             <w:pPr>
               <w:jc w:val="right"/>
               <w:rPr>
-                <w:sz w:val="24"/>
-                <w:szCs w:val="24"/>
-                <w:lang w:bidi="ur-PK"/>
-              </w:rPr>
-            </w:pPr>
-            <w:r>
-              <w:rPr>
-                <w:rFonts w:hint="cs"/>
-                <w:sz w:val="24"/>
-                <w:szCs w:val="24"/>
-                <w:rtl/>
-                <w:lang w:bidi="ur-PK"/>
-              </w:rPr>
-              <w:t>1)</w:t>
-            </w:r>
-            <w:r>
-              <w:rPr>
-                <w:rFonts w:hint="cs"/>
-                <w:sz w:val="24"/>
-                <w:szCs w:val="24"/>
-                <w:rtl/>
-                <w:lang w:bidi="ur-PK"/>
-              </w:rPr>
-              <w:t xml:space="preserve"> </w:t>
-            </w:r>
-            <w:r>
-              <w:rPr>
-                <w:rFonts w:hint="cs"/>
-                <w:sz w:val="24"/>
-                <w:szCs w:val="24"/>
+                <w:sz w:val="28"/>
+                <w:szCs w:val="28"/>
+                <w:lang w:bidi="ur-PK"/>
+              </w:rPr>
+            </w:pPr>
+            <w:r>
+              <w:rPr>
+                <w:rFonts w:hint="cs"/>
+                <w:sz w:val="28"/>
+                <w:szCs w:val="28"/>
+                <w:rtl/>
+                <w:lang w:bidi="ur-PK"/>
+              </w:rPr>
+              <w:t xml:space="preserve">1) </w:t>
+            </w:r>
+            <w:r>
+              <w:rPr>
+                <w:rFonts w:hint="cs"/>
+                <w:sz w:val="28"/>
+                <w:szCs w:val="28"/>
                 <w:rtl/>
                 <w:lang w:bidi="ur-PK"/>
               </w:rPr>
@@ -429,12 +505,16 @@
             <w:pPr>
               <w:jc w:val="right"/>
               <w:rPr>
-                <w:lang w:bidi="ur-PK"/>
-              </w:rPr>
-            </w:pPr>
-            <w:r>
-              <w:rPr>
-                <w:rFonts w:hint="cs"/>
+                <w:sz w:val="28"/>
+                <w:szCs w:val="28"/>
+                <w:lang w:bidi="ur-PK"/>
+              </w:rPr>
+            </w:pPr>
+            <w:r>
+              <w:rPr>
+                <w:rFonts w:hint="cs"/>
+                <w:sz w:val="28"/>
+                <w:szCs w:val="28"/>
                 <w:rtl/>
                 <w:lang w:bidi="ur-PK"/>
               </w:rPr>
@@ -450,12 +530,16 @@
             <w:pPr>
               <w:jc w:val="right"/>
               <w:rPr>
-                <w:lang w:bidi="ur-PK"/>
-              </w:rPr>
-            </w:pPr>
-            <w:r>
-              <w:rPr>
-                <w:rFonts w:hint="cs"/>
+                <w:sz w:val="28"/>
+                <w:szCs w:val="28"/>
+                <w:lang w:bidi="ur-PK"/>
+              </w:rPr>
+            </w:pPr>
+            <w:r>
+              <w:rPr>
+                <w:rFonts w:hint="cs"/>
+                <w:sz w:val="28"/>
+                <w:szCs w:val="28"/>
                 <w:rtl/>
                 <w:lang w:bidi="ur-PK"/>
               </w:rPr>
@@ -471,13 +555,17 @@
             <w:pPr>
               <w:jc w:val="right"/>
               <w:rPr>
-                <w:rtl/>
-                <w:lang w:bidi="ur-PK"/>
-              </w:rPr>
-            </w:pPr>
-            <w:r>
-              <w:rPr>
-                <w:rFonts w:hint="cs"/>
+                <w:sz w:val="28"/>
+                <w:szCs w:val="28"/>
+                <w:rtl/>
+                <w:lang w:bidi="ur-PK"/>
+              </w:rPr>
+            </w:pPr>
+            <w:r>
+              <w:rPr>
+                <w:rFonts w:hint="cs"/>
+                <w:sz w:val="28"/>
+                <w:szCs w:val="28"/>
                 <w:rtl/>
                 <w:lang w:bidi="ur-PK"/>
               </w:rPr>
@@ -495,6 +583,8 @@
             <w:pPr>
               <w:jc w:val="right"/>
               <w:rPr>
+                <w:sz w:val="28"/>
+                <w:szCs w:val="28"/>
                 <w:lang w:bidi="ur-PK"/>
               </w:rPr>
             </w:pPr>
@@ -508,6 +598,8 @@
             <w:pPr>
               <w:jc w:val="right"/>
               <w:rPr>
+                <w:sz w:val="28"/>
+                <w:szCs w:val="28"/>
                 <w:lang w:bidi="ur-PK"/>
               </w:rPr>
             </w:pPr>
@@ -521,6 +613,8 @@
             <w:pPr>
               <w:jc w:val="right"/>
               <w:rPr>
+                <w:sz w:val="28"/>
+                <w:szCs w:val="28"/>
                 <w:lang w:bidi="ur-PK"/>
               </w:rPr>
             </w:pPr>
@@ -537,12 +631,16 @@
             <w:pPr>
               <w:jc w:val="right"/>
               <w:rPr>
-                <w:lang w:bidi="ur-PK"/>
-              </w:rPr>
-            </w:pPr>
-            <w:r>
-              <w:rPr>
-                <w:rFonts w:hint="cs"/>
+                <w:sz w:val="28"/>
+                <w:szCs w:val="28"/>
+                <w:lang w:bidi="ur-PK"/>
+              </w:rPr>
+            </w:pPr>
+            <w:r>
+              <w:rPr>
+                <w:rFonts w:hint="cs"/>
+                <w:sz w:val="28"/>
+                <w:szCs w:val="28"/>
                 <w:rtl/>
                 <w:lang w:bidi="ur-PK"/>
               </w:rPr>
@@ -560,12 +658,16 @@
             <w:pPr>
               <w:jc w:val="right"/>
               <w:rPr>
-                <w:lang w:bidi="ur-PK"/>
-              </w:rPr>
-            </w:pPr>
-            <w:r>
-              <w:rPr>
-                <w:rFonts w:hint="cs"/>
+                <w:sz w:val="28"/>
+                <w:szCs w:val="28"/>
+                <w:lang w:bidi="ur-PK"/>
+              </w:rPr>
+            </w:pPr>
+            <w:r>
+              <w:rPr>
+                <w:rFonts w:hint="cs"/>
+                <w:sz w:val="28"/>
+                <w:szCs w:val="28"/>
                 <w:rtl/>
                 <w:lang w:bidi="ur-PK"/>
               </w:rPr>
@@ -581,12 +683,16 @@
             <w:pPr>
               <w:jc w:val="right"/>
               <w:rPr>
-                <w:lang w:bidi="ur-PK"/>
-              </w:rPr>
-            </w:pPr>
-            <w:r>
-              <w:rPr>
-                <w:rFonts w:hint="cs"/>
+                <w:sz w:val="28"/>
+                <w:szCs w:val="28"/>
+                <w:lang w:bidi="ur-PK"/>
+              </w:rPr>
+            </w:pPr>
+            <w:r>
+              <w:rPr>
+                <w:rFonts w:hint="cs"/>
+                <w:sz w:val="28"/>
+                <w:szCs w:val="28"/>
                 <w:rtl/>
                 <w:lang w:bidi="ur-PK"/>
               </w:rPr>
@@ -602,12 +708,16 @@
             <w:pPr>
               <w:jc w:val="right"/>
               <w:rPr>
-                <w:lang w:bidi="ur-PK"/>
-              </w:rPr>
-            </w:pPr>
-            <w:r>
-              <w:rPr>
-                <w:rFonts w:hint="cs"/>
+                <w:sz w:val="28"/>
+                <w:szCs w:val="28"/>
+                <w:lang w:bidi="ur-PK"/>
+              </w:rPr>
+            </w:pPr>
+            <w:r>
+              <w:rPr>
+                <w:rFonts w:hint="cs"/>
+                <w:sz w:val="28"/>
+                <w:szCs w:val="28"/>
                 <w:rtl/>
                 <w:lang w:bidi="ur-PK"/>
               </w:rPr>
@@ -625,6 +735,8 @@
             <w:pPr>
               <w:jc w:val="right"/>
               <w:rPr>
+                <w:sz w:val="28"/>
+                <w:szCs w:val="28"/>
                 <w:lang w:bidi="ur-PK"/>
               </w:rPr>
             </w:pPr>
@@ -638,6 +750,8 @@
             <w:pPr>
               <w:jc w:val="right"/>
               <w:rPr>
+                <w:sz w:val="28"/>
+                <w:szCs w:val="28"/>
                 <w:lang w:bidi="ur-PK"/>
               </w:rPr>
             </w:pPr>
@@ -651,6 +765,8 @@
             <w:pPr>
               <w:jc w:val="right"/>
               <w:rPr>
+                <w:sz w:val="28"/>
+                <w:szCs w:val="28"/>
                 <w:lang w:bidi="ur-PK"/>
               </w:rPr>
             </w:pPr>
@@ -667,12 +783,16 @@
             <w:pPr>
               <w:jc w:val="right"/>
               <w:rPr>
-                <w:lang w:bidi="ur-PK"/>
-              </w:rPr>
-            </w:pPr>
-            <w:r>
-              <w:rPr>
-                <w:rFonts w:hint="cs"/>
+                <w:sz w:val="28"/>
+                <w:szCs w:val="28"/>
+                <w:lang w:bidi="ur-PK"/>
+              </w:rPr>
+            </w:pPr>
+            <w:r>
+              <w:rPr>
+                <w:rFonts w:hint="cs"/>
+                <w:sz w:val="28"/>
+                <w:szCs w:val="28"/>
                 <w:rtl/>
                 <w:lang w:bidi="ur-PK"/>
               </w:rPr>
@@ -690,12 +810,16 @@
             <w:pPr>
               <w:jc w:val="right"/>
               <w:rPr>
-                <w:lang w:bidi="ur-PK"/>
-              </w:rPr>
-            </w:pPr>
-            <w:r>
-              <w:rPr>
-                <w:rFonts w:hint="cs"/>
+                <w:sz w:val="28"/>
+                <w:szCs w:val="28"/>
+                <w:lang w:bidi="ur-PK"/>
+              </w:rPr>
+            </w:pPr>
+            <w:r>
+              <w:rPr>
+                <w:rFonts w:hint="cs"/>
+                <w:sz w:val="28"/>
+                <w:szCs w:val="28"/>
                 <w:rtl/>
                 <w:lang w:bidi="ur-PK"/>
               </w:rPr>
@@ -711,12 +835,16 @@
             <w:pPr>
               <w:jc w:val="right"/>
               <w:rPr>
-                <w:lang w:bidi="ur-PK"/>
-              </w:rPr>
-            </w:pPr>
-            <w:r>
-              <w:rPr>
-                <w:rFonts w:hint="cs"/>
+                <w:sz w:val="28"/>
+                <w:szCs w:val="28"/>
+                <w:lang w:bidi="ur-PK"/>
+              </w:rPr>
+            </w:pPr>
+            <w:r>
+              <w:rPr>
+                <w:rFonts w:hint="cs"/>
+                <w:sz w:val="28"/>
+                <w:szCs w:val="28"/>
                 <w:rtl/>
                 <w:lang w:bidi="ur-PK"/>
               </w:rPr>
@@ -732,12 +860,16 @@
             <w:pPr>
               <w:jc w:val="right"/>
               <w:rPr>
-                <w:lang w:bidi="ur-PK"/>
-              </w:rPr>
-            </w:pPr>
-            <w:r>
-              <w:rPr>
-                <w:rFonts w:hint="cs"/>
+                <w:sz w:val="28"/>
+                <w:szCs w:val="28"/>
+                <w:lang w:bidi="ur-PK"/>
+              </w:rPr>
+            </w:pPr>
+            <w:r>
+              <w:rPr>
+                <w:rFonts w:hint="cs"/>
+                <w:sz w:val="28"/>
+                <w:szCs w:val="28"/>
                 <w:rtl/>
                 <w:lang w:bidi="ur-PK"/>
               </w:rPr>
@@ -755,6 +887,8 @@
             <w:pPr>
               <w:jc w:val="right"/>
               <w:rPr>
+                <w:sz w:val="28"/>
+                <w:szCs w:val="28"/>
                 <w:lang w:bidi="ur-PK"/>
               </w:rPr>
             </w:pPr>
@@ -768,6 +902,8 @@
             <w:pPr>
               <w:jc w:val="right"/>
               <w:rPr>
+                <w:sz w:val="28"/>
+                <w:szCs w:val="28"/>
                 <w:lang w:bidi="ur-PK"/>
               </w:rPr>
             </w:pPr>
@@ -781,6 +917,8 @@
             <w:pPr>
               <w:jc w:val="right"/>
               <w:rPr>
+                <w:sz w:val="28"/>
+                <w:szCs w:val="28"/>
                 <w:lang w:bidi="ur-PK"/>
               </w:rPr>
             </w:pPr>
@@ -796,6 +934,8 @@
             <w:pPr>
               <w:jc w:val="right"/>
               <w:rPr>
+                <w:sz w:val="28"/>
+                <w:szCs w:val="28"/>
                 <w:lang w:bidi="ur-PK"/>
               </w:rPr>
             </w:pPr>
@@ -809,6 +949,8 @@
             <w:pPr>
               <w:jc w:val="right"/>
               <w:rPr>
+                <w:sz w:val="28"/>
+                <w:szCs w:val="28"/>
                 <w:lang w:bidi="ur-PK"/>
               </w:rPr>
             </w:pPr>
@@ -822,12 +964,16 @@
             <w:pPr>
               <w:jc w:val="right"/>
               <w:rPr>
-                <w:lang w:bidi="ur-PK"/>
-              </w:rPr>
-            </w:pPr>
-            <w:r>
-              <w:rPr>
-                <w:rFonts w:hint="cs"/>
+                <w:sz w:val="28"/>
+                <w:szCs w:val="28"/>
+                <w:lang w:bidi="ur-PK"/>
+              </w:rPr>
+            </w:pPr>
+            <w:r>
+              <w:rPr>
+                <w:rFonts w:hint="cs"/>
+                <w:sz w:val="28"/>
+                <w:szCs w:val="28"/>
                 <w:rtl/>
                 <w:lang w:bidi="ur-PK"/>
               </w:rPr>
@@ -845,12 +991,16 @@
             <w:pPr>
               <w:jc w:val="right"/>
               <w:rPr>
-                <w:lang w:bidi="ur-PK"/>
-              </w:rPr>
-            </w:pPr>
-            <w:r>
-              <w:rPr>
-                <w:rFonts w:hint="cs"/>
+                <w:sz w:val="28"/>
+                <w:szCs w:val="28"/>
+                <w:lang w:bidi="ur-PK"/>
+              </w:rPr>
+            </w:pPr>
+            <w:r>
+              <w:rPr>
+                <w:rFonts w:hint="cs"/>
+                <w:sz w:val="28"/>
+                <w:szCs w:val="28"/>
                 <w:rtl/>
                 <w:lang w:bidi="ur-PK"/>
               </w:rPr>
@@ -866,12 +1016,16 @@
             <w:pPr>
               <w:jc w:val="right"/>
               <w:rPr>
-                <w:lang w:bidi="ur-PK"/>
-              </w:rPr>
-            </w:pPr>
-            <w:r>
-              <w:rPr>
-                <w:rFonts w:hint="cs"/>
+                <w:sz w:val="28"/>
+                <w:szCs w:val="28"/>
+                <w:lang w:bidi="ur-PK"/>
+              </w:rPr>
+            </w:pPr>
+            <w:r>
+              <w:rPr>
+                <w:rFonts w:hint="cs"/>
+                <w:sz w:val="28"/>
+                <w:szCs w:val="28"/>
                 <w:rtl/>
                 <w:lang w:bidi="ur-PK"/>
               </w:rPr>
@@ -887,12 +1041,16 @@
             <w:pPr>
               <w:jc w:val="right"/>
               <w:rPr>
-                <w:lang w:bidi="ur-PK"/>
-              </w:rPr>
-            </w:pPr>
-            <w:r>
-              <w:rPr>
-                <w:rFonts w:hint="cs"/>
+                <w:sz w:val="28"/>
+                <w:szCs w:val="28"/>
+                <w:lang w:bidi="ur-PK"/>
+              </w:rPr>
+            </w:pPr>
+            <w:r>
+              <w:rPr>
+                <w:rFonts w:hint="cs"/>
+                <w:sz w:val="28"/>
+                <w:szCs w:val="28"/>
                 <w:rtl/>
                 <w:lang w:bidi="ur-PK"/>
               </w:rPr>
@@ -910,6 +1068,8 @@
             <w:pPr>
               <w:jc w:val="right"/>
               <w:rPr>
+                <w:sz w:val="28"/>
+                <w:szCs w:val="28"/>
                 <w:lang w:bidi="ur-PK"/>
               </w:rPr>
             </w:pPr>
@@ -923,6 +1083,8 @@
             <w:pPr>
               <w:jc w:val="right"/>
               <w:rPr>
+                <w:sz w:val="28"/>
+                <w:szCs w:val="28"/>
                 <w:lang w:bidi="ur-PK"/>
               </w:rPr>
             </w:pPr>
@@ -936,6 +1098,8 @@
             <w:pPr>
               <w:jc w:val="right"/>
               <w:rPr>
+                <w:sz w:val="28"/>
+                <w:szCs w:val="28"/>
                 <w:lang w:bidi="ur-PK"/>
               </w:rPr>
             </w:pPr>
@@ -952,12 +1116,16 @@
             <w:pPr>
               <w:jc w:val="right"/>
               <w:rPr>
-                <w:lang w:bidi="ur-PK"/>
-              </w:rPr>
-            </w:pPr>
-            <w:r>
-              <w:rPr>
-                <w:rFonts w:hint="cs"/>
+                <w:sz w:val="28"/>
+                <w:szCs w:val="28"/>
+                <w:lang w:bidi="ur-PK"/>
+              </w:rPr>
+            </w:pPr>
+            <w:r>
+              <w:rPr>
+                <w:rFonts w:hint="cs"/>
+                <w:sz w:val="28"/>
+                <w:szCs w:val="28"/>
                 <w:rtl/>
                 <w:lang w:bidi="ur-PK"/>
               </w:rPr>
@@ -966,6 +1134,8 @@
             <w:r>
               <w:rPr>
                 <w:rFonts w:hint="cs"/>
+                <w:sz w:val="28"/>
+                <w:szCs w:val="28"/>
                 <w:rtl/>
                 <w:lang w:bidi="ur-PK"/>
               </w:rPr>
@@ -983,12 +1153,16 @@
             <w:pPr>
               <w:jc w:val="right"/>
               <w:rPr>
-                <w:lang w:bidi="ur-PK"/>
-              </w:rPr>
-            </w:pPr>
-            <w:r>
-              <w:rPr>
-                <w:rFonts w:hint="cs"/>
+                <w:sz w:val="28"/>
+                <w:szCs w:val="28"/>
+                <w:lang w:bidi="ur-PK"/>
+              </w:rPr>
+            </w:pPr>
+            <w:r>
+              <w:rPr>
+                <w:rFonts w:hint="cs"/>
+                <w:sz w:val="28"/>
+                <w:szCs w:val="28"/>
                 <w:rtl/>
                 <w:lang w:bidi="ur-PK"/>
               </w:rPr>
@@ -1004,12 +1178,16 @@
             <w:pPr>
               <w:jc w:val="right"/>
               <w:rPr>
-                <w:lang w:bidi="ur-PK"/>
-              </w:rPr>
-            </w:pPr>
-            <w:r>
-              <w:rPr>
-                <w:rFonts w:hint="cs"/>
+                <w:sz w:val="28"/>
+                <w:szCs w:val="28"/>
+                <w:lang w:bidi="ur-PK"/>
+              </w:rPr>
+            </w:pPr>
+            <w:r>
+              <w:rPr>
+                <w:rFonts w:hint="cs"/>
+                <w:sz w:val="28"/>
+                <w:szCs w:val="28"/>
                 <w:rtl/>
                 <w:lang w:bidi="ur-PK"/>
               </w:rPr>
@@ -1025,12 +1203,16 @@
             <w:pPr>
               <w:jc w:val="right"/>
               <w:rPr>
-                <w:lang w:bidi="ur-PK"/>
-              </w:rPr>
-            </w:pPr>
-            <w:r>
-              <w:rPr>
-                <w:rFonts w:hint="cs"/>
+                <w:sz w:val="28"/>
+                <w:szCs w:val="28"/>
+                <w:lang w:bidi="ur-PK"/>
+              </w:rPr>
+            </w:pPr>
+            <w:r>
+              <w:rPr>
+                <w:rFonts w:hint="cs"/>
+                <w:sz w:val="28"/>
+                <w:szCs w:val="28"/>
                 <w:rtl/>
                 <w:lang w:bidi="ur-PK"/>
               </w:rPr>
@@ -1048,6 +1230,8 @@
             <w:pPr>
               <w:jc w:val="right"/>
               <w:rPr>
+                <w:sz w:val="28"/>
+                <w:szCs w:val="28"/>
                 <w:lang w:bidi="ur-PK"/>
               </w:rPr>
             </w:pPr>
@@ -1061,6 +1245,8 @@
             <w:pPr>
               <w:jc w:val="right"/>
               <w:rPr>
+                <w:sz w:val="28"/>
+                <w:szCs w:val="28"/>
                 <w:lang w:bidi="ur-PK"/>
               </w:rPr>
             </w:pPr>
@@ -1074,6 +1260,8 @@
             <w:pPr>
               <w:jc w:val="right"/>
               <w:rPr>
+                <w:sz w:val="28"/>
+                <w:szCs w:val="28"/>
                 <w:lang w:bidi="ur-PK"/>
               </w:rPr>
             </w:pPr>
@@ -1090,12 +1278,16 @@
             <w:pPr>
               <w:jc w:val="right"/>
               <w:rPr>
-                <w:lang w:bidi="ur-PK"/>
-              </w:rPr>
-            </w:pPr>
-            <w:r>
-              <w:rPr>
-                <w:rFonts w:hint="cs"/>
+                <w:sz w:val="28"/>
+                <w:szCs w:val="28"/>
+                <w:lang w:bidi="ur-PK"/>
+              </w:rPr>
+            </w:pPr>
+            <w:r>
+              <w:rPr>
+                <w:rFonts w:hint="cs"/>
+                <w:sz w:val="28"/>
+                <w:szCs w:val="28"/>
                 <w:rtl/>
                 <w:lang w:bidi="ur-PK"/>
               </w:rPr>
@@ -1104,6 +1296,8 @@
             <w:r>
               <w:rPr>
                 <w:rFonts w:hint="cs"/>
+                <w:sz w:val="28"/>
+                <w:szCs w:val="28"/>
                 <w:rtl/>
                 <w:lang w:bidi="ur-PK"/>
               </w:rPr>
@@ -1121,12 +1315,16 @@
             <w:pPr>
               <w:jc w:val="right"/>
               <w:rPr>
-                <w:lang w:bidi="ur-PK"/>
-              </w:rPr>
-            </w:pPr>
-            <w:r>
-              <w:rPr>
-                <w:rFonts w:hint="cs"/>
+                <w:sz w:val="28"/>
+                <w:szCs w:val="28"/>
+                <w:lang w:bidi="ur-PK"/>
+              </w:rPr>
+            </w:pPr>
+            <w:r>
+              <w:rPr>
+                <w:rFonts w:hint="cs"/>
+                <w:sz w:val="28"/>
+                <w:szCs w:val="28"/>
                 <w:rtl/>
                 <w:lang w:bidi="ur-PK"/>
               </w:rPr>
@@ -1142,12 +1340,16 @@
             <w:pPr>
               <w:jc w:val="right"/>
               <w:rPr>
-                <w:lang w:bidi="ur-PK"/>
-              </w:rPr>
-            </w:pPr>
-            <w:r>
-              <w:rPr>
-                <w:rFonts w:hint="cs"/>
+                <w:sz w:val="28"/>
+                <w:szCs w:val="28"/>
+                <w:lang w:bidi="ur-PK"/>
+              </w:rPr>
+            </w:pPr>
+            <w:r>
+              <w:rPr>
+                <w:rFonts w:hint="cs"/>
+                <w:sz w:val="28"/>
+                <w:szCs w:val="28"/>
                 <w:rtl/>
                 <w:lang w:bidi="ur-PK"/>
               </w:rPr>
@@ -1163,12 +1365,16 @@
             <w:pPr>
               <w:jc w:val="right"/>
               <w:rPr>
-                <w:lang w:bidi="ur-PK"/>
-              </w:rPr>
-            </w:pPr>
-            <w:r>
-              <w:rPr>
-                <w:rFonts w:hint="cs"/>
+                <w:sz w:val="28"/>
+                <w:szCs w:val="28"/>
+                <w:lang w:bidi="ur-PK"/>
+              </w:rPr>
+            </w:pPr>
+            <w:r>
+              <w:rPr>
+                <w:rFonts w:hint="cs"/>
+                <w:sz w:val="28"/>
+                <w:szCs w:val="28"/>
                 <w:rtl/>
                 <w:lang w:bidi="ur-PK"/>
               </w:rPr>
@@ -1186,6 +1392,8 @@
             <w:pPr>
               <w:jc w:val="right"/>
               <w:rPr>
+                <w:sz w:val="28"/>
+                <w:szCs w:val="28"/>
                 <w:lang w:bidi="ur-PK"/>
               </w:rPr>
             </w:pPr>
@@ -1199,6 +1407,8 @@
             <w:pPr>
               <w:jc w:val="right"/>
               <w:rPr>
+                <w:sz w:val="28"/>
+                <w:szCs w:val="28"/>
                 <w:lang w:bidi="ur-PK"/>
               </w:rPr>
             </w:pPr>
@@ -1212,6 +1422,8 @@
             <w:pPr>
               <w:jc w:val="right"/>
               <w:rPr>
+                <w:sz w:val="28"/>
+                <w:szCs w:val="28"/>
                 <w:lang w:bidi="ur-PK"/>
               </w:rPr>
             </w:pPr>
@@ -1228,12 +1440,16 @@
             <w:pPr>
               <w:jc w:val="right"/>
               <w:rPr>
-                <w:lang w:bidi="ur-PK"/>
-              </w:rPr>
-            </w:pPr>
-            <w:r>
-              <w:rPr>
-                <w:rFonts w:hint="cs"/>
+                <w:sz w:val="28"/>
+                <w:szCs w:val="28"/>
+                <w:lang w:bidi="ur-PK"/>
+              </w:rPr>
+            </w:pPr>
+            <w:r>
+              <w:rPr>
+                <w:rFonts w:hint="cs"/>
+                <w:sz w:val="28"/>
+                <w:szCs w:val="28"/>
                 <w:rtl/>
                 <w:lang w:bidi="ur-PK"/>
               </w:rPr>
@@ -1251,12 +1467,16 @@
             <w:pPr>
               <w:jc w:val="right"/>
               <w:rPr>
-                <w:lang w:bidi="ur-PK"/>
-              </w:rPr>
-            </w:pPr>
-            <w:r>
-              <w:rPr>
-                <w:rFonts w:hint="cs"/>
+                <w:sz w:val="28"/>
+                <w:szCs w:val="28"/>
+                <w:lang w:bidi="ur-PK"/>
+              </w:rPr>
+            </w:pPr>
+            <w:r>
+              <w:rPr>
+                <w:rFonts w:hint="cs"/>
+                <w:sz w:val="28"/>
+                <w:szCs w:val="28"/>
                 <w:rtl/>
                 <w:lang w:bidi="ur-PK"/>
               </w:rPr>
@@ -1272,12 +1492,16 @@
             <w:pPr>
               <w:jc w:val="right"/>
               <w:rPr>
-                <w:lang w:bidi="ur-PK"/>
-              </w:rPr>
-            </w:pPr>
-            <w:r>
-              <w:rPr>
-                <w:rFonts w:hint="cs"/>
+                <w:sz w:val="28"/>
+                <w:szCs w:val="28"/>
+                <w:lang w:bidi="ur-PK"/>
+              </w:rPr>
+            </w:pPr>
+            <w:r>
+              <w:rPr>
+                <w:rFonts w:hint="cs"/>
+                <w:sz w:val="28"/>
+                <w:szCs w:val="28"/>
                 <w:rtl/>
                 <w:lang w:bidi="ur-PK"/>
               </w:rPr>
@@ -1293,12 +1517,16 @@
             <w:pPr>
               <w:jc w:val="right"/>
               <w:rPr>
-                <w:lang w:bidi="ur-PK"/>
-              </w:rPr>
-            </w:pPr>
-            <w:r>
-              <w:rPr>
-                <w:rFonts w:hint="cs"/>
+                <w:sz w:val="28"/>
+                <w:szCs w:val="28"/>
+                <w:lang w:bidi="ur-PK"/>
+              </w:rPr>
+            </w:pPr>
+            <w:r>
+              <w:rPr>
+                <w:rFonts w:hint="cs"/>
+                <w:sz w:val="28"/>
+                <w:szCs w:val="28"/>
                 <w:rtl/>
                 <w:lang w:bidi="ur-PK"/>
               </w:rPr>
@@ -1316,6 +1544,8 @@
             <w:pPr>
               <w:jc w:val="right"/>
               <w:rPr>
+                <w:sz w:val="28"/>
+                <w:szCs w:val="28"/>
                 <w:lang w:bidi="ur-PK"/>
               </w:rPr>
             </w:pPr>
@@ -1329,6 +1559,8 @@
             <w:pPr>
               <w:jc w:val="right"/>
               <w:rPr>
+                <w:sz w:val="28"/>
+                <w:szCs w:val="28"/>
                 <w:lang w:bidi="ur-PK"/>
               </w:rPr>
             </w:pPr>
@@ -1342,6 +1574,8 @@
             <w:pPr>
               <w:jc w:val="right"/>
               <w:rPr>
+                <w:sz w:val="28"/>
+                <w:szCs w:val="28"/>
                 <w:lang w:bidi="ur-PK"/>
               </w:rPr>
             </w:pPr>
@@ -1358,12 +1592,16 @@
             <w:pPr>
               <w:jc w:val="right"/>
               <w:rPr>
-                <w:lang w:bidi="ur-PK"/>
-              </w:rPr>
-            </w:pPr>
-            <w:r>
-              <w:rPr>
-                <w:rFonts w:hint="cs"/>
+                <w:sz w:val="28"/>
+                <w:szCs w:val="28"/>
+                <w:lang w:bidi="ur-PK"/>
+              </w:rPr>
+            </w:pPr>
+            <w:r>
+              <w:rPr>
+                <w:rFonts w:hint="cs"/>
+                <w:sz w:val="28"/>
+                <w:szCs w:val="28"/>
                 <w:rtl/>
                 <w:lang w:bidi="ur-PK"/>
               </w:rPr>
@@ -1381,12 +1619,16 @@
             <w:pPr>
               <w:jc w:val="right"/>
               <w:rPr>
-                <w:lang w:bidi="ur-PK"/>
-              </w:rPr>
-            </w:pPr>
-            <w:r>
-              <w:rPr>
-                <w:rFonts w:hint="cs"/>
+                <w:sz w:val="28"/>
+                <w:szCs w:val="28"/>
+                <w:lang w:bidi="ur-PK"/>
+              </w:rPr>
+            </w:pPr>
+            <w:r>
+              <w:rPr>
+                <w:rFonts w:hint="cs"/>
+                <w:sz w:val="28"/>
+                <w:szCs w:val="28"/>
                 <w:rtl/>
                 <w:lang w:bidi="ur-PK"/>
               </w:rPr>
@@ -1402,12 +1644,16 @@
             <w:pPr>
               <w:jc w:val="right"/>
               <w:rPr>
-                <w:lang w:bidi="ur-PK"/>
-              </w:rPr>
-            </w:pPr>
-            <w:r>
-              <w:rPr>
-                <w:rFonts w:hint="cs"/>
+                <w:sz w:val="28"/>
+                <w:szCs w:val="28"/>
+                <w:lang w:bidi="ur-PK"/>
+              </w:rPr>
+            </w:pPr>
+            <w:r>
+              <w:rPr>
+                <w:rFonts w:hint="cs"/>
+                <w:sz w:val="28"/>
+                <w:szCs w:val="28"/>
                 <w:rtl/>
                 <w:lang w:bidi="ur-PK"/>
               </w:rPr>
@@ -1423,12 +1669,16 @@
             <w:pPr>
               <w:jc w:val="right"/>
               <w:rPr>
-                <w:lang w:bidi="ur-PK"/>
-              </w:rPr>
-            </w:pPr>
-            <w:r>
-              <w:rPr>
-                <w:rFonts w:hint="cs"/>
+                <w:sz w:val="28"/>
+                <w:szCs w:val="28"/>
+                <w:lang w:bidi="ur-PK"/>
+              </w:rPr>
+            </w:pPr>
+            <w:r>
+              <w:rPr>
+                <w:rFonts w:hint="cs"/>
+                <w:sz w:val="28"/>
+                <w:szCs w:val="28"/>
                 <w:rtl/>
                 <w:lang w:bidi="ur-PK"/>
               </w:rPr>
@@ -1446,6 +1696,8 @@
             <w:pPr>
               <w:jc w:val="right"/>
               <w:rPr>
+                <w:sz w:val="28"/>
+                <w:szCs w:val="28"/>
                 <w:lang w:bidi="ur-PK"/>
               </w:rPr>
             </w:pPr>
@@ -1459,6 +1711,8 @@
             <w:pPr>
               <w:jc w:val="right"/>
               <w:rPr>
+                <w:sz w:val="28"/>
+                <w:szCs w:val="28"/>
                 <w:lang w:bidi="ur-PK"/>
               </w:rPr>
             </w:pPr>
@@ -1472,6 +1726,8 @@
             <w:pPr>
               <w:jc w:val="right"/>
               <w:rPr>
+                <w:sz w:val="28"/>
+                <w:szCs w:val="28"/>
                 <w:lang w:bidi="ur-PK"/>
               </w:rPr>
             </w:pPr>
@@ -1488,15 +1744,20 @@
             <w:pPr>
               <w:jc w:val="right"/>
               <w:rPr>
-                <w:lang w:bidi="ur-PK"/>
-              </w:rPr>
-            </w:pPr>
-            <w:r>
-              <w:rPr>
-                <w:rFonts w:hint="cs"/>
-                <w:rtl/>
-                <w:lang w:bidi="ur-PK"/>
-              </w:rPr>
+                <w:sz w:val="28"/>
+                <w:szCs w:val="28"/>
+                <w:lang w:bidi="ur-PK"/>
+              </w:rPr>
+            </w:pPr>
+            <w:r>
+              <w:rPr>
+                <w:rFonts w:hint="cs"/>
+                <w:sz w:val="28"/>
+                <w:szCs w:val="28"/>
+                <w:rtl/>
+                <w:lang w:bidi="ur-PK"/>
+              </w:rPr>
+              <w:lastRenderedPageBreak/>
               <w:t>9) عقل مند آدمی بازار کیا بیچنے جا رہا تھا؟</w:t>
             </w:r>
           </w:p>
@@ -1511,12 +1772,16 @@
             <w:pPr>
               <w:jc w:val="right"/>
               <w:rPr>
-                <w:lang w:bidi="ur-PK"/>
-              </w:rPr>
-            </w:pPr>
-            <w:r>
-              <w:rPr>
-                <w:rFonts w:hint="cs"/>
+                <w:sz w:val="28"/>
+                <w:szCs w:val="28"/>
+                <w:lang w:bidi="ur-PK"/>
+              </w:rPr>
+            </w:pPr>
+            <w:r>
+              <w:rPr>
+                <w:rFonts w:hint="cs"/>
+                <w:sz w:val="28"/>
+                <w:szCs w:val="28"/>
                 <w:rtl/>
                 <w:lang w:bidi="ur-PK"/>
               </w:rPr>
@@ -1532,12 +1797,16 @@
             <w:pPr>
               <w:jc w:val="right"/>
               <w:rPr>
-                <w:lang w:bidi="ur-PK"/>
-              </w:rPr>
-            </w:pPr>
-            <w:r>
-              <w:rPr>
-                <w:rFonts w:hint="cs"/>
+                <w:sz w:val="28"/>
+                <w:szCs w:val="28"/>
+                <w:lang w:bidi="ur-PK"/>
+              </w:rPr>
+            </w:pPr>
+            <w:r>
+              <w:rPr>
+                <w:rFonts w:hint="cs"/>
+                <w:sz w:val="28"/>
+                <w:szCs w:val="28"/>
                 <w:rtl/>
                 <w:lang w:bidi="ur-PK"/>
               </w:rPr>
@@ -1553,12 +1822,16 @@
             <w:pPr>
               <w:jc w:val="right"/>
               <w:rPr>
-                <w:lang w:bidi="ur-PK"/>
-              </w:rPr>
-            </w:pPr>
-            <w:r>
-              <w:rPr>
-                <w:rFonts w:hint="cs"/>
+                <w:sz w:val="28"/>
+                <w:szCs w:val="28"/>
+                <w:lang w:bidi="ur-PK"/>
+              </w:rPr>
+            </w:pPr>
+            <w:r>
+              <w:rPr>
+                <w:rFonts w:hint="cs"/>
+                <w:sz w:val="28"/>
+                <w:szCs w:val="28"/>
                 <w:rtl/>
                 <w:lang w:bidi="ur-PK"/>
               </w:rPr>
@@ -1576,6 +1849,8 @@
             <w:pPr>
               <w:jc w:val="right"/>
               <w:rPr>
+                <w:sz w:val="28"/>
+                <w:szCs w:val="28"/>
                 <w:lang w:bidi="ur-PK"/>
               </w:rPr>
             </w:pPr>
@@ -1589,6 +1864,8 @@
             <w:pPr>
               <w:jc w:val="right"/>
               <w:rPr>
+                <w:sz w:val="28"/>
+                <w:szCs w:val="28"/>
                 <w:lang w:bidi="ur-PK"/>
               </w:rPr>
             </w:pPr>
@@ -1602,6 +1879,8 @@
             <w:pPr>
               <w:jc w:val="right"/>
               <w:rPr>
+                <w:sz w:val="28"/>
+                <w:szCs w:val="28"/>
                 <w:lang w:bidi="ur-PK"/>
               </w:rPr>
             </w:pPr>
@@ -1618,12 +1897,16 @@
             <w:pPr>
               <w:jc w:val="right"/>
               <w:rPr>
-                <w:lang w:bidi="ur-PK"/>
-              </w:rPr>
-            </w:pPr>
-            <w:r>
-              <w:rPr>
-                <w:rFonts w:hint="cs"/>
+                <w:sz w:val="28"/>
+                <w:szCs w:val="28"/>
+                <w:lang w:bidi="ur-PK"/>
+              </w:rPr>
+            </w:pPr>
+            <w:r>
+              <w:rPr>
+                <w:rFonts w:hint="cs"/>
+                <w:sz w:val="28"/>
+                <w:szCs w:val="28"/>
                 <w:rtl/>
                 <w:lang w:bidi="ur-PK"/>
               </w:rPr>
@@ -1641,12 +1924,16 @@
             <w:pPr>
               <w:jc w:val="right"/>
               <w:rPr>
-                <w:lang w:bidi="ur-PK"/>
-              </w:rPr>
-            </w:pPr>
-            <w:r>
-              <w:rPr>
-                <w:rFonts w:hint="cs"/>
+                <w:sz w:val="28"/>
+                <w:szCs w:val="28"/>
+                <w:lang w:bidi="ur-PK"/>
+              </w:rPr>
+            </w:pPr>
+            <w:r>
+              <w:rPr>
+                <w:rFonts w:hint="cs"/>
+                <w:sz w:val="28"/>
+                <w:szCs w:val="28"/>
                 <w:rtl/>
                 <w:lang w:bidi="ur-PK"/>
               </w:rPr>
@@ -1662,12 +1949,16 @@
             <w:pPr>
               <w:jc w:val="right"/>
               <w:rPr>
-                <w:lang w:bidi="ur-PK"/>
-              </w:rPr>
-            </w:pPr>
-            <w:r>
-              <w:rPr>
-                <w:rFonts w:hint="cs"/>
+                <w:sz w:val="28"/>
+                <w:szCs w:val="28"/>
+                <w:lang w:bidi="ur-PK"/>
+              </w:rPr>
+            </w:pPr>
+            <w:r>
+              <w:rPr>
+                <w:rFonts w:hint="cs"/>
+                <w:sz w:val="28"/>
+                <w:szCs w:val="28"/>
                 <w:rtl/>
                 <w:lang w:bidi="ur-PK"/>
               </w:rPr>
@@ -1683,12 +1974,16 @@
             <w:pPr>
               <w:jc w:val="right"/>
               <w:rPr>
-                <w:lang w:bidi="ur-PK"/>
-              </w:rPr>
-            </w:pPr>
-            <w:r>
-              <w:rPr>
-                <w:rFonts w:hint="cs"/>
+                <w:sz w:val="28"/>
+                <w:szCs w:val="28"/>
+                <w:lang w:bidi="ur-PK"/>
+              </w:rPr>
+            </w:pPr>
+            <w:r>
+              <w:rPr>
+                <w:rFonts w:hint="cs"/>
+                <w:sz w:val="28"/>
+                <w:szCs w:val="28"/>
                 <w:rtl/>
                 <w:lang w:bidi="ur-PK"/>
               </w:rPr>
@@ -1711,6 +2006,14 @@
       <w:tblPr>
         <w:tblStyle w:val="TableGrid"/>
         <w:tblW w:w="0" w:type="auto"/>
+        <w:tblBorders>
+          <w:top w:val="none" w:sz="0" w:space="0" w:color="auto"/>
+          <w:left w:val="none" w:sz="0" w:space="0" w:color="auto"/>
+          <w:bottom w:val="none" w:sz="0" w:space="0" w:color="auto"/>
+          <w:right w:val="none" w:sz="0" w:space="0" w:color="auto"/>
+          <w:insideH w:val="none" w:sz="0" w:space="0" w:color="auto"/>
+          <w:insideV w:val="none" w:sz="0" w:space="0" w:color="auto"/>
+        </w:tblBorders>
         <w:tblLook w:val="04A0" w:firstRow="1" w:lastRow="0" w:firstColumn="1" w:lastColumn="0" w:noHBand="0" w:noVBand="1"/>
       </w:tblPr>
       <w:tblGrid>
@@ -1769,16 +2072,16 @@
             <w:pPr>
               <w:jc w:val="right"/>
               <w:rPr>
-                <w:sz w:val="24"/>
-                <w:szCs w:val="24"/>
-                <w:lang w:bidi="ur-PK"/>
-              </w:rPr>
-            </w:pPr>
-            <w:r>
-              <w:rPr>
-                <w:rFonts w:hint="cs"/>
-                <w:sz w:val="24"/>
-                <w:szCs w:val="24"/>
+                <w:sz w:val="28"/>
+                <w:szCs w:val="28"/>
+                <w:lang w:bidi="ur-PK"/>
+              </w:rPr>
+            </w:pPr>
+            <w:r>
+              <w:rPr>
+                <w:rFonts w:hint="cs"/>
+                <w:sz w:val="28"/>
+                <w:szCs w:val="28"/>
                 <w:rtl/>
                 <w:lang w:bidi="ur-PK"/>
               </w:rPr>
@@ -1787,8 +2090,8 @@
             <w:r>
               <w:rPr>
                 <w:rFonts w:hint="cs"/>
-                <w:sz w:val="24"/>
-                <w:szCs w:val="24"/>
+                <w:sz w:val="28"/>
+                <w:szCs w:val="28"/>
                 <w:rtl/>
                 <w:lang w:bidi="ur-PK"/>
               </w:rPr>
@@ -1797,8 +2100,8 @@
             <w:r>
               <w:rPr>
                 <w:rFonts w:hint="cs"/>
-                <w:sz w:val="24"/>
-                <w:szCs w:val="24"/>
+                <w:sz w:val="28"/>
+                <w:szCs w:val="28"/>
                 <w:rtl/>
                 <w:lang w:bidi="ur-PK"/>
               </w:rPr>
@@ -1816,16 +2119,16 @@
             <w:pPr>
               <w:jc w:val="right"/>
               <w:rPr>
-                <w:sz w:val="24"/>
-                <w:szCs w:val="24"/>
-                <w:lang w:bidi="ur-PK"/>
-              </w:rPr>
-            </w:pPr>
-            <w:r>
-              <w:rPr>
-                <w:rFonts w:hint="cs"/>
-                <w:sz w:val="24"/>
-                <w:szCs w:val="24"/>
+                <w:sz w:val="28"/>
+                <w:szCs w:val="28"/>
+                <w:lang w:bidi="ur-PK"/>
+              </w:rPr>
+            </w:pPr>
+            <w:r>
+              <w:rPr>
+                <w:rFonts w:hint="cs"/>
+                <w:sz w:val="28"/>
+                <w:szCs w:val="28"/>
                 <w:rtl/>
                 <w:lang w:bidi="ur-PK"/>
               </w:rPr>
@@ -1834,8 +2137,8 @@
             <w:r>
               <w:rPr>
                 <w:rFonts w:hint="cs"/>
-                <w:sz w:val="24"/>
-                <w:szCs w:val="24"/>
+                <w:sz w:val="28"/>
+                <w:szCs w:val="28"/>
                 <w:rtl/>
                 <w:lang w:bidi="ur-PK"/>
               </w:rPr>
@@ -1844,8 +2147,8 @@
             <w:r>
               <w:rPr>
                 <w:rFonts w:hint="cs"/>
-                <w:sz w:val="24"/>
-                <w:szCs w:val="24"/>
+                <w:sz w:val="28"/>
+                <w:szCs w:val="28"/>
                 <w:rtl/>
                 <w:lang w:bidi="ur-PK"/>
               </w:rPr>
@@ -1863,16 +2166,16 @@
             <w:pPr>
               <w:jc w:val="right"/>
               <w:rPr>
-                <w:sz w:val="24"/>
-                <w:szCs w:val="24"/>
-                <w:lang w:bidi="ur-PK"/>
-              </w:rPr>
-            </w:pPr>
-            <w:r>
-              <w:rPr>
-                <w:rFonts w:hint="cs"/>
-                <w:sz w:val="24"/>
-                <w:szCs w:val="24"/>
+                <w:sz w:val="28"/>
+                <w:szCs w:val="28"/>
+                <w:lang w:bidi="ur-PK"/>
+              </w:rPr>
+            </w:pPr>
+            <w:r>
+              <w:rPr>
+                <w:rFonts w:hint="cs"/>
+                <w:sz w:val="28"/>
+                <w:szCs w:val="28"/>
                 <w:rtl/>
                 <w:lang w:bidi="ur-PK"/>
               </w:rPr>
@@ -1881,8 +2184,8 @@
             <w:r>
               <w:rPr>
                 <w:rFonts w:hint="cs"/>
-                <w:sz w:val="24"/>
-                <w:szCs w:val="24"/>
+                <w:sz w:val="28"/>
+                <w:szCs w:val="28"/>
                 <w:rtl/>
                 <w:lang w:bidi="ur-PK"/>
               </w:rPr>
@@ -1891,8 +2194,8 @@
             <w:r>
               <w:rPr>
                 <w:rFonts w:hint="cs"/>
-                <w:sz w:val="24"/>
-                <w:szCs w:val="24"/>
+                <w:sz w:val="28"/>
+                <w:szCs w:val="28"/>
                 <w:rtl/>
                 <w:lang w:bidi="ur-PK"/>
               </w:rPr>
@@ -1901,8 +2204,8 @@
             <w:r>
               <w:rPr>
                 <w:rFonts w:hint="cs"/>
-                <w:sz w:val="24"/>
-                <w:szCs w:val="24"/>
+                <w:sz w:val="28"/>
+                <w:szCs w:val="28"/>
                 <w:rtl/>
                 <w:lang w:bidi="ur-PK"/>
               </w:rPr>
@@ -1920,16 +2223,16 @@
             <w:pPr>
               <w:jc w:val="right"/>
               <w:rPr>
-                <w:sz w:val="24"/>
-                <w:szCs w:val="24"/>
-                <w:lang w:bidi="ur-PK"/>
-              </w:rPr>
-            </w:pPr>
-            <w:r>
-              <w:rPr>
-                <w:rFonts w:hint="cs"/>
-                <w:sz w:val="24"/>
-                <w:szCs w:val="24"/>
+                <w:sz w:val="28"/>
+                <w:szCs w:val="28"/>
+                <w:lang w:bidi="ur-PK"/>
+              </w:rPr>
+            </w:pPr>
+            <w:r>
+              <w:rPr>
+                <w:rFonts w:hint="cs"/>
+                <w:sz w:val="28"/>
+                <w:szCs w:val="28"/>
                 <w:rtl/>
                 <w:lang w:bidi="ur-PK"/>
               </w:rPr>
@@ -1947,16 +2250,16 @@
             <w:pPr>
               <w:jc w:val="right"/>
               <w:rPr>
-                <w:sz w:val="24"/>
-                <w:szCs w:val="24"/>
-                <w:lang w:bidi="ur-PK"/>
-              </w:rPr>
-            </w:pPr>
-            <w:r>
-              <w:rPr>
-                <w:rFonts w:hint="cs"/>
-                <w:sz w:val="24"/>
-                <w:szCs w:val="24"/>
+                <w:sz w:val="28"/>
+                <w:szCs w:val="28"/>
+                <w:lang w:bidi="ur-PK"/>
+              </w:rPr>
+            </w:pPr>
+            <w:r>
+              <w:rPr>
+                <w:rFonts w:hint="cs"/>
+                <w:sz w:val="28"/>
+                <w:szCs w:val="28"/>
                 <w:rtl/>
                 <w:lang w:bidi="ur-PK"/>
               </w:rPr>
@@ -1979,15 +2282,26 @@
       <w:tblPr>
         <w:tblStyle w:val="TableGrid"/>
         <w:tblW w:w="0" w:type="auto"/>
+        <w:tblBorders>
+          <w:top w:val="none" w:sz="0" w:space="0" w:color="auto"/>
+          <w:left w:val="none" w:sz="0" w:space="0" w:color="auto"/>
+          <w:bottom w:val="none" w:sz="0" w:space="0" w:color="auto"/>
+          <w:right w:val="none" w:sz="0" w:space="0" w:color="auto"/>
+          <w:insideH w:val="none" w:sz="0" w:space="0" w:color="auto"/>
+          <w:insideV w:val="none" w:sz="0" w:space="0" w:color="auto"/>
+        </w:tblBorders>
+        <w:tblLayout w:type="fixed"/>
         <w:tblLook w:val="04A0" w:firstRow="1" w:lastRow="0" w:firstColumn="1" w:lastColumn="0" w:noHBand="0" w:noVBand="1"/>
       </w:tblPr>
       <w:tblGrid>
-        <w:gridCol w:w="9350"/>
+        <w:gridCol w:w="5040"/>
+        <w:gridCol w:w="4320"/>
       </w:tblGrid>
       <w:tr>
         <w:tc>
           <w:tcPr>
-            <w:tcW w:w="9350" w:type="dxa"/>
+            <w:tcW w:w="9360" w:type="dxa"/>
+            <w:gridSpan w:val="2"/>
           </w:tcPr>
           <w:p>
             <w:pPr>
@@ -2055,7 +2369,7 @@
       <w:tr>
         <w:tc>
           <w:tcPr>
-            <w:tcW w:w="9350" w:type="dxa"/>
+            <w:tcW w:w="5040" w:type="dxa"/>
           </w:tcPr>
           <w:p>
             <w:pPr>
@@ -2063,29 +2377,47 @@
                 <w:tab w:val="left" w:pos="392"/>
                 <w:tab w:val="right" w:pos="9134"/>
               </w:tabs>
-              <w:jc w:val="center"/>
-              <w:rPr>
-                <w:lang w:bidi="ur-PK"/>
-              </w:rPr>
-            </w:pPr>
-            <w:r>
-              <w:rPr>
-                <w:rFonts w:hint="cs"/>
+              <w:jc w:val="right"/>
+              <w:rPr>
+                <w:sz w:val="28"/>
+                <w:szCs w:val="28"/>
+                <w:lang w:bidi="ur-PK"/>
+              </w:rPr>
+            </w:pPr>
+            <w:r>
+              <w:rPr>
+                <w:rFonts w:hint="cs"/>
+                <w:sz w:val="28"/>
+                <w:szCs w:val="28"/>
                 <w:rtl/>
                 <w:lang w:bidi="ur-PK"/>
               </w:rPr>
               <w:t>اس کی ہنسی ہر گز نہ اڑاؤ!</w:t>
             </w:r>
-            <w:r>
-              <w:rPr>
-                <w:rtl/>
-                <w:lang w:bidi="ur-PK"/>
-              </w:rPr>
-              <w:tab/>
-            </w:r>
-            <w:r>
-              <w:rPr>
-                <w:rFonts w:hint="cs"/>
+          </w:p>
+        </w:tc>
+        <w:tc>
+          <w:tcPr>
+            <w:tcW w:w="4320" w:type="dxa"/>
+          </w:tcPr>
+          <w:p>
+            <w:pPr>
+              <w:tabs>
+                <w:tab w:val="left" w:pos="392"/>
+                <w:tab w:val="right" w:pos="9134"/>
+              </w:tabs>
+              <w:jc w:val="right"/>
+              <w:rPr>
+                <w:sz w:val="28"/>
+                <w:szCs w:val="28"/>
+                <w:lang w:bidi="ur-PK"/>
+              </w:rPr>
+            </w:pPr>
+            <w:r>
+              <w:rPr>
+                <w:rFonts w:hint="cs"/>
+                <w:sz w:val="28"/>
+                <w:szCs w:val="28"/>
                 <w:rtl/>
                 <w:lang w:bidi="ur-PK"/>
               </w:rPr>
@@ -2097,35 +2429,53 @@
       <w:tr>
         <w:tc>
           <w:tcPr>
-            <w:tcW w:w="9350" w:type="dxa"/>
+            <w:tcW w:w="5040" w:type="dxa"/>
           </w:tcPr>
           <w:p>
             <w:pPr>
               <w:tabs>
                 <w:tab w:val="right" w:pos="9134"/>
               </w:tabs>
-              <w:rPr>
-                <w:lang w:bidi="ur-PK"/>
-              </w:rPr>
-            </w:pPr>
-            <w:r>
-              <w:rPr>
-                <w:rFonts w:hint="cs"/>
+              <w:jc w:val="right"/>
+              <w:rPr>
+                <w:sz w:val="28"/>
+                <w:szCs w:val="28"/>
+                <w:lang w:bidi="ur-PK"/>
+              </w:rPr>
+            </w:pPr>
+            <w:r>
+              <w:rPr>
+                <w:rFonts w:hint="cs"/>
+                <w:sz w:val="28"/>
+                <w:szCs w:val="28"/>
                 <w:rtl/>
                 <w:lang w:bidi="ur-PK"/>
               </w:rPr>
               <w:t>تم سچے انسان بن جاؤ۔</w:t>
             </w:r>
-            <w:r>
-              <w:rPr>
-                <w:rtl/>
-                <w:lang w:bidi="ur-PK"/>
-              </w:rPr>
-              <w:tab/>
-            </w:r>
-            <w:r>
-              <w:rPr>
-                <w:rFonts w:hint="cs"/>
+          </w:p>
+        </w:tc>
+        <w:tc>
+          <w:tcPr>
+            <w:tcW w:w="4320" w:type="dxa"/>
+          </w:tcPr>
+          <w:p>
+            <w:pPr>
+              <w:tabs>
+                <w:tab w:val="right" w:pos="9134"/>
+              </w:tabs>
+              <w:jc w:val="right"/>
+              <w:rPr>
+                <w:sz w:val="28"/>
+                <w:szCs w:val="28"/>
+                <w:lang w:bidi="ur-PK"/>
+              </w:rPr>
+            </w:pPr>
+            <w:r>
+              <w:rPr>
+                <w:rFonts w:hint="cs"/>
+                <w:sz w:val="28"/>
+                <w:szCs w:val="28"/>
                 <w:rtl/>
                 <w:lang w:bidi="ur-PK"/>
               </w:rPr>
@@ -2137,7 +2487,7 @@
       <w:tr>
         <w:tc>
           <w:tcPr>
-            <w:tcW w:w="9350" w:type="dxa"/>
+            <w:tcW w:w="5040" w:type="dxa"/>
           </w:tcPr>
           <w:p>
             <w:pPr>
@@ -2145,41 +2495,61 @@
                 <w:tab w:val="left" w:pos="957"/>
                 <w:tab w:val="right" w:pos="9134"/>
               </w:tabs>
-              <w:jc w:val="center"/>
-              <w:rPr>
-                <w:lang w:bidi="ur-PK"/>
-              </w:rPr>
-            </w:pPr>
-            <w:r>
-              <w:rPr>
-                <w:rFonts w:hint="cs"/>
-                <w:rtl/>
-                <w:lang w:bidi="ur-PK"/>
-              </w:rPr>
-              <w:t>جھوٹی بات نہ منہ سے کہ</w:t>
-            </w:r>
-            <w:r>
-              <w:rPr>
-                <w:rFonts w:hint="cs"/>
-                <w:rtl/>
-                <w:lang w:bidi="ur-PK"/>
-              </w:rPr>
-              <w:t>نا</w:t>
-            </w:r>
-            <w:r>
-              <w:rPr>
-                <w:rtl/>
-                <w:lang w:bidi="ur-PK"/>
-              </w:rPr>
-              <w:tab/>
-            </w:r>
-            <w:r>
-              <w:rPr>
-                <w:rFonts w:hint="cs"/>
-                <w:rtl/>
-                <w:lang w:bidi="ur-PK"/>
-              </w:rPr>
-              <w:t>3- کام کی ہیں یہ ساری باتیں۔</w:t>
+              <w:jc w:val="right"/>
+              <w:rPr>
+                <w:sz w:val="28"/>
+                <w:szCs w:val="28"/>
+                <w:lang w:bidi="ur-PK"/>
+              </w:rPr>
+            </w:pPr>
+            <w:r>
+              <w:rPr>
+                <w:rFonts w:hint="cs"/>
+                <w:sz w:val="28"/>
+                <w:szCs w:val="28"/>
+                <w:rtl/>
+                <w:lang w:bidi="ur-PK"/>
+              </w:rPr>
+              <w:t>جھوٹی بات نہ منہ سے کہنا۔</w:t>
+            </w:r>
+          </w:p>
+        </w:tc>
+        <w:tc>
+          <w:tcPr>
+            <w:tcW w:w="4320" w:type="dxa"/>
+          </w:tcPr>
+          <w:p>
+            <w:pPr>
+              <w:tabs>
+                <w:tab w:val="left" w:pos="957"/>
+                <w:tab w:val="right" w:pos="9134"/>
+              </w:tabs>
+              <w:jc w:val="right"/>
+              <w:rPr>
+                <w:sz w:val="28"/>
+                <w:szCs w:val="28"/>
+                <w:lang w:bidi="ur-PK"/>
+              </w:rPr>
+            </w:pPr>
+            <w:r>
+              <w:rPr>
+                <w:rFonts w:hint="cs"/>
+                <w:sz w:val="28"/>
+                <w:szCs w:val="28"/>
+                <w:rtl/>
+                <w:lang w:bidi="ur-PK"/>
+              </w:rPr>
+              <w:t>3- کام کی ہیں یہ ساری باتیں</w:t>
+            </w:r>
+            <w:r>
+              <w:rPr>
+                <w:rFonts w:hint="cs"/>
+                <w:sz w:val="28"/>
+                <w:szCs w:val="28"/>
+                <w:rtl/>
+                <w:lang w:bidi="ur-PK"/>
+              </w:rPr>
+              <w:t>۔</w:t>
             </w:r>
           </w:p>
         </w:tc>
@@ -2187,7 +2557,7 @@
       <w:tr>
         <w:tc>
           <w:tcPr>
-            <w:tcW w:w="9350" w:type="dxa"/>
+            <w:tcW w:w="5040" w:type="dxa"/>
           </w:tcPr>
           <w:p>
             <w:pPr>
@@ -2199,50 +2569,110 @@
                 <w:tab w:val="left" w:pos="2443"/>
                 <w:tab w:val="right" w:pos="9134"/>
               </w:tabs>
-              <w:rPr>
-                <w:rtl/>
-                <w:lang w:bidi="ur-PK"/>
-              </w:rPr>
-            </w:pPr>
-            <w:r>
-              <w:rPr>
-                <w:rFonts w:hint="cs"/>
-                <w:rtl/>
-                <w:lang w:bidi="ur-PK"/>
-              </w:rPr>
-              <w:t>پیاری باتیں</w:t>
-            </w:r>
-            <w:r>
-              <w:rPr>
-                <w:rtl/>
-                <w:lang w:bidi="ur-PK"/>
-              </w:rPr>
-              <w:tab/>
-            </w:r>
-            <w:r>
-              <w:rPr>
-                <w:rFonts w:hint="cs"/>
-                <w:rtl/>
-                <w:lang w:bidi="ur-PK"/>
-              </w:rPr>
-              <w:t>4- ان پہ عمل تم اب کرکے دکھاؤ</w:t>
-            </w:r>
-            <w:r>
-              <w:rPr>
-                <w:rFonts w:hint="cs"/>
-                <w:rtl/>
-                <w:lang w:bidi="ur-PK"/>
-              </w:rPr>
-              <w:t xml:space="preserve">               </w:t>
-            </w:r>
-            <w:r>
-              <w:rPr>
-                <w:rFonts w:hint="cs"/>
-                <w:rtl/>
-                <w:lang w:bidi="ur-PK"/>
-              </w:rPr>
-              <w:t xml:space="preserve">                                                                 کیسی پیاری</w:t>
-            </w:r>
+              <w:jc w:val="right"/>
+              <w:rPr>
+                <w:sz w:val="28"/>
+                <w:szCs w:val="28"/>
+                <w:rtl/>
+                <w:lang w:bidi="ur-PK"/>
+              </w:rPr>
+            </w:pPr>
+            <w:r>
+              <w:rPr>
+                <w:rFonts w:hint="cs"/>
+                <w:sz w:val="28"/>
+                <w:szCs w:val="28"/>
+                <w:rtl/>
+                <w:lang w:bidi="ur-PK"/>
+              </w:rPr>
+              <w:t xml:space="preserve"> کیسی کیسی پیاری پیاری باتیں</w:t>
+            </w:r>
+          </w:p>
+        </w:tc>
+        <w:tc>
+          <w:tcPr>
+            <w:tcW w:w="4320" w:type="dxa"/>
+          </w:tcPr>
+          <w:p>
+            <w:pPr>
+              <w:tabs>
+                <w:tab w:val="left" w:pos="957"/>
+                <w:tab w:val="left" w:pos="2187"/>
+                <w:tab w:val="left" w:pos="2233"/>
+                <w:tab w:val="left" w:pos="2315"/>
+                <w:tab w:val="left" w:pos="2443"/>
+                <w:tab w:val="right" w:pos="9134"/>
+              </w:tabs>
+              <w:jc w:val="right"/>
+              <w:rPr>
+                <w:sz w:val="28"/>
+                <w:szCs w:val="28"/>
+                <w:rtl/>
+                <w:lang w:bidi="ur-PK"/>
+              </w:rPr>
+            </w:pPr>
+            <w:r>
+              <w:rPr>
+                <w:rFonts w:hint="cs"/>
+                <w:sz w:val="28"/>
+                <w:szCs w:val="28"/>
+                <w:rtl/>
+                <w:lang w:bidi="ur-PK"/>
+              </w:rPr>
+              <w:t>4- ان پہ عمل تم اب کرکے</w:t>
+            </w:r>
+          </w:p>
+        </w:tc>
+      </w:tr>
+      <w:tr>
+        <w:tc>
+          <w:tcPr>
+            <w:tcW w:w="5040" w:type="dxa"/>
+          </w:tcPr>
+          <w:p>
+            <w:pPr>
+              <w:tabs>
+                <w:tab w:val="left" w:pos="957"/>
+                <w:tab w:val="left" w:pos="2187"/>
+                <w:tab w:val="left" w:pos="2233"/>
+                <w:tab w:val="left" w:pos="2315"/>
+                <w:tab w:val="left" w:pos="2443"/>
+                <w:tab w:val="right" w:pos="9134"/>
+              </w:tabs>
+              <w:jc w:val="right"/>
+              <w:rPr>
+                <w:rFonts w:hint="cs"/>
+                <w:sz w:val="28"/>
+                <w:szCs w:val="28"/>
+                <w:rtl/>
+                <w:lang w:bidi="ur-PK"/>
+              </w:rPr>
+            </w:pPr>
+          </w:p>
+        </w:tc>
+        <w:tc>
+          <w:tcPr>
+            <w:tcW w:w="4320" w:type="dxa"/>
+          </w:tcPr>
+          <w:p>
+            <w:pPr>
+              <w:tabs>
+                <w:tab w:val="left" w:pos="957"/>
+                <w:tab w:val="left" w:pos="2187"/>
+                <w:tab w:val="left" w:pos="2233"/>
+                <w:tab w:val="left" w:pos="2315"/>
+                <w:tab w:val="left" w:pos="2443"/>
+                <w:tab w:val="right" w:pos="9134"/>
+              </w:tabs>
+              <w:jc w:val="right"/>
+              <w:rPr>
+                <w:rFonts w:hint="cs"/>
+                <w:sz w:val="28"/>
+                <w:szCs w:val="28"/>
+                <w:rtl/>
+                <w:lang w:bidi="ur-PK"/>
+              </w:rPr>
+            </w:pPr>
           </w:p>
         </w:tc>
       </w:tr>
@@ -2288,6 +2718,14 @@
       <w:tblPr>
         <w:tblStyle w:val="TableGrid"/>
         <w:tblW w:w="0" w:type="auto"/>
+        <w:tblBorders>
+          <w:top w:val="none" w:sz="0" w:space="0" w:color="auto"/>
+          <w:left w:val="none" w:sz="0" w:space="0" w:color="auto"/>
+          <w:bottom w:val="none" w:sz="0" w:space="0" w:color="auto"/>
+          <w:right w:val="none" w:sz="0" w:space="0" w:color="auto"/>
+          <w:insideH w:val="none" w:sz="0" w:space="0" w:color="auto"/>
+          <w:insideV w:val="none" w:sz="0" w:space="0" w:color="auto"/>
+        </w:tblBorders>
         <w:tblLook w:val="04A0" w:firstRow="1" w:lastRow="0" w:firstColumn="1" w:lastColumn="0" w:noHBand="0" w:noVBand="1"/>
       </w:tblPr>
       <w:tblGrid>
@@ -2303,16 +2741,16 @@
             <w:pPr>
               <w:jc w:val="right"/>
               <w:rPr>
-                <w:sz w:val="24"/>
-                <w:szCs w:val="24"/>
-                <w:lang w:bidi="ur-PK"/>
-              </w:rPr>
-            </w:pPr>
-            <w:r>
-              <w:rPr>
-                <w:rFonts w:hint="cs"/>
-                <w:sz w:val="24"/>
-                <w:szCs w:val="24"/>
+                <w:sz w:val="28"/>
+                <w:szCs w:val="28"/>
+                <w:lang w:bidi="ur-PK"/>
+              </w:rPr>
+            </w:pPr>
+            <w:r>
+              <w:rPr>
+                <w:rFonts w:hint="cs"/>
+                <w:sz w:val="28"/>
+                <w:szCs w:val="28"/>
                 <w:rtl/>
                 <w:lang w:bidi="ur-PK"/>
               </w:rPr>
@@ -2328,16 +2766,16 @@
             <w:pPr>
               <w:jc w:val="right"/>
               <w:rPr>
-                <w:sz w:val="24"/>
-                <w:szCs w:val="24"/>
-                <w:lang w:bidi="ur-PK"/>
-              </w:rPr>
-            </w:pPr>
-            <w:r>
-              <w:rPr>
-                <w:rFonts w:hint="cs"/>
-                <w:sz w:val="24"/>
-                <w:szCs w:val="24"/>
+                <w:sz w:val="28"/>
+                <w:szCs w:val="28"/>
+                <w:lang w:bidi="ur-PK"/>
+              </w:rPr>
+            </w:pPr>
+            <w:r>
+              <w:rPr>
+                <w:rFonts w:hint="cs"/>
+                <w:sz w:val="28"/>
+                <w:szCs w:val="28"/>
                 <w:rtl/>
                 <w:lang w:bidi="ur-PK"/>
               </w:rPr>
@@ -2355,16 +2793,16 @@
             <w:pPr>
               <w:jc w:val="right"/>
               <w:rPr>
-                <w:sz w:val="24"/>
-                <w:szCs w:val="24"/>
-                <w:lang w:bidi="ur-PK"/>
-              </w:rPr>
-            </w:pPr>
-            <w:r>
-              <w:rPr>
-                <w:rFonts w:hint="cs"/>
-                <w:sz w:val="24"/>
-                <w:szCs w:val="24"/>
+                <w:sz w:val="28"/>
+                <w:szCs w:val="28"/>
+                <w:lang w:bidi="ur-PK"/>
+              </w:rPr>
+            </w:pPr>
+            <w:r>
+              <w:rPr>
+                <w:rFonts w:hint="cs"/>
+                <w:sz w:val="28"/>
+                <w:szCs w:val="28"/>
                 <w:rtl/>
                 <w:lang w:bidi="ur-PK"/>
               </w:rPr>
@@ -2380,16 +2818,16 @@
             <w:pPr>
               <w:jc w:val="right"/>
               <w:rPr>
-                <w:sz w:val="24"/>
-                <w:szCs w:val="24"/>
-                <w:lang w:bidi="ur-PK"/>
-              </w:rPr>
-            </w:pPr>
-            <w:r>
-              <w:rPr>
-                <w:rFonts w:hint="cs"/>
-                <w:sz w:val="24"/>
-                <w:szCs w:val="24"/>
+                <w:sz w:val="28"/>
+                <w:szCs w:val="28"/>
+                <w:lang w:bidi="ur-PK"/>
+              </w:rPr>
+            </w:pPr>
+            <w:r>
+              <w:rPr>
+                <w:rFonts w:hint="cs"/>
+                <w:sz w:val="28"/>
+                <w:szCs w:val="28"/>
                 <w:rtl/>
                 <w:lang w:bidi="ur-PK"/>
               </w:rPr>
@@ -2449,6 +2887,14 @@
       <w:tblPr>
         <w:tblStyle w:val="TableGrid"/>
         <w:tblW w:w="0" w:type="auto"/>
+        <w:tblBorders>
+          <w:top w:val="none" w:sz="0" w:space="0" w:color="auto"/>
+          <w:left w:val="none" w:sz="0" w:space="0" w:color="auto"/>
+          <w:bottom w:val="none" w:sz="0" w:space="0" w:color="auto"/>
+          <w:right w:val="none" w:sz="0" w:space="0" w:color="auto"/>
+          <w:insideH w:val="none" w:sz="0" w:space="0" w:color="auto"/>
+          <w:insideV w:val="none" w:sz="0" w:space="0" w:color="auto"/>
+        </w:tblBorders>
         <w:tblLook w:val="04A0" w:firstRow="1" w:lastRow="0" w:firstColumn="1" w:lastColumn="0" w:noHBand="0" w:noVBand="1"/>
       </w:tblPr>
       <w:tblGrid>
@@ -2463,17 +2909,17 @@
             <w:pPr>
               <w:jc w:val="right"/>
               <w:rPr>
-                <w:sz w:val="24"/>
-                <w:szCs w:val="24"/>
-                <w:rtl/>
-                <w:lang w:bidi="ur-PK"/>
-              </w:rPr>
-            </w:pPr>
-            <w:r>
-              <w:rPr>
-                <w:rFonts w:hint="cs"/>
-                <w:sz w:val="24"/>
-                <w:szCs w:val="24"/>
+                <w:sz w:val="28"/>
+                <w:szCs w:val="28"/>
+                <w:rtl/>
+                <w:lang w:bidi="ur-PK"/>
+              </w:rPr>
+            </w:pPr>
+            <w:r>
+              <w:rPr>
+                <w:rFonts w:hint="cs"/>
+                <w:sz w:val="28"/>
+                <w:szCs w:val="28"/>
                 <w:rtl/>
                 <w:lang w:bidi="ur-PK"/>
               </w:rPr>
@@ -2491,16 +2937,16 @@
             <w:pPr>
               <w:jc w:val="right"/>
               <w:rPr>
-                <w:sz w:val="24"/>
-                <w:szCs w:val="24"/>
-                <w:lang w:bidi="ur-PK"/>
-              </w:rPr>
-            </w:pPr>
-            <w:r>
-              <w:rPr>
-                <w:rFonts w:hint="cs"/>
-                <w:sz w:val="24"/>
-                <w:szCs w:val="24"/>
+                <w:sz w:val="28"/>
+                <w:szCs w:val="28"/>
+                <w:lang w:bidi="ur-PK"/>
+              </w:rPr>
+            </w:pPr>
+            <w:r>
+              <w:rPr>
+                <w:rFonts w:hint="cs"/>
+                <w:sz w:val="28"/>
+                <w:szCs w:val="28"/>
                 <w:rtl/>
                 <w:lang w:bidi="ur-PK"/>
               </w:rPr>
@@ -2518,16 +2964,16 @@
             <w:pPr>
               <w:jc w:val="right"/>
               <w:rPr>
-                <w:sz w:val="24"/>
-                <w:szCs w:val="24"/>
-                <w:lang w:bidi="ur-PK"/>
-              </w:rPr>
-            </w:pPr>
-            <w:r>
-              <w:rPr>
-                <w:rFonts w:hint="cs"/>
-                <w:sz w:val="24"/>
-                <w:szCs w:val="24"/>
+                <w:sz w:val="28"/>
+                <w:szCs w:val="28"/>
+                <w:lang w:bidi="ur-PK"/>
+              </w:rPr>
+            </w:pPr>
+            <w:r>
+              <w:rPr>
+                <w:rFonts w:hint="cs"/>
+                <w:sz w:val="28"/>
+                <w:szCs w:val="28"/>
                 <w:rtl/>
                 <w:lang w:bidi="ur-PK"/>
               </w:rPr>
@@ -2536,8 +2982,8 @@
             <w:r>
               <w:rPr>
                 <w:rFonts w:hint="cs"/>
-                <w:sz w:val="24"/>
-                <w:szCs w:val="24"/>
+                <w:sz w:val="28"/>
+                <w:szCs w:val="28"/>
                 <w:rtl/>
                 <w:lang w:bidi="ur-PK"/>
               </w:rPr>
@@ -2609,6 +3055,14 @@
       <w:tblPr>
         <w:tblStyle w:val="TableGrid"/>
         <w:tblW w:w="0" w:type="auto"/>
+        <w:tblBorders>
+          <w:top w:val="none" w:sz="0" w:space="0" w:color="auto"/>
+          <w:left w:val="none" w:sz="0" w:space="0" w:color="auto"/>
+          <w:bottom w:val="none" w:sz="0" w:space="0" w:color="auto"/>
+          <w:right w:val="none" w:sz="0" w:space="0" w:color="auto"/>
+          <w:insideH w:val="none" w:sz="0" w:space="0" w:color="auto"/>
+          <w:insideV w:val="none" w:sz="0" w:space="0" w:color="auto"/>
+        </w:tblBorders>
         <w:tblLook w:val="04A0" w:firstRow="1" w:lastRow="0" w:firstColumn="1" w:lastColumn="0" w:noHBand="0" w:noVBand="1"/>
       </w:tblPr>
       <w:tblGrid>
@@ -2624,16 +3078,16 @@
             <w:pPr>
               <w:jc w:val="right"/>
               <w:rPr>
-                <w:sz w:val="24"/>
-                <w:szCs w:val="24"/>
-                <w:lang w:bidi="ur-PK"/>
-              </w:rPr>
-            </w:pPr>
-            <w:r>
-              <w:rPr>
-                <w:rFonts w:hint="cs"/>
-                <w:sz w:val="24"/>
-                <w:szCs w:val="24"/>
+                <w:sz w:val="28"/>
+                <w:szCs w:val="28"/>
+                <w:lang w:bidi="ur-PK"/>
+              </w:rPr>
+            </w:pPr>
+            <w:r>
+              <w:rPr>
+                <w:rFonts w:hint="cs"/>
+                <w:sz w:val="28"/>
+                <w:szCs w:val="28"/>
                 <w:rtl/>
                 <w:lang w:bidi="ur-PK"/>
               </w:rPr>
@@ -2649,16 +3103,16 @@
             <w:pPr>
               <w:jc w:val="right"/>
               <w:rPr>
-                <w:sz w:val="24"/>
-                <w:szCs w:val="24"/>
-                <w:lang w:bidi="ur-PK"/>
-              </w:rPr>
-            </w:pPr>
-            <w:r>
-              <w:rPr>
-                <w:rFonts w:hint="cs"/>
-                <w:sz w:val="24"/>
-                <w:szCs w:val="24"/>
+                <w:sz w:val="28"/>
+                <w:szCs w:val="28"/>
+                <w:lang w:bidi="ur-PK"/>
+              </w:rPr>
+            </w:pPr>
+            <w:r>
+              <w:rPr>
+                <w:rFonts w:hint="cs"/>
+                <w:sz w:val="28"/>
+                <w:szCs w:val="28"/>
                 <w:rtl/>
                 <w:lang w:bidi="ur-PK"/>
               </w:rPr>
@@ -2676,16 +3130,16 @@
             <w:pPr>
               <w:jc w:val="right"/>
               <w:rPr>
-                <w:sz w:val="24"/>
-                <w:szCs w:val="24"/>
-                <w:lang w:bidi="ur-PK"/>
-              </w:rPr>
-            </w:pPr>
-            <w:r>
-              <w:rPr>
-                <w:rFonts w:hint="cs"/>
-                <w:sz w:val="24"/>
-                <w:szCs w:val="24"/>
+                <w:sz w:val="28"/>
+                <w:szCs w:val="28"/>
+                <w:lang w:bidi="ur-PK"/>
+              </w:rPr>
+            </w:pPr>
+            <w:r>
+              <w:rPr>
+                <w:rFonts w:hint="cs"/>
+                <w:sz w:val="28"/>
+                <w:szCs w:val="28"/>
                 <w:rtl/>
                 <w:lang w:bidi="ur-PK"/>
               </w:rPr>
@@ -2701,16 +3155,16 @@
             <w:pPr>
               <w:jc w:val="right"/>
               <w:rPr>
-                <w:sz w:val="24"/>
-                <w:szCs w:val="24"/>
-                <w:lang w:bidi="ur-PK"/>
-              </w:rPr>
-            </w:pPr>
-            <w:r>
-              <w:rPr>
-                <w:rFonts w:hint="cs"/>
-                <w:sz w:val="24"/>
-                <w:szCs w:val="24"/>
+                <w:sz w:val="28"/>
+                <w:szCs w:val="28"/>
+                <w:lang w:bidi="ur-PK"/>
+              </w:rPr>
+            </w:pPr>
+            <w:r>
+              <w:rPr>
+                <w:rFonts w:hint="cs"/>
+                <w:sz w:val="28"/>
+                <w:szCs w:val="28"/>
                 <w:rtl/>
                 <w:lang w:bidi="ur-PK"/>
               </w:rPr>
@@ -2806,6 +3260,14 @@
       <w:tblPr>
         <w:tblStyle w:val="TableGrid"/>
         <w:tblW w:w="0" w:type="auto"/>
+        <w:tblBorders>
+          <w:top w:val="none" w:sz="0" w:space="0" w:color="auto"/>
+          <w:left w:val="none" w:sz="0" w:space="0" w:color="auto"/>
+          <w:bottom w:val="none" w:sz="0" w:space="0" w:color="auto"/>
+          <w:right w:val="none" w:sz="0" w:space="0" w:color="auto"/>
+          <w:insideH w:val="none" w:sz="0" w:space="0" w:color="auto"/>
+          <w:insideV w:val="none" w:sz="0" w:space="0" w:color="auto"/>
+        </w:tblBorders>
         <w:tblLook w:val="04A0" w:firstRow="1" w:lastRow="0" w:firstColumn="1" w:lastColumn="0" w:noHBand="0" w:noVBand="1"/>
       </w:tblPr>
       <w:tblGrid>
@@ -2820,16 +3282,16 @@
             <w:pPr>
               <w:jc w:val="right"/>
               <w:rPr>
-                <w:sz w:val="24"/>
-                <w:szCs w:val="24"/>
-                <w:lang w:bidi="ur-PK"/>
-              </w:rPr>
-            </w:pPr>
-            <w:r>
-              <w:rPr>
-                <w:rFonts w:hint="cs"/>
-                <w:sz w:val="24"/>
-                <w:szCs w:val="24"/>
+                <w:sz w:val="28"/>
+                <w:szCs w:val="28"/>
+                <w:lang w:bidi="ur-PK"/>
+              </w:rPr>
+            </w:pPr>
+            <w:r>
+              <w:rPr>
+                <w:rFonts w:hint="cs"/>
+                <w:sz w:val="28"/>
+                <w:szCs w:val="28"/>
                 <w:rtl/>
                 <w:lang w:bidi="ur-PK"/>
               </w:rPr>
@@ -2847,16 +3309,16 @@
             <w:pPr>
               <w:jc w:val="right"/>
               <w:rPr>
-                <w:sz w:val="24"/>
-                <w:szCs w:val="24"/>
-                <w:lang w:bidi="ur-PK"/>
-              </w:rPr>
-            </w:pPr>
-            <w:r>
-              <w:rPr>
-                <w:rFonts w:hint="cs"/>
-                <w:sz w:val="24"/>
-                <w:szCs w:val="24"/>
+                <w:sz w:val="28"/>
+                <w:szCs w:val="28"/>
+                <w:lang w:bidi="ur-PK"/>
+              </w:rPr>
+            </w:pPr>
+            <w:r>
+              <w:rPr>
+                <w:rFonts w:hint="cs"/>
+                <w:sz w:val="28"/>
+                <w:szCs w:val="28"/>
                 <w:rtl/>
                 <w:lang w:bidi="ur-PK"/>
               </w:rPr>
@@ -2874,16 +3336,16 @@
             <w:pPr>
               <w:jc w:val="right"/>
               <w:rPr>
-                <w:sz w:val="24"/>
-                <w:szCs w:val="24"/>
-                <w:lang w:bidi="ur-PK"/>
-              </w:rPr>
-            </w:pPr>
-            <w:r>
-              <w:rPr>
-                <w:rFonts w:hint="cs"/>
-                <w:sz w:val="24"/>
-                <w:szCs w:val="24"/>
+                <w:sz w:val="28"/>
+                <w:szCs w:val="28"/>
+                <w:lang w:bidi="ur-PK"/>
+              </w:rPr>
+            </w:pPr>
+            <w:r>
+              <w:rPr>
+                <w:rFonts w:hint="cs"/>
+                <w:sz w:val="28"/>
+                <w:szCs w:val="28"/>
                 <w:rtl/>
                 <w:lang w:bidi="ur-PK"/>
               </w:rPr>
@@ -2901,16 +3363,16 @@
             <w:pPr>
               <w:jc w:val="right"/>
               <w:rPr>
-                <w:sz w:val="24"/>
-                <w:szCs w:val="24"/>
-                <w:lang w:bidi="ur-PK"/>
-              </w:rPr>
-            </w:pPr>
-            <w:r>
-              <w:rPr>
-                <w:rFonts w:hint="cs"/>
-                <w:sz w:val="24"/>
-                <w:szCs w:val="24"/>
+                <w:sz w:val="28"/>
+                <w:szCs w:val="28"/>
+                <w:lang w:bidi="ur-PK"/>
+              </w:rPr>
+            </w:pPr>
+            <w:r>
+              <w:rPr>
+                <w:rFonts w:hint="cs"/>
+                <w:sz w:val="28"/>
+                <w:szCs w:val="28"/>
                 <w:rtl/>
                 <w:lang w:bidi="ur-PK"/>
               </w:rPr>
@@ -2928,16 +3390,16 @@
             <w:pPr>
               <w:jc w:val="right"/>
               <w:rPr>
-                <w:sz w:val="24"/>
-                <w:szCs w:val="24"/>
-                <w:lang w:bidi="ur-PK"/>
-              </w:rPr>
-            </w:pPr>
-            <w:r>
-              <w:rPr>
-                <w:rFonts w:hint="cs"/>
-                <w:sz w:val="24"/>
-                <w:szCs w:val="24"/>
+                <w:sz w:val="28"/>
+                <w:szCs w:val="28"/>
+                <w:lang w:bidi="ur-PK"/>
+              </w:rPr>
+            </w:pPr>
+            <w:r>
+              <w:rPr>
+                <w:rFonts w:hint="cs"/>
+                <w:sz w:val="28"/>
+                <w:szCs w:val="28"/>
                 <w:rtl/>
                 <w:lang w:bidi="ur-PK"/>
               </w:rPr>
@@ -2994,7 +3456,6 @@
           <w:rtl/>
           <w:lang w:bidi="ur-PK"/>
         </w:rPr>
-        <w:lastRenderedPageBreak/>
         <w:t>ح</w:t>
       </w:r>
       <w:r>
@@ -3065,6 +3526,14 @@
       <w:tblPr>
         <w:tblStyle w:val="TableGrid"/>
         <w:tblW w:w="0" w:type="auto"/>
+        <w:tblBorders>
+          <w:top w:val="none" w:sz="0" w:space="0" w:color="auto"/>
+          <w:left w:val="none" w:sz="0" w:space="0" w:color="auto"/>
+          <w:bottom w:val="none" w:sz="0" w:space="0" w:color="auto"/>
+          <w:right w:val="none" w:sz="0" w:space="0" w:color="auto"/>
+          <w:insideH w:val="none" w:sz="0" w:space="0" w:color="auto"/>
+          <w:insideV w:val="none" w:sz="0" w:space="0" w:color="auto"/>
+        </w:tblBorders>
         <w:tblLook w:val="04A0" w:firstRow="1" w:lastRow="0" w:firstColumn="1" w:lastColumn="0" w:noHBand="0" w:noVBand="1"/>
       </w:tblPr>
       <w:tblGrid>
@@ -3079,16 +3548,16 @@
             <w:pPr>
               <w:jc w:val="right"/>
               <w:rPr>
-                <w:sz w:val="24"/>
-                <w:szCs w:val="24"/>
-                <w:lang w:bidi="ur-PK"/>
-              </w:rPr>
-            </w:pPr>
-            <w:r>
-              <w:rPr>
-                <w:rFonts w:hint="cs"/>
-                <w:sz w:val="24"/>
-                <w:szCs w:val="24"/>
+                <w:sz w:val="28"/>
+                <w:szCs w:val="28"/>
+                <w:lang w:bidi="ur-PK"/>
+              </w:rPr>
+            </w:pPr>
+            <w:r>
+              <w:rPr>
+                <w:rFonts w:hint="cs"/>
+                <w:sz w:val="28"/>
+                <w:szCs w:val="28"/>
                 <w:rtl/>
                 <w:lang w:bidi="ur-PK"/>
               </w:rPr>
@@ -3097,8 +3566,8 @@
             <w:r>
               <w:rPr>
                 <w:rFonts w:hint="cs"/>
-                <w:sz w:val="24"/>
-                <w:szCs w:val="24"/>
+                <w:sz w:val="28"/>
+                <w:szCs w:val="28"/>
                 <w:rtl/>
                 <w:lang w:bidi="ur-PK"/>
               </w:rPr>
@@ -3116,16 +3585,16 @@
             <w:pPr>
               <w:jc w:val="right"/>
               <w:rPr>
-                <w:sz w:val="24"/>
-                <w:szCs w:val="24"/>
-                <w:lang w:bidi="ur-PK"/>
-              </w:rPr>
-            </w:pPr>
-            <w:r>
-              <w:rPr>
-                <w:rFonts w:hint="cs"/>
-                <w:sz w:val="24"/>
-                <w:szCs w:val="24"/>
+                <w:sz w:val="28"/>
+                <w:szCs w:val="28"/>
+                <w:lang w:bidi="ur-PK"/>
+              </w:rPr>
+            </w:pPr>
+            <w:r>
+              <w:rPr>
+                <w:rFonts w:hint="cs"/>
+                <w:sz w:val="28"/>
+                <w:szCs w:val="28"/>
                 <w:rtl/>
                 <w:lang w:bidi="ur-PK"/>
               </w:rPr>
@@ -3143,21 +3612,13 @@
             <w:pPr>
               <w:jc w:val="right"/>
               <w:rPr>
-                <w:sz w:val="24"/>
-                <w:szCs w:val="24"/>
-                <w:lang w:bidi="ur-PK"/>
-              </w:rPr>
-            </w:pPr>
-            <w:r>
-              <w:rPr>
-                <w:rFonts w:hint="cs"/>
-                <w:sz w:val="24"/>
-                <w:szCs w:val="24"/>
-                <w:rtl/>
-                <w:lang w:bidi="ur-PK"/>
-              </w:rPr>
-              <w:t>2- عید کا تہوار ہمیں کیا پیغام دیتا ہے؟</w:t>
-            </w:r>
+                <w:rFonts w:hint="cs"/>
+                <w:sz w:val="28"/>
+                <w:szCs w:val="28"/>
+                <w:rtl/>
+                <w:lang w:bidi="ur-PK"/>
+              </w:rPr>
+            </w:pPr>
           </w:p>
         </w:tc>
       </w:tr>
@@ -3170,20 +3631,20 @@
             <w:pPr>
               <w:jc w:val="right"/>
               <w:rPr>
-                <w:sz w:val="24"/>
-                <w:szCs w:val="24"/>
-                <w:lang w:bidi="ur-PK"/>
-              </w:rPr>
-            </w:pPr>
-            <w:r>
-              <w:rPr>
-                <w:rFonts w:hint="cs"/>
-                <w:sz w:val="24"/>
-                <w:szCs w:val="24"/>
-                <w:rtl/>
-                <w:lang w:bidi="ur-PK"/>
-              </w:rPr>
-              <w:t xml:space="preserve">ج- </w:t>
+                <w:sz w:val="28"/>
+                <w:szCs w:val="28"/>
+                <w:lang w:bidi="ur-PK"/>
+              </w:rPr>
+            </w:pPr>
+            <w:r>
+              <w:rPr>
+                <w:rFonts w:hint="cs"/>
+                <w:sz w:val="28"/>
+                <w:szCs w:val="28"/>
+                <w:rtl/>
+                <w:lang w:bidi="ur-PK"/>
+              </w:rPr>
+              <w:t>2- عید کا تہوار ہمیں کیا پیغام دیتا ہے؟</w:t>
             </w:r>
           </w:p>
         </w:tc>
@@ -3197,21 +3658,20 @@
             <w:pPr>
               <w:jc w:val="right"/>
               <w:rPr>
-                <w:sz w:val="24"/>
-                <w:szCs w:val="24"/>
-                <w:rtl/>
-                <w:lang w:bidi="ur-PK"/>
-              </w:rPr>
-            </w:pPr>
-            <w:r>
-              <w:rPr>
-                <w:rFonts w:hint="cs"/>
-                <w:sz w:val="24"/>
-                <w:szCs w:val="24"/>
-                <w:rtl/>
-                <w:lang w:bidi="ur-PK"/>
-              </w:rPr>
-              <w:t>3- بارش رکنے کے بعد بندروں نے کیا کیا ؟</w:t>
+                <w:sz w:val="28"/>
+                <w:szCs w:val="28"/>
+                <w:lang w:bidi="ur-PK"/>
+              </w:rPr>
+            </w:pPr>
+            <w:r>
+              <w:rPr>
+                <w:rFonts w:hint="cs"/>
+                <w:sz w:val="28"/>
+                <w:szCs w:val="28"/>
+                <w:rtl/>
+                <w:lang w:bidi="ur-PK"/>
+              </w:rPr>
+              <w:t xml:space="preserve">ج- </w:t>
             </w:r>
           </w:p>
         </w:tc>
@@ -3225,22 +3685,13 @@
             <w:pPr>
               <w:jc w:val="right"/>
               <w:rPr>
-                <w:sz w:val="24"/>
-                <w:szCs w:val="24"/>
-                <w:rtl/>
-                <w:lang w:bidi="ur-PK"/>
-              </w:rPr>
-            </w:pPr>
-            <w:r>
-              <w:rPr>
-                <w:rFonts w:hint="cs"/>
-                <w:sz w:val="24"/>
-                <w:szCs w:val="24"/>
-                <w:rtl/>
-                <w:lang w:bidi="ur-PK"/>
-              </w:rPr>
-              <w:t>ج-</w:t>
-            </w:r>
+                <w:rFonts w:hint="cs"/>
+                <w:sz w:val="28"/>
+                <w:szCs w:val="28"/>
+                <w:rtl/>
+                <w:lang w:bidi="ur-PK"/>
+              </w:rPr>
+            </w:pPr>
           </w:p>
         </w:tc>
       </w:tr>
@@ -3253,21 +3704,21 @@
             <w:pPr>
               <w:jc w:val="right"/>
               <w:rPr>
-                <w:sz w:val="24"/>
-                <w:szCs w:val="24"/>
-                <w:rtl/>
-                <w:lang w:bidi="ur-PK"/>
-              </w:rPr>
-            </w:pPr>
-            <w:r>
-              <w:rPr>
-                <w:rFonts w:hint="cs"/>
-                <w:sz w:val="24"/>
-                <w:szCs w:val="24"/>
-                <w:rtl/>
-                <w:lang w:bidi="ur-PK"/>
-              </w:rPr>
-              <w:t>4- آدمی کیا بیچنے جا رہا تھا؟</w:t>
+                <w:sz w:val="28"/>
+                <w:szCs w:val="28"/>
+                <w:rtl/>
+                <w:lang w:bidi="ur-PK"/>
+              </w:rPr>
+            </w:pPr>
+            <w:r>
+              <w:rPr>
+                <w:rFonts w:hint="cs"/>
+                <w:sz w:val="28"/>
+                <w:szCs w:val="28"/>
+                <w:rtl/>
+                <w:lang w:bidi="ur-PK"/>
+              </w:rPr>
+              <w:t>3- بارش رکنے کے بعد بندروں نے کیا کیا ؟</w:t>
             </w:r>
           </w:p>
         </w:tc>
@@ -3281,21 +3732,21 @@
             <w:pPr>
               <w:jc w:val="right"/>
               <w:rPr>
-                <w:sz w:val="24"/>
-                <w:szCs w:val="24"/>
-                <w:rtl/>
-                <w:lang w:bidi="ur-PK"/>
-              </w:rPr>
-            </w:pPr>
-            <w:r>
-              <w:rPr>
-                <w:rFonts w:hint="cs"/>
-                <w:sz w:val="24"/>
-                <w:szCs w:val="24"/>
-                <w:rtl/>
-                <w:lang w:bidi="ur-PK"/>
-              </w:rPr>
-              <w:t xml:space="preserve">ج- </w:t>
+                <w:sz w:val="28"/>
+                <w:szCs w:val="28"/>
+                <w:rtl/>
+                <w:lang w:bidi="ur-PK"/>
+              </w:rPr>
+            </w:pPr>
+            <w:r>
+              <w:rPr>
+                <w:rFonts w:hint="cs"/>
+                <w:sz w:val="28"/>
+                <w:szCs w:val="28"/>
+                <w:rtl/>
+                <w:lang w:bidi="ur-PK"/>
+              </w:rPr>
+              <w:t>ج-</w:t>
             </w:r>
           </w:p>
         </w:tc>
@@ -3309,22 +3760,13 @@
             <w:pPr>
               <w:jc w:val="right"/>
               <w:rPr>
-                <w:sz w:val="24"/>
-                <w:szCs w:val="24"/>
-                <w:rtl/>
-                <w:lang w:bidi="ur-PK"/>
-              </w:rPr>
-            </w:pPr>
-            <w:r>
-              <w:rPr>
-                <w:rFonts w:hint="cs"/>
-                <w:sz w:val="24"/>
-                <w:szCs w:val="24"/>
-                <w:rtl/>
-                <w:lang w:bidi="ur-PK"/>
-              </w:rPr>
-              <w:t>5- بندروں نے آدمی کی گٹھڑی کھول کر کیا کام کیا؟</w:t>
-            </w:r>
+                <w:rFonts w:hint="cs"/>
+                <w:sz w:val="28"/>
+                <w:szCs w:val="28"/>
+                <w:rtl/>
+                <w:lang w:bidi="ur-PK"/>
+              </w:rPr>
+            </w:pPr>
           </w:p>
         </w:tc>
       </w:tr>
@@ -3337,17 +3779,120 @@
             <w:pPr>
               <w:jc w:val="right"/>
               <w:rPr>
-                <w:sz w:val="24"/>
-                <w:szCs w:val="24"/>
-                <w:rtl/>
-                <w:lang w:bidi="ur-PK"/>
-              </w:rPr>
-            </w:pPr>
-            <w:r>
-              <w:rPr>
-                <w:rFonts w:hint="cs"/>
-                <w:sz w:val="24"/>
-                <w:szCs w:val="24"/>
+                <w:sz w:val="28"/>
+                <w:szCs w:val="28"/>
+                <w:rtl/>
+                <w:lang w:bidi="ur-PK"/>
+              </w:rPr>
+            </w:pPr>
+            <w:r>
+              <w:rPr>
+                <w:rFonts w:hint="cs"/>
+                <w:sz w:val="28"/>
+                <w:szCs w:val="28"/>
+                <w:rtl/>
+                <w:lang w:bidi="ur-PK"/>
+              </w:rPr>
+              <w:t>4- آدمی کیا بیچنے جا رہا تھا؟</w:t>
+            </w:r>
+          </w:p>
+        </w:tc>
+      </w:tr>
+      <w:tr>
+        <w:tc>
+          <w:tcPr>
+            <w:tcW w:w="9350" w:type="dxa"/>
+          </w:tcPr>
+          <w:p>
+            <w:pPr>
+              <w:jc w:val="right"/>
+              <w:rPr>
+                <w:sz w:val="28"/>
+                <w:szCs w:val="28"/>
+                <w:rtl/>
+                <w:lang w:bidi="ur-PK"/>
+              </w:rPr>
+            </w:pPr>
+            <w:r>
+              <w:rPr>
+                <w:rFonts w:hint="cs"/>
+                <w:sz w:val="28"/>
+                <w:szCs w:val="28"/>
+                <w:rtl/>
+                <w:lang w:bidi="ur-PK"/>
+              </w:rPr>
+              <w:t xml:space="preserve">ج- </w:t>
+            </w:r>
+          </w:p>
+        </w:tc>
+      </w:tr>
+      <w:tr>
+        <w:tc>
+          <w:tcPr>
+            <w:tcW w:w="9350" w:type="dxa"/>
+          </w:tcPr>
+          <w:p>
+            <w:pPr>
+              <w:jc w:val="right"/>
+              <w:rPr>
+                <w:rFonts w:hint="cs"/>
+                <w:sz w:val="28"/>
+                <w:szCs w:val="28"/>
+                <w:rtl/>
+                <w:lang w:bidi="ur-PK"/>
+              </w:rPr>
+            </w:pPr>
+          </w:p>
+        </w:tc>
+      </w:tr>
+      <w:tr>
+        <w:tc>
+          <w:tcPr>
+            <w:tcW w:w="9350" w:type="dxa"/>
+          </w:tcPr>
+          <w:p>
+            <w:pPr>
+              <w:jc w:val="right"/>
+              <w:rPr>
+                <w:sz w:val="28"/>
+                <w:szCs w:val="28"/>
+                <w:rtl/>
+                <w:lang w:bidi="ur-PK"/>
+              </w:rPr>
+            </w:pPr>
+            <w:r>
+              <w:rPr>
+                <w:rFonts w:hint="cs"/>
+                <w:sz w:val="28"/>
+                <w:szCs w:val="28"/>
+                <w:rtl/>
+                <w:lang w:bidi="ur-PK"/>
+              </w:rPr>
+              <w:t>5- بندروں نے آدمی کی گٹھڑی کھول کر کیا کام کیا؟</w:t>
+            </w:r>
+          </w:p>
+        </w:tc>
+      </w:tr>
+      <w:tr>
+        <w:tc>
+          <w:tcPr>
+            <w:tcW w:w="9350" w:type="dxa"/>
+          </w:tcPr>
+          <w:p>
+            <w:pPr>
+              <w:jc w:val="right"/>
+              <w:rPr>
+                <w:sz w:val="28"/>
+                <w:szCs w:val="28"/>
+                <w:rtl/>
+                <w:lang w:bidi="ur-PK"/>
+              </w:rPr>
+            </w:pPr>
+            <w:r>
+              <w:rPr>
+                <w:rFonts w:hint="cs"/>
+                <w:sz w:val="28"/>
+                <w:szCs w:val="28"/>
                 <w:rtl/>
                 <w:lang w:bidi="ur-PK"/>
               </w:rPr>
@@ -3356,53 +3901,88 @@
           </w:p>
         </w:tc>
       </w:tr>
-    </w:tbl>
-    <w:p>
-      <w:pPr>
-        <w:jc w:val="center"/>
-        <w:rPr>
-          <w:rtl/>
-          <w:lang w:bidi="ur-PK"/>
-        </w:rPr>
-      </w:pPr>
-      <w:r>
-        <w:rPr>
-          <w:noProof/>
-          <w:rtl/>
-          <w:lang w:val="ur-PK" w:bidi="ur-PK"/>
-        </w:rPr>
-        <w:drawing>
-          <wp:inline distT="0" distB="0" distL="0" distR="0" wp14:anchorId="09CF574F" wp14:editId="3E16BCA8">
-            <wp:extent cx="5486400" cy="3200400"/>
-            <wp:effectExtent l="0" t="38100" r="0" b="57150"/>
-            <wp:docPr id="1" name="Diagram 1"/>
-            <wp:cNvGraphicFramePr/>
-            <a:graphic xmlns:a="http://schemas.openxmlformats.org/drawingml/2006/main">
-              <a:graphicData uri="http://schemas.openxmlformats.org/drawingml/2006/diagram">
-                <dgm:relIds xmlns:dgm="http://schemas.openxmlformats.org/drawingml/2006/diagram" xmlns:r="http://schemas.openxmlformats.org/officeDocument/2006/relationships" r:dm="rId8" r:lo="rId9" r:qs="rId10" r:cs="rId11"/>
-              </a:graphicData>
-            </a:graphic>
-          </wp:inline>
-        </w:drawing>
-      </w:r>
-    </w:p>
-    <w:tbl>
-      <w:tblPr>
-        <w:tblStyle w:val="TableGrid"/>
-        <w:tblW w:w="0" w:type="auto"/>
-        <w:jc w:val="right"/>
-        <w:tblLook w:val="04A0" w:firstRow="1" w:lastRow="0" w:firstColumn="1" w:lastColumn="0" w:noHBand="0" w:noVBand="1"/>
-      </w:tblPr>
-      <w:tblGrid>
-        <w:gridCol w:w="9350"/>
-      </w:tblGrid>
       <w:tr>
+        <w:tc>
+          <w:tcPr>
+            <w:tcW w:w="9350" w:type="dxa"/>
+          </w:tcPr>
+          <w:p>
+            <w:pPr>
+              <w:jc w:val="right"/>
+              <w:rPr>
+                <w:rFonts w:hint="cs"/>
+                <w:sz w:val="28"/>
+                <w:szCs w:val="28"/>
+                <w:rtl/>
+                <w:lang w:bidi="ur-PK"/>
+              </w:rPr>
+            </w:pPr>
+          </w:p>
+        </w:tc>
+      </w:tr>
+      <w:tr>
+        <w:tc>
+          <w:tcPr>
+            <w:tcW w:w="9350" w:type="dxa"/>
+          </w:tcPr>
+          <w:p>
+            <w:pPr>
+              <w:jc w:val="center"/>
+              <w:rPr>
+                <w:rFonts w:hint="cs"/>
+                <w:sz w:val="28"/>
+                <w:szCs w:val="28"/>
+                <w:rtl/>
+                <w:lang w:bidi="ur-PK"/>
+              </w:rPr>
+            </w:pPr>
+            <w:r>
+              <w:rPr>
+                <w:noProof/>
+                <w:rtl/>
+                <w:lang w:val="ur-PK" w:bidi="ur-PK"/>
+              </w:rPr>
+              <w:drawing>
+                <wp:inline distT="0" distB="0" distL="0" distR="0" wp14:anchorId="29543957" wp14:editId="43BCE631">
+                  <wp:extent cx="4206240" cy="2103120"/>
+                  <wp:effectExtent l="0" t="38100" r="0" b="49530"/>
+                  <wp:docPr id="1" name="Diagram 1"/>
+                  <wp:cNvGraphicFramePr/>
+                  <a:graphic xmlns:a="http://schemas.openxmlformats.org/drawingml/2006/main">
+                    <a:graphicData uri="http://schemas.openxmlformats.org/drawingml/2006/diagram">
+                      <dgm:relIds xmlns:dgm="http://schemas.openxmlformats.org/drawingml/2006/diagram" xmlns:r="http://schemas.openxmlformats.org/officeDocument/2006/relationships" r:dm="rId8" r:lo="rId9" r:qs="rId10" r:cs="rId11"/>
+                    </a:graphicData>
+                  </a:graphic>
+                </wp:inline>
+              </w:drawing>
+            </w:r>
+          </w:p>
+        </w:tc>
+      </w:tr>
+      <w:tr>
+        <w:tblPrEx>
+          <w:jc w:val="right"/>
+          <w:tblBorders>
+            <w:top w:val="single" w:sz="4" w:space="0" w:color="auto"/>
+            <w:left w:val="single" w:sz="4" w:space="0" w:color="auto"/>
+            <w:bottom w:val="single" w:sz="4" w:space="0" w:color="auto"/>
+            <w:right w:val="single" w:sz="4" w:space="0" w:color="auto"/>
+            <w:insideH w:val="single" w:sz="4" w:space="0" w:color="auto"/>
+            <w:insideV w:val="single" w:sz="4" w:space="0" w:color="auto"/>
+          </w:tblBorders>
+        </w:tblPrEx>
         <w:trPr>
           <w:jc w:val="right"/>
         </w:trPr>
         <w:tc>
           <w:tcPr>
             <w:tcW w:w="9350" w:type="dxa"/>
+            <w:tcBorders>
+              <w:top w:val="nil"/>
+              <w:left w:val="nil"/>
+              <w:bottom w:val="single" w:sz="4" w:space="0" w:color="auto"/>
+              <w:right w:val="nil"/>
+            </w:tcBorders>
           </w:tcPr>
           <w:p>
             <w:pPr>
@@ -3444,23 +4024,42 @@
         </w:tc>
       </w:tr>
       <w:tr>
+        <w:tblPrEx>
+          <w:jc w:val="right"/>
+          <w:tblBorders>
+            <w:top w:val="single" w:sz="4" w:space="0" w:color="auto"/>
+            <w:left w:val="single" w:sz="4" w:space="0" w:color="auto"/>
+            <w:bottom w:val="single" w:sz="4" w:space="0" w:color="auto"/>
+            <w:right w:val="single" w:sz="4" w:space="0" w:color="auto"/>
+            <w:insideH w:val="single" w:sz="4" w:space="0" w:color="auto"/>
+            <w:insideV w:val="single" w:sz="4" w:space="0" w:color="auto"/>
+          </w:tblBorders>
+        </w:tblPrEx>
         <w:trPr>
+          <w:trHeight w:val="432"/>
           <w:jc w:val="right"/>
         </w:trPr>
         <w:tc>
           <w:tcPr>
             <w:tcW w:w="9350" w:type="dxa"/>
-          </w:tcPr>
-          <w:p>
-            <w:pPr>
-              <w:jc w:val="right"/>
-              <w:rPr>
-                <w:lang w:bidi="ur-PK"/>
-              </w:rPr>
-            </w:pPr>
-            <w:r>
-              <w:rPr>
-                <w:rFonts w:hint="cs"/>
+            <w:tcBorders>
+              <w:top w:val="single" w:sz="4" w:space="0" w:color="auto"/>
+            </w:tcBorders>
+          </w:tcPr>
+          <w:p>
+            <w:pPr>
+              <w:jc w:val="right"/>
+              <w:rPr>
+                <w:sz w:val="28"/>
+                <w:szCs w:val="28"/>
+                <w:lang w:bidi="ur-PK"/>
+              </w:rPr>
+            </w:pPr>
+            <w:r>
+              <w:rPr>
+                <w:rFonts w:hint="cs"/>
+                <w:sz w:val="28"/>
+                <w:szCs w:val="28"/>
                 <w:rtl/>
                 <w:lang w:bidi="ur-PK"/>
               </w:rPr>
@@ -3470,7 +4069,19 @@
         </w:tc>
       </w:tr>
       <w:tr>
+        <w:tblPrEx>
+          <w:jc w:val="right"/>
+          <w:tblBorders>
+            <w:top w:val="single" w:sz="4" w:space="0" w:color="auto"/>
+            <w:left w:val="single" w:sz="4" w:space="0" w:color="auto"/>
+            <w:bottom w:val="single" w:sz="4" w:space="0" w:color="auto"/>
+            <w:right w:val="single" w:sz="4" w:space="0" w:color="auto"/>
+            <w:insideH w:val="single" w:sz="4" w:space="0" w:color="auto"/>
+            <w:insideV w:val="single" w:sz="4" w:space="0" w:color="auto"/>
+          </w:tblBorders>
+        </w:tblPrEx>
         <w:trPr>
+          <w:trHeight w:val="432"/>
           <w:jc w:val="right"/>
         </w:trPr>
         <w:tc>
@@ -3481,12 +4092,16 @@
             <w:pPr>
               <w:jc w:val="right"/>
               <w:rPr>
-                <w:lang w:bidi="ur-PK"/>
-              </w:rPr>
-            </w:pPr>
-            <w:r>
-              <w:rPr>
-                <w:rFonts w:hint="cs"/>
+                <w:sz w:val="28"/>
+                <w:szCs w:val="28"/>
+                <w:lang w:bidi="ur-PK"/>
+              </w:rPr>
+            </w:pPr>
+            <w:r>
+              <w:rPr>
+                <w:rFonts w:hint="cs"/>
+                <w:sz w:val="28"/>
+                <w:szCs w:val="28"/>
                 <w:rtl/>
                 <w:lang w:bidi="ur-PK"/>
               </w:rPr>
@@ -3496,7 +4111,19 @@
         </w:tc>
       </w:tr>
       <w:tr>
+        <w:tblPrEx>
+          <w:jc w:val="right"/>
+          <w:tblBorders>
+            <w:top w:val="single" w:sz="4" w:space="0" w:color="auto"/>
+            <w:left w:val="single" w:sz="4" w:space="0" w:color="auto"/>
+            <w:bottom w:val="single" w:sz="4" w:space="0" w:color="auto"/>
+            <w:right w:val="single" w:sz="4" w:space="0" w:color="auto"/>
+            <w:insideH w:val="single" w:sz="4" w:space="0" w:color="auto"/>
+            <w:insideV w:val="single" w:sz="4" w:space="0" w:color="auto"/>
+          </w:tblBorders>
+        </w:tblPrEx>
         <w:trPr>
+          <w:trHeight w:val="432"/>
           <w:jc w:val="right"/>
         </w:trPr>
         <w:tc>
@@ -3507,12 +4134,16 @@
             <w:pPr>
               <w:jc w:val="right"/>
               <w:rPr>
-                <w:lang w:bidi="ur-PK"/>
-              </w:rPr>
-            </w:pPr>
-            <w:r>
-              <w:rPr>
-                <w:rFonts w:hint="cs"/>
+                <w:sz w:val="28"/>
+                <w:szCs w:val="28"/>
+                <w:lang w:bidi="ur-PK"/>
+              </w:rPr>
+            </w:pPr>
+            <w:r>
+              <w:rPr>
+                <w:rFonts w:hint="cs"/>
+                <w:sz w:val="28"/>
+                <w:szCs w:val="28"/>
                 <w:rtl/>
                 <w:lang w:bidi="ur-PK"/>
               </w:rPr>
@@ -3522,7 +4153,19 @@
         </w:tc>
       </w:tr>
       <w:tr>
+        <w:tblPrEx>
+          <w:jc w:val="right"/>
+          <w:tblBorders>
+            <w:top w:val="single" w:sz="4" w:space="0" w:color="auto"/>
+            <w:left w:val="single" w:sz="4" w:space="0" w:color="auto"/>
+            <w:bottom w:val="single" w:sz="4" w:space="0" w:color="auto"/>
+            <w:right w:val="single" w:sz="4" w:space="0" w:color="auto"/>
+            <w:insideH w:val="single" w:sz="4" w:space="0" w:color="auto"/>
+            <w:insideV w:val="single" w:sz="4" w:space="0" w:color="auto"/>
+          </w:tblBorders>
+        </w:tblPrEx>
         <w:trPr>
+          <w:trHeight w:val="432"/>
           <w:jc w:val="right"/>
         </w:trPr>
         <w:tc>
@@ -3533,12 +4176,16 @@
             <w:pPr>
               <w:jc w:val="right"/>
               <w:rPr>
-                <w:lang w:bidi="ur-PK"/>
-              </w:rPr>
-            </w:pPr>
-            <w:r>
-              <w:rPr>
-                <w:rFonts w:hint="cs"/>
+                <w:sz w:val="28"/>
+                <w:szCs w:val="28"/>
+                <w:lang w:bidi="ur-PK"/>
+              </w:rPr>
+            </w:pPr>
+            <w:r>
+              <w:rPr>
+                <w:rFonts w:hint="cs"/>
+                <w:sz w:val="28"/>
+                <w:szCs w:val="28"/>
                 <w:rtl/>
                 <w:lang w:bidi="ur-PK"/>
               </w:rPr>
@@ -3548,7 +4195,19 @@
         </w:tc>
       </w:tr>
       <w:tr>
+        <w:tblPrEx>
+          <w:jc w:val="right"/>
+          <w:tblBorders>
+            <w:top w:val="single" w:sz="4" w:space="0" w:color="auto"/>
+            <w:left w:val="single" w:sz="4" w:space="0" w:color="auto"/>
+            <w:bottom w:val="single" w:sz="4" w:space="0" w:color="auto"/>
+            <w:right w:val="single" w:sz="4" w:space="0" w:color="auto"/>
+            <w:insideH w:val="single" w:sz="4" w:space="0" w:color="auto"/>
+            <w:insideV w:val="single" w:sz="4" w:space="0" w:color="auto"/>
+          </w:tblBorders>
+        </w:tblPrEx>
         <w:trPr>
+          <w:trHeight w:val="432"/>
           <w:jc w:val="right"/>
         </w:trPr>
         <w:tc>
@@ -3559,12 +4218,16 @@
             <w:pPr>
               <w:jc w:val="right"/>
               <w:rPr>
-                <w:lang w:bidi="ur-PK"/>
-              </w:rPr>
-            </w:pPr>
-            <w:r>
-              <w:rPr>
-                <w:rFonts w:hint="cs"/>
+                <w:sz w:val="28"/>
+                <w:szCs w:val="28"/>
+                <w:lang w:bidi="ur-PK"/>
+              </w:rPr>
+            </w:pPr>
+            <w:r>
+              <w:rPr>
+                <w:rFonts w:hint="cs"/>
+                <w:sz w:val="28"/>
+                <w:szCs w:val="28"/>
                 <w:rtl/>
                 <w:lang w:bidi="ur-PK"/>
               </w:rPr>
@@ -3574,23 +4237,6 @@
         </w:tc>
       </w:tr>
     </w:tbl>
-    <w:p>
-      <w:pPr>
-        <w:jc w:val="center"/>
-        <w:rPr>
-          <w:rtl/>
-          <w:lang w:bidi="ur-PK"/>
-        </w:rPr>
-      </w:pPr>
-      <w:r>
-        <w:rPr>
-          <w:rFonts w:hint="cs"/>
-          <w:rtl/>
-          <w:lang w:bidi="ur-PK"/>
-        </w:rPr>
-        <w:t xml:space="preserve"> </w:t>
-      </w:r>
-    </w:p>
     <w:p>
       <w:pPr>
         <w:jc w:val="center"/>
@@ -3604,6 +4250,14 @@
           <w:lang w:bidi="ur-PK"/>
         </w:rPr>
       </w:pPr>
+      <w:r>
+        <w:rPr>
+          <w:rFonts w:hint="cs"/>
+          <w:rtl/>
+          <w:lang w:bidi="ur-PK"/>
+        </w:rPr>
+        <w:t xml:space="preserve"> </w:t>
+      </w:r>
     </w:p>
     <w:p>
       <w:pPr>
@@ -3629,7 +4283,6 @@
           <w:rtl/>
           <w:lang w:bidi="ur-PK"/>
         </w:rPr>
-        <w:lastRenderedPageBreak/>
         <w:t>ح</w:t>
       </w:r>
       <w:r>
@@ -3653,12 +4306,17 @@
         <w:tblLook w:val="04A0" w:firstRow="1" w:lastRow="0" w:firstColumn="1" w:lastColumn="0" w:noHBand="0" w:noVBand="1"/>
       </w:tblPr>
       <w:tblGrid>
-        <w:gridCol w:w="9350"/>
+        <w:gridCol w:w="4675"/>
+        <w:gridCol w:w="4675"/>
       </w:tblGrid>
       <w:tr>
+        <w:trPr>
+          <w:trHeight w:val="20"/>
+        </w:trPr>
         <w:tc>
           <w:tcPr>
             <w:tcW w:w="9350" w:type="dxa"/>
+            <w:gridSpan w:val="2"/>
           </w:tcPr>
           <w:p>
             <w:pPr>
@@ -3700,26 +4358,45 @@
         </w:tc>
       </w:tr>
       <w:tr>
-        <w:tc>
-          <w:tcPr>
-            <w:tcW w:w="9350" w:type="dxa"/>
+        <w:trPr>
+          <w:trHeight w:val="20"/>
+        </w:trPr>
+        <w:tc>
+          <w:tcPr>
+            <w:tcW w:w="4675" w:type="dxa"/>
           </w:tcPr>
           <w:p>
             <w:pPr>
               <w:jc w:val="right"/>
               <w:rPr>
                 <w:noProof/>
-                <w:sz w:val="24"/>
-                <w:szCs w:val="24"/>
+                <w:sz w:val="28"/>
+                <w:szCs w:val="28"/>
                 <w:lang w:val="ur-PK" w:bidi="ur-PK"/>
               </w:rPr>
             </w:pPr>
-            <w:r>
-              <w:rPr>
-                <w:rFonts w:hint="cs"/>
+          </w:p>
+        </w:tc>
+        <w:tc>
+          <w:tcPr>
+            <w:tcW w:w="4675" w:type="dxa"/>
+          </w:tcPr>
+          <w:p>
+            <w:pPr>
+              <w:jc w:val="right"/>
+              <w:rPr>
                 <w:noProof/>
-                <w:sz w:val="24"/>
-                <w:szCs w:val="24"/>
+                <w:sz w:val="28"/>
+                <w:szCs w:val="28"/>
+                <w:lang w:val="ur-PK" w:bidi="ur-PK"/>
+              </w:rPr>
+            </w:pPr>
+            <w:r>
+              <w:rPr>
+                <w:rFonts w:hint="cs"/>
+                <w:noProof/>
+                <w:sz w:val="28"/>
+                <w:szCs w:val="28"/>
                 <w:rtl/>
                 <w:lang w:val="ur-PK" w:bidi="ur-PK"/>
               </w:rPr>
@@ -3729,26 +4406,45 @@
         </w:tc>
       </w:tr>
       <w:tr>
-        <w:tc>
-          <w:tcPr>
-            <w:tcW w:w="9350" w:type="dxa"/>
+        <w:trPr>
+          <w:trHeight w:val="20"/>
+        </w:trPr>
+        <w:tc>
+          <w:tcPr>
+            <w:tcW w:w="4675" w:type="dxa"/>
           </w:tcPr>
           <w:p>
             <w:pPr>
               <w:jc w:val="right"/>
               <w:rPr>
                 <w:noProof/>
-                <w:sz w:val="24"/>
-                <w:szCs w:val="24"/>
+                <w:sz w:val="28"/>
+                <w:szCs w:val="28"/>
                 <w:lang w:val="ur-PK" w:bidi="ur-PK"/>
               </w:rPr>
             </w:pPr>
-            <w:r>
-              <w:rPr>
-                <w:rFonts w:hint="cs"/>
+          </w:p>
+        </w:tc>
+        <w:tc>
+          <w:tcPr>
+            <w:tcW w:w="4675" w:type="dxa"/>
+          </w:tcPr>
+          <w:p>
+            <w:pPr>
+              <w:jc w:val="right"/>
+              <w:rPr>
                 <w:noProof/>
-                <w:sz w:val="24"/>
-                <w:szCs w:val="24"/>
+                <w:sz w:val="28"/>
+                <w:szCs w:val="28"/>
+                <w:lang w:val="ur-PK" w:bidi="ur-PK"/>
+              </w:rPr>
+            </w:pPr>
+            <w:r>
+              <w:rPr>
+                <w:rFonts w:hint="cs"/>
+                <w:noProof/>
+                <w:sz w:val="28"/>
+                <w:szCs w:val="28"/>
                 <w:rtl/>
                 <w:lang w:val="ur-PK" w:bidi="ur-PK"/>
               </w:rPr>
@@ -3758,26 +4454,45 @@
         </w:tc>
       </w:tr>
       <w:tr>
-        <w:tc>
-          <w:tcPr>
-            <w:tcW w:w="9350" w:type="dxa"/>
+        <w:trPr>
+          <w:trHeight w:val="20"/>
+        </w:trPr>
+        <w:tc>
+          <w:tcPr>
+            <w:tcW w:w="4675" w:type="dxa"/>
           </w:tcPr>
           <w:p>
             <w:pPr>
               <w:jc w:val="right"/>
               <w:rPr>
                 <w:noProof/>
-                <w:sz w:val="24"/>
-                <w:szCs w:val="24"/>
+                <w:sz w:val="28"/>
+                <w:szCs w:val="28"/>
                 <w:lang w:val="ur-PK" w:bidi="ur-PK"/>
               </w:rPr>
             </w:pPr>
-            <w:r>
-              <w:rPr>
-                <w:rFonts w:hint="cs"/>
+          </w:p>
+        </w:tc>
+        <w:tc>
+          <w:tcPr>
+            <w:tcW w:w="4675" w:type="dxa"/>
+          </w:tcPr>
+          <w:p>
+            <w:pPr>
+              <w:jc w:val="right"/>
+              <w:rPr>
                 <w:noProof/>
-                <w:sz w:val="24"/>
-                <w:szCs w:val="24"/>
+                <w:sz w:val="28"/>
+                <w:szCs w:val="28"/>
+                <w:lang w:val="ur-PK" w:bidi="ur-PK"/>
+              </w:rPr>
+            </w:pPr>
+            <w:r>
+              <w:rPr>
+                <w:rFonts w:hint="cs"/>
+                <w:noProof/>
+                <w:sz w:val="28"/>
+                <w:szCs w:val="28"/>
                 <w:rtl/>
                 <w:lang w:val="ur-PK" w:bidi="ur-PK"/>
               </w:rPr>
@@ -3787,26 +4502,45 @@
         </w:tc>
       </w:tr>
       <w:tr>
-        <w:tc>
-          <w:tcPr>
-            <w:tcW w:w="9350" w:type="dxa"/>
+        <w:trPr>
+          <w:trHeight w:val="20"/>
+        </w:trPr>
+        <w:tc>
+          <w:tcPr>
+            <w:tcW w:w="4675" w:type="dxa"/>
           </w:tcPr>
           <w:p>
             <w:pPr>
               <w:jc w:val="right"/>
               <w:rPr>
                 <w:noProof/>
-                <w:sz w:val="24"/>
-                <w:szCs w:val="24"/>
+                <w:sz w:val="28"/>
+                <w:szCs w:val="28"/>
                 <w:lang w:val="ur-PK" w:bidi="ur-PK"/>
               </w:rPr>
             </w:pPr>
-            <w:r>
-              <w:rPr>
-                <w:rFonts w:hint="cs"/>
+          </w:p>
+        </w:tc>
+        <w:tc>
+          <w:tcPr>
+            <w:tcW w:w="4675" w:type="dxa"/>
+          </w:tcPr>
+          <w:p>
+            <w:pPr>
+              <w:jc w:val="right"/>
+              <w:rPr>
                 <w:noProof/>
-                <w:sz w:val="24"/>
-                <w:szCs w:val="24"/>
+                <w:sz w:val="28"/>
+                <w:szCs w:val="28"/>
+                <w:lang w:val="ur-PK" w:bidi="ur-PK"/>
+              </w:rPr>
+            </w:pPr>
+            <w:r>
+              <w:rPr>
+                <w:rFonts w:hint="cs"/>
+                <w:noProof/>
+                <w:sz w:val="28"/>
+                <w:szCs w:val="28"/>
                 <w:rtl/>
                 <w:lang w:val="ur-PK" w:bidi="ur-PK"/>
               </w:rPr>
@@ -3816,26 +4550,45 @@
         </w:tc>
       </w:tr>
       <w:tr>
-        <w:tc>
-          <w:tcPr>
-            <w:tcW w:w="9350" w:type="dxa"/>
+        <w:trPr>
+          <w:trHeight w:val="20"/>
+        </w:trPr>
+        <w:tc>
+          <w:tcPr>
+            <w:tcW w:w="4675" w:type="dxa"/>
           </w:tcPr>
           <w:p>
             <w:pPr>
               <w:jc w:val="right"/>
               <w:rPr>
                 <w:noProof/>
-                <w:sz w:val="24"/>
-                <w:szCs w:val="24"/>
+                <w:sz w:val="28"/>
+                <w:szCs w:val="28"/>
                 <w:lang w:val="ur-PK" w:bidi="ur-PK"/>
               </w:rPr>
             </w:pPr>
-            <w:r>
-              <w:rPr>
-                <w:rFonts w:hint="cs"/>
+          </w:p>
+        </w:tc>
+        <w:tc>
+          <w:tcPr>
+            <w:tcW w:w="4675" w:type="dxa"/>
+          </w:tcPr>
+          <w:p>
+            <w:pPr>
+              <w:jc w:val="right"/>
+              <w:rPr>
                 <w:noProof/>
-                <w:sz w:val="24"/>
-                <w:szCs w:val="24"/>
+                <w:sz w:val="28"/>
+                <w:szCs w:val="28"/>
+                <w:lang w:val="ur-PK" w:bidi="ur-PK"/>
+              </w:rPr>
+            </w:pPr>
+            <w:r>
+              <w:rPr>
+                <w:rFonts w:hint="cs"/>
+                <w:noProof/>
+                <w:sz w:val="28"/>
+                <w:szCs w:val="28"/>
                 <w:rtl/>
                 <w:lang w:val="ur-PK" w:bidi="ur-PK"/>
               </w:rPr>
@@ -3847,11 +4600,14 @@
     </w:tbl>
     <w:p>
       <w:pPr>
-        <w:jc w:val="center"/>
+        <w:jc w:val="right"/>
         <w:rPr>
-          <w:noProof/>
+          <w:b/>
+          <w:bCs/>
+          <w:sz w:val="28"/>
+          <w:szCs w:val="28"/>
           <w:rtl/>
-          <w:lang w:val="ur-PK" w:bidi="ur-PK"/>
+          <w:lang w:bidi="ur-PK"/>
         </w:rPr>
       </w:pPr>
     </w:p>
@@ -3923,14 +4679,22 @@
             <w:pPr>
               <w:jc w:val="center"/>
               <w:rPr>
+                <w:b/>
+                <w:bCs/>
                 <w:noProof/>
-                <w:lang w:bidi="ur-PK"/>
-              </w:rPr>
-            </w:pPr>
-            <w:r>
-              <w:rPr>
-                <w:rFonts w:hint="cs"/>
+                <w:sz w:val="28"/>
+                <w:szCs w:val="28"/>
+                <w:lang w:bidi="ur-PK"/>
+              </w:rPr>
+            </w:pPr>
+            <w:r>
+              <w:rPr>
+                <w:rFonts w:hint="cs"/>
+                <w:b/>
+                <w:bCs/>
                 <w:noProof/>
+                <w:sz w:val="28"/>
+                <w:szCs w:val="28"/>
                 <w:rtl/>
                 <w:lang w:bidi="ur-PK"/>
               </w:rPr>
@@ -3946,18 +4710,22 @@
             <w:pPr>
               <w:jc w:val="center"/>
               <w:rPr>
+                <w:b/>
+                <w:bCs/>
                 <w:noProof/>
-                <w:sz w:val="24"/>
-                <w:szCs w:val="24"/>
-                <w:lang w:bidi="ur-PK"/>
-              </w:rPr>
-            </w:pPr>
-            <w:r>
-              <w:rPr>
-                <w:rFonts w:hint="cs"/>
+                <w:sz w:val="28"/>
+                <w:szCs w:val="28"/>
+                <w:lang w:bidi="ur-PK"/>
+              </w:rPr>
+            </w:pPr>
+            <w:r>
+              <w:rPr>
+                <w:rFonts w:hint="cs"/>
+                <w:b/>
+                <w:bCs/>
                 <w:noProof/>
-                <w:sz w:val="24"/>
-                <w:szCs w:val="24"/>
+                <w:sz w:val="28"/>
+                <w:szCs w:val="28"/>
                 <w:rtl/>
                 <w:lang w:bidi="ur-PK"/>
               </w:rPr>
@@ -3976,6 +4744,8 @@
               <w:jc w:val="right"/>
               <w:rPr>
                 <w:noProof/>
+                <w:sz w:val="28"/>
+                <w:szCs w:val="28"/>
                 <w:lang w:bidi="ur-PK"/>
               </w:rPr>
             </w:pPr>
@@ -3993,8 +4763,8 @@
               <w:jc w:val="center"/>
               <w:rPr>
                 <w:noProof/>
-                <w:sz w:val="24"/>
-                <w:szCs w:val="24"/>
+                <w:sz w:val="28"/>
+                <w:szCs w:val="28"/>
                 <w:lang w:bidi="ur-PK"/>
               </w:rPr>
             </w:pPr>
@@ -4002,8 +4772,8 @@
               <w:rPr>
                 <w:rFonts w:hint="cs"/>
                 <w:noProof/>
-                <w:sz w:val="24"/>
-                <w:szCs w:val="24"/>
+                <w:sz w:val="28"/>
+                <w:szCs w:val="28"/>
                 <w:rtl/>
                 <w:lang w:bidi="ur-PK"/>
               </w:rPr>
@@ -4022,6 +4792,8 @@
               <w:jc w:val="right"/>
               <w:rPr>
                 <w:noProof/>
+                <w:sz w:val="28"/>
+                <w:szCs w:val="28"/>
                 <w:lang w:bidi="ur-PK"/>
               </w:rPr>
             </w:pPr>
@@ -4036,8 +4808,8 @@
               <w:jc w:val="center"/>
               <w:rPr>
                 <w:noProof/>
-                <w:sz w:val="24"/>
-                <w:szCs w:val="24"/>
+                <w:sz w:val="28"/>
+                <w:szCs w:val="28"/>
                 <w:lang w:bidi="ur-PK"/>
               </w:rPr>
             </w:pPr>
@@ -4045,8 +4817,8 @@
               <w:rPr>
                 <w:rFonts w:hint="cs"/>
                 <w:noProof/>
-                <w:sz w:val="24"/>
-                <w:szCs w:val="24"/>
+                <w:sz w:val="28"/>
+                <w:szCs w:val="28"/>
                 <w:rtl/>
                 <w:lang w:bidi="ur-PK"/>
               </w:rPr>
@@ -4065,6 +4837,8 @@
               <w:jc w:val="right"/>
               <w:rPr>
                 <w:noProof/>
+                <w:sz w:val="28"/>
+                <w:szCs w:val="28"/>
                 <w:lang w:bidi="ur-PK"/>
               </w:rPr>
             </w:pPr>
@@ -4079,8 +4853,8 @@
               <w:jc w:val="center"/>
               <w:rPr>
                 <w:noProof/>
-                <w:sz w:val="24"/>
-                <w:szCs w:val="24"/>
+                <w:sz w:val="28"/>
+                <w:szCs w:val="28"/>
                 <w:lang w:bidi="ur-PK"/>
               </w:rPr>
             </w:pPr>
@@ -4088,8 +4862,8 @@
               <w:rPr>
                 <w:rFonts w:hint="cs"/>
                 <w:noProof/>
-                <w:sz w:val="24"/>
-                <w:szCs w:val="24"/>
+                <w:sz w:val="28"/>
+                <w:szCs w:val="28"/>
                 <w:rtl/>
                 <w:lang w:bidi="ur-PK"/>
               </w:rPr>
@@ -4108,6 +4882,8 @@
               <w:jc w:val="right"/>
               <w:rPr>
                 <w:noProof/>
+                <w:sz w:val="28"/>
+                <w:szCs w:val="28"/>
                 <w:lang w:bidi="ur-PK"/>
               </w:rPr>
             </w:pPr>
@@ -4122,8 +4898,8 @@
               <w:jc w:val="center"/>
               <w:rPr>
                 <w:noProof/>
-                <w:sz w:val="24"/>
-                <w:szCs w:val="24"/>
+                <w:sz w:val="28"/>
+                <w:szCs w:val="28"/>
                 <w:lang w:bidi="ur-PK"/>
               </w:rPr>
             </w:pPr>
@@ -4131,8 +4907,8 @@
               <w:rPr>
                 <w:rFonts w:hint="cs"/>
                 <w:noProof/>
-                <w:sz w:val="24"/>
-                <w:szCs w:val="24"/>
+                <w:sz w:val="28"/>
+                <w:szCs w:val="28"/>
                 <w:rtl/>
                 <w:lang w:bidi="ur-PK"/>
               </w:rPr>
@@ -4151,6 +4927,8 @@
               <w:jc w:val="right"/>
               <w:rPr>
                 <w:noProof/>
+                <w:sz w:val="28"/>
+                <w:szCs w:val="28"/>
                 <w:lang w:bidi="ur-PK"/>
               </w:rPr>
             </w:pPr>
@@ -4165,8 +4943,8 @@
               <w:jc w:val="center"/>
               <w:rPr>
                 <w:noProof/>
-                <w:sz w:val="24"/>
-                <w:szCs w:val="24"/>
+                <w:sz w:val="28"/>
+                <w:szCs w:val="28"/>
                 <w:rtl/>
                 <w:lang w:bidi="ur-PK"/>
               </w:rPr>
@@ -4175,8 +4953,8 @@
               <w:rPr>
                 <w:rFonts w:hint="cs"/>
                 <w:noProof/>
-                <w:sz w:val="24"/>
-                <w:szCs w:val="24"/>
+                <w:sz w:val="28"/>
+                <w:szCs w:val="28"/>
                 <w:rtl/>
                 <w:lang w:bidi="ur-PK"/>
               </w:rPr>
@@ -4188,17 +4966,6 @@
     </w:tbl>
     <w:p>
       <w:pPr>
-        <w:jc w:val="right"/>
-        <w:rPr>
-          <w:noProof/>
-          <w:rtl/>
-          <w:lang w:bidi="ur-PK"/>
-        </w:rPr>
-      </w:pPr>
-    </w:p>
-    <w:p>
-      <w:pPr>
-        <w:jc w:val="right"/>
         <w:rPr>
           <w:noProof/>
           <w:rtl/>
@@ -4262,18 +5029,22 @@
             <w:pPr>
               <w:jc w:val="center"/>
               <w:rPr>
+                <w:b/>
+                <w:bCs/>
                 <w:noProof/>
-                <w:sz w:val="24"/>
-                <w:szCs w:val="24"/>
-                <w:lang w:bidi="ur-PK"/>
-              </w:rPr>
-            </w:pPr>
-            <w:r>
-              <w:rPr>
-                <w:rFonts w:hint="cs"/>
+                <w:sz w:val="28"/>
+                <w:szCs w:val="28"/>
+                <w:lang w:bidi="ur-PK"/>
+              </w:rPr>
+            </w:pPr>
+            <w:r>
+              <w:rPr>
+                <w:rFonts w:hint="cs"/>
+                <w:b/>
+                <w:bCs/>
                 <w:noProof/>
-                <w:sz w:val="24"/>
-                <w:szCs w:val="24"/>
+                <w:sz w:val="28"/>
+                <w:szCs w:val="28"/>
                 <w:rtl/>
                 <w:lang w:bidi="ur-PK"/>
               </w:rPr>
@@ -4289,18 +5060,22 @@
             <w:pPr>
               <w:jc w:val="center"/>
               <w:rPr>
+                <w:b/>
+                <w:bCs/>
                 <w:noProof/>
-                <w:sz w:val="24"/>
-                <w:szCs w:val="24"/>
-                <w:lang w:bidi="ur-PK"/>
-              </w:rPr>
-            </w:pPr>
-            <w:r>
-              <w:rPr>
-                <w:rFonts w:hint="cs"/>
+                <w:sz w:val="28"/>
+                <w:szCs w:val="28"/>
+                <w:lang w:bidi="ur-PK"/>
+              </w:rPr>
+            </w:pPr>
+            <w:r>
+              <w:rPr>
+                <w:rFonts w:hint="cs"/>
+                <w:b/>
+                <w:bCs/>
                 <w:noProof/>
-                <w:sz w:val="24"/>
-                <w:szCs w:val="24"/>
+                <w:sz w:val="28"/>
+                <w:szCs w:val="28"/>
                 <w:rtl/>
                 <w:lang w:bidi="ur-PK"/>
               </w:rPr>
@@ -4319,8 +5094,8 @@
               <w:jc w:val="center"/>
               <w:rPr>
                 <w:noProof/>
-                <w:sz w:val="24"/>
-                <w:szCs w:val="24"/>
+                <w:sz w:val="28"/>
+                <w:szCs w:val="28"/>
                 <w:lang w:bidi="ur-PK"/>
               </w:rPr>
             </w:pPr>
@@ -4335,8 +5110,8 @@
               <w:jc w:val="center"/>
               <w:rPr>
                 <w:noProof/>
-                <w:sz w:val="24"/>
-                <w:szCs w:val="24"/>
+                <w:sz w:val="28"/>
+                <w:szCs w:val="28"/>
                 <w:lang w:bidi="ur-PK"/>
               </w:rPr>
             </w:pPr>
@@ -4344,8 +5119,8 @@
               <w:rPr>
                 <w:rFonts w:hint="cs"/>
                 <w:noProof/>
-                <w:sz w:val="24"/>
-                <w:szCs w:val="24"/>
+                <w:sz w:val="28"/>
+                <w:szCs w:val="28"/>
                 <w:rtl/>
                 <w:lang w:bidi="ur-PK"/>
               </w:rPr>
@@ -4364,8 +5139,8 @@
               <w:jc w:val="center"/>
               <w:rPr>
                 <w:noProof/>
-                <w:sz w:val="24"/>
-                <w:szCs w:val="24"/>
+                <w:sz w:val="28"/>
+                <w:szCs w:val="28"/>
                 <w:lang w:bidi="ur-PK"/>
               </w:rPr>
             </w:pPr>
@@ -4380,8 +5155,8 @@
               <w:jc w:val="center"/>
               <w:rPr>
                 <w:noProof/>
-                <w:sz w:val="24"/>
-                <w:szCs w:val="24"/>
+                <w:sz w:val="28"/>
+                <w:szCs w:val="28"/>
                 <w:lang w:bidi="ur-PK"/>
               </w:rPr>
             </w:pPr>
@@ -4389,8 +5164,8 @@
               <w:rPr>
                 <w:rFonts w:hint="cs"/>
                 <w:noProof/>
-                <w:sz w:val="24"/>
-                <w:szCs w:val="24"/>
+                <w:sz w:val="28"/>
+                <w:szCs w:val="28"/>
                 <w:rtl/>
                 <w:lang w:bidi="ur-PK"/>
               </w:rPr>
@@ -4409,8 +5184,8 @@
               <w:jc w:val="center"/>
               <w:rPr>
                 <w:noProof/>
-                <w:sz w:val="24"/>
-                <w:szCs w:val="24"/>
+                <w:sz w:val="28"/>
+                <w:szCs w:val="28"/>
                 <w:lang w:bidi="ur-PK"/>
               </w:rPr>
             </w:pPr>
@@ -4425,8 +5200,8 @@
               <w:jc w:val="center"/>
               <w:rPr>
                 <w:noProof/>
-                <w:sz w:val="24"/>
-                <w:szCs w:val="24"/>
+                <w:sz w:val="28"/>
+                <w:szCs w:val="28"/>
                 <w:lang w:bidi="ur-PK"/>
               </w:rPr>
             </w:pPr>
@@ -4434,8 +5209,8 @@
               <w:rPr>
                 <w:rFonts w:hint="cs"/>
                 <w:noProof/>
-                <w:sz w:val="24"/>
-                <w:szCs w:val="24"/>
+                <w:sz w:val="28"/>
+                <w:szCs w:val="28"/>
                 <w:rtl/>
                 <w:lang w:bidi="ur-PK"/>
               </w:rPr>
@@ -4454,8 +5229,8 @@
               <w:jc w:val="center"/>
               <w:rPr>
                 <w:noProof/>
-                <w:sz w:val="24"/>
-                <w:szCs w:val="24"/>
+                <w:sz w:val="28"/>
+                <w:szCs w:val="28"/>
                 <w:lang w:bidi="ur-PK"/>
               </w:rPr>
             </w:pPr>
@@ -4470,8 +5245,8 @@
               <w:jc w:val="center"/>
               <w:rPr>
                 <w:noProof/>
-                <w:sz w:val="24"/>
-                <w:szCs w:val="24"/>
+                <w:sz w:val="28"/>
+                <w:szCs w:val="28"/>
                 <w:lang w:bidi="ur-PK"/>
               </w:rPr>
             </w:pPr>
@@ -4479,8 +5254,8 @@
               <w:rPr>
                 <w:rFonts w:hint="cs"/>
                 <w:noProof/>
-                <w:sz w:val="24"/>
-                <w:szCs w:val="24"/>
+                <w:sz w:val="28"/>
+                <w:szCs w:val="28"/>
                 <w:rtl/>
                 <w:lang w:bidi="ur-PK"/>
               </w:rPr>
@@ -4499,8 +5274,8 @@
               <w:jc w:val="center"/>
               <w:rPr>
                 <w:noProof/>
-                <w:sz w:val="24"/>
-                <w:szCs w:val="24"/>
+                <w:sz w:val="28"/>
+                <w:szCs w:val="28"/>
                 <w:lang w:bidi="ur-PK"/>
               </w:rPr>
             </w:pPr>
@@ -4515,8 +5290,8 @@
               <w:jc w:val="center"/>
               <w:rPr>
                 <w:noProof/>
-                <w:sz w:val="24"/>
-                <w:szCs w:val="24"/>
+                <w:sz w:val="28"/>
+                <w:szCs w:val="28"/>
                 <w:rtl/>
                 <w:lang w:bidi="ur-PK"/>
               </w:rPr>
@@ -4525,8 +5300,8 @@
               <w:rPr>
                 <w:rFonts w:hint="cs"/>
                 <w:noProof/>
-                <w:sz w:val="24"/>
-                <w:szCs w:val="24"/>
+                <w:sz w:val="28"/>
+                <w:szCs w:val="28"/>
                 <w:rtl/>
                 <w:lang w:bidi="ur-PK"/>
               </w:rPr>
@@ -4560,7 +5335,7 @@
 </file>
 
 <file path=word/endnotes.xml><?xml version="1.0" encoding="utf-8"?>
-<w:endnotes xmlns:wpc="http://schemas.microsoft.com/office/word/2010/wordprocessingCanvas" xmlns:cx="http://schemas.microsoft.com/office/drawing/2014/chartex" xmlns:cx1="http://schemas.microsoft.com/office/drawing/2015/9/8/chartex" xmlns:cx2="http://schemas.microsoft.com/office/drawing/2015/10/21/chartex" xmlns:cx3="http://schemas.microsoft.com/office/drawing/2016/5/9/chartex" xmlns:cx4="http://schemas.microsoft.com/office/drawing/2016/5/10/chartex" xmlns:cx5="http://schemas.microsoft.com/office/drawing/2016/5/11/chartex" xmlns:cx6="http://schemas.microsoft.com/office/drawing/2016/5/12/chartex" xmlns:cx7="http://schemas.microsoft.com/office/drawing/2016/5/13/chartex" xmlns:cx8="http://schemas.microsoft.com/office/drawing/2016/5/14/chartex" xmlns:mc="http://schemas.openxmlformats.org/markup-compatibility/2006" xmlns:aink="http://schemas.microsoft.com/office/drawing/2016/ink" xmlns:am3d="http://schemas.microsoft.com/office/drawing/2017/model3d" xmlns:o="urn:schemas-microsoft-com:office:office" xmlns:r="http://schemas.openxmlformats.org/officeDocument/2006/relationships" xmlns:m="http://schemas.openxmlformats.org/officeDocument/2006/math" xmlns:v="urn:schemas-microsoft-com:vml" xmlns:wp14="http://schemas.microsoft.com/office/word/2010/wordprocessingDrawing" xmlns:wp="http://schemas.openxmlformats.org/drawingml/2006/wordprocessingDrawing" xmlns:w10="urn:schemas-microsoft-com:office:word" xmlns:w="http://schemas.openxmlformats.org/wordprocessingml/2006/main" xmlns:w14="http://schemas.microsoft.com/office/word/2010/wordml" xmlns:w15="http://schemas.microsoft.com/office/word/2012/wordml" xmlns:w16cex="http://schemas.microsoft.com/office/word/2018/wordml/cex" xmlns:w16cid="http://schemas.microsoft.com/office/word/2016/wordml/cid" xmlns:w16="http://schemas.microsoft.com/office/word/2018/wordml" xmlns:w16sdtdh="http://schemas.microsoft.com/office/word/2020/wordml/sdtdatahash" xmlns:w16se="http://schemas.microsoft.com/office/word/2015/wordml/symex" xmlns:wpg="http://schemas.microsoft.com/office/word/2010/wordprocessingGroup" xmlns:wpi="http://schemas.microsoft.com/office/word/2010/wordprocessingInk" xmlns:wne="http://schemas.microsoft.com/office/word/2006/wordml" xmlns:wps="http://schemas.microsoft.com/office/word/2010/wordprocessingShape" mc:Ignorable="w14 w15 w16se w16cid w16 w16cex w16sdtdh wp14">
+<w:endnotes xmlns:wpc="http://schemas.microsoft.com/office/word/2010/wordprocessingCanvas" xmlns:cx="http://schemas.microsoft.com/office/drawing/2014/chartex" xmlns:cx1="http://schemas.microsoft.com/office/drawing/2015/9/8/chartex" xmlns:cx2="http://schemas.microsoft.com/office/drawing/2015/10/21/chartex" xmlns:cx3="http://schemas.microsoft.com/office/drawing/2016/5/9/chartex" xmlns:cx4="http://schemas.microsoft.com/office/drawing/2016/5/10/chartex" xmlns:cx5="http://schemas.microsoft.com/office/drawing/2016/5/11/chartex" xmlns:cx6="http://schemas.microsoft.com/office/drawing/2016/5/12/chartex" xmlns:cx7="http://schemas.microsoft.com/office/drawing/2016/5/13/chartex" xmlns:cx8="http://schemas.microsoft.com/office/drawing/2016/5/14/chartex" xmlns:mc="http://schemas.openxmlformats.org/markup-compatibility/2006" xmlns:aink="http://schemas.microsoft.com/office/drawing/2016/ink" xmlns:am3d="http://schemas.microsoft.com/office/drawing/2017/model3d" xmlns:o="urn:schemas-microsoft-com:office:office" xmlns:oel="http://schemas.microsoft.com/office/2019/extlst" xmlns:r="http://schemas.openxmlformats.org/officeDocument/2006/relationships" xmlns:m="http://schemas.openxmlformats.org/officeDocument/2006/math" xmlns:v="urn:schemas-microsoft-com:vml" xmlns:wp14="http://schemas.microsoft.com/office/word/2010/wordprocessingDrawing" xmlns:wp="http://schemas.openxmlformats.org/drawingml/2006/wordprocessingDrawing" xmlns:w10="urn:schemas-microsoft-com:office:word" xmlns:w="http://schemas.openxmlformats.org/wordprocessingml/2006/main" xmlns:w14="http://schemas.microsoft.com/office/word/2010/wordml" xmlns:w15="http://schemas.microsoft.com/office/word/2012/wordml" xmlns:w16cex="http://schemas.microsoft.com/office/word/2018/wordml/cex" xmlns:w16cid="http://schemas.microsoft.com/office/word/2016/wordml/cid" xmlns:w16="http://schemas.microsoft.com/office/word/2018/wordml" xmlns:w16du="http://schemas.microsoft.com/office/word/2023/wordml/word16du" xmlns:w16sdtdh="http://schemas.microsoft.com/office/word/2020/wordml/sdtdatahash" xmlns:w16sdtfl="http://schemas.microsoft.com/office/word/2024/wordml/sdtformatlock" xmlns:w16se="http://schemas.microsoft.com/office/word/2015/wordml/symex" xmlns:wpg="http://schemas.microsoft.com/office/word/2010/wordprocessingGroup" xmlns:wpi="http://schemas.microsoft.com/office/word/2010/wordprocessingInk" xmlns:wne="http://schemas.microsoft.com/office/word/2006/wordml" xmlns:wps="http://schemas.microsoft.com/office/word/2010/wordprocessingShape" mc:Ignorable="w14 w15 w16se w16cid w16 w16cex w16sdtdh w16sdtfl w16du wp14">
   <w:endnote w:type="separator" w:id="-1">
     <w:p>
       <w:pPr>
@@ -4585,7 +5360,7 @@
 </file>
 
 <file path=word/footnotes.xml><?xml version="1.0" encoding="utf-8"?>
-<w:footnotes xmlns:wpc="http://schemas.microsoft.com/office/word/2010/wordprocessingCanvas" xmlns:cx="http://schemas.microsoft.com/office/drawing/2014/chartex" xmlns:cx1="http://schemas.microsoft.com/office/drawing/2015/9/8/chartex" xmlns:cx2="http://schemas.microsoft.com/office/drawing/2015/10/21/chartex" xmlns:cx3="http://schemas.microsoft.com/office/drawing/2016/5/9/chartex" xmlns:cx4="http://schemas.microsoft.com/office/drawing/2016/5/10/chartex" xmlns:cx5="http://schemas.microsoft.com/office/drawing/2016/5/11/chartex" xmlns:cx6="http://schemas.microsoft.com/office/drawing/2016/5/12/chartex" xmlns:cx7="http://schemas.microsoft.com/office/drawing/2016/5/13/chartex" xmlns:cx8="http://schemas.microsoft.com/office/drawing/2016/5/14/chartex" xmlns:mc="http://schemas.openxmlformats.org/markup-compatibility/2006" xmlns:aink="http://schemas.microsoft.com/office/drawing/2016/ink" xmlns:am3d="http://schemas.microsoft.com/office/drawing/2017/model3d" xmlns:o="urn:schemas-microsoft-com:office:office" xmlns:r="http://schemas.openxmlformats.org/officeDocument/2006/relationships" xmlns:m="http://schemas.openxmlformats.org/officeDocument/2006/math" xmlns:v="urn:schemas-microsoft-com:vml" xmlns:wp14="http://schemas.microsoft.com/office/word/2010/wordprocessingDrawing" xmlns:wp="http://schemas.openxmlformats.org/drawingml/2006/wordprocessingDrawing" xmlns:w10="urn:schemas-microsoft-com:office:word" xmlns:w="http://schemas.openxmlformats.org/wordprocessingml/2006/main" xmlns:w14="http://schemas.microsoft.com/office/word/2010/wordml" xmlns:w15="http://schemas.microsoft.com/office/word/2012/wordml" xmlns:w16cex="http://schemas.microsoft.com/office/word/2018/wordml/cex" xmlns:w16cid="http://schemas.microsoft.com/office/word/2016/wordml/cid" xmlns:w16="http://schemas.microsoft.com/office/word/2018/wordml" xmlns:w16sdtdh="http://schemas.microsoft.com/office/word/2020/wordml/sdtdatahash" xmlns:w16se="http://schemas.microsoft.com/office/word/2015/wordml/symex" xmlns:wpg="http://schemas.microsoft.com/office/word/2010/wordprocessingGroup" xmlns:wpi="http://schemas.microsoft.com/office/word/2010/wordprocessingInk" xmlns:wne="http://schemas.microsoft.com/office/word/2006/wordml" xmlns:wps="http://schemas.microsoft.com/office/word/2010/wordprocessingShape" mc:Ignorable="w14 w15 w16se w16cid w16 w16cex w16sdtdh wp14">
+<w:footnotes xmlns:wpc="http://schemas.microsoft.com/office/word/2010/wordprocessingCanvas" xmlns:cx="http://schemas.microsoft.com/office/drawing/2014/chartex" xmlns:cx1="http://schemas.microsoft.com/office/drawing/2015/9/8/chartex" xmlns:cx2="http://schemas.microsoft.com/office/drawing/2015/10/21/chartex" xmlns:cx3="http://schemas.microsoft.com/office/drawing/2016/5/9/chartex" xmlns:cx4="http://schemas.microsoft.com/office/drawing/2016/5/10/chartex" xmlns:cx5="http://schemas.microsoft.com/office/drawing/2016/5/11/chartex" xmlns:cx6="http://schemas.microsoft.com/office/drawing/2016/5/12/chartex" xmlns:cx7="http://schemas.microsoft.com/office/drawing/2016/5/13/chartex" xmlns:cx8="http://schemas.microsoft.com/office/drawing/2016/5/14/chartex" xmlns:mc="http://schemas.openxmlformats.org/markup-compatibility/2006" xmlns:aink="http://schemas.microsoft.com/office/drawing/2016/ink" xmlns:am3d="http://schemas.microsoft.com/office/drawing/2017/model3d" xmlns:o="urn:schemas-microsoft-com:office:office" xmlns:oel="http://schemas.microsoft.com/office/2019/extlst" xmlns:r="http://schemas.openxmlformats.org/officeDocument/2006/relationships" xmlns:m="http://schemas.openxmlformats.org/officeDocument/2006/math" xmlns:v="urn:schemas-microsoft-com:vml" xmlns:wp14="http://schemas.microsoft.com/office/word/2010/wordprocessingDrawing" xmlns:wp="http://schemas.openxmlformats.org/drawingml/2006/wordprocessingDrawing" xmlns:w10="urn:schemas-microsoft-com:office:word" xmlns:w="http://schemas.openxmlformats.org/wordprocessingml/2006/main" xmlns:w14="http://schemas.microsoft.com/office/word/2010/wordml" xmlns:w15="http://schemas.microsoft.com/office/word/2012/wordml" xmlns:w16cex="http://schemas.microsoft.com/office/word/2018/wordml/cex" xmlns:w16cid="http://schemas.microsoft.com/office/word/2016/wordml/cid" xmlns:w16="http://schemas.microsoft.com/office/word/2018/wordml" xmlns:w16du="http://schemas.microsoft.com/office/word/2023/wordml/word16du" xmlns:w16sdtdh="http://schemas.microsoft.com/office/word/2020/wordml/sdtdatahash" xmlns:w16sdtfl="http://schemas.microsoft.com/office/word/2024/wordml/sdtformatlock" xmlns:w16se="http://schemas.microsoft.com/office/word/2015/wordml/symex" xmlns:wpg="http://schemas.microsoft.com/office/word/2010/wordprocessingGroup" xmlns:wpi="http://schemas.microsoft.com/office/word/2010/wordprocessingInk" xmlns:wne="http://schemas.microsoft.com/office/word/2006/wordml" xmlns:wps="http://schemas.microsoft.com/office/word/2010/wordprocessingShape" mc:Ignorable="w14 w15 w16se w16cid w16 w16cex w16sdtdh w16sdtfl w16du wp14">
   <w:footnote w:type="separator" w:id="-1">
     <w:p>
       <w:pPr>
@@ -4610,7 +5385,7 @@
 </file>
 
 <file path=word/numbering.xml><?xml version="1.0" encoding="utf-8"?>
-<w:numbering xmlns:wpc="http://schemas.microsoft.com/office/word/2010/wordprocessingCanvas" xmlns:cx="http://schemas.microsoft.com/office/drawing/2014/chartex" xmlns:cx1="http://schemas.microsoft.com/office/drawing/2015/9/8/chartex" xmlns:cx2="http://schemas.microsoft.com/office/drawing/2015/10/21/chartex" xmlns:cx3="http://schemas.microsoft.com/office/drawing/2016/5/9/chartex" xmlns:cx4="http://schemas.microsoft.com/office/drawing/2016/5/10/chartex" xmlns:cx5="http://schemas.microsoft.com/office/drawing/2016/5/11/chartex" xmlns:cx6="http://schemas.microsoft.com/office/drawing/2016/5/12/chartex" xmlns:cx7="http://schemas.microsoft.com/office/drawing/2016/5/13/chartex" xmlns:cx8="http://schemas.microsoft.com/office/drawing/2016/5/14/chartex" xmlns:mc="http://schemas.openxmlformats.org/markup-compatibility/2006" xmlns:aink="http://schemas.microsoft.com/office/drawing/2016/ink" xmlns:am3d="http://schemas.microsoft.com/office/drawing/2017/model3d" xmlns:o="urn:schemas-microsoft-com:office:office" xmlns:r="http://schemas.openxmlformats.org/officeDocument/2006/relationships" xmlns:m="http://schemas.openxmlformats.org/officeDocument/2006/math" xmlns:v="urn:schemas-microsoft-com:vml" xmlns:wp14="http://schemas.microsoft.com/office/word/2010/wordprocessingDrawing" xmlns:wp="http://schemas.openxmlformats.org/drawingml/2006/wordprocessingDrawing" xmlns:w10="urn:schemas-microsoft-com:office:word" xmlns:w="http://schemas.openxmlformats.org/wordprocessingml/2006/main" xmlns:w14="http://schemas.microsoft.com/office/word/2010/wordml" xmlns:w15="http://schemas.microsoft.com/office/word/2012/wordml" xmlns:w16cex="http://schemas.microsoft.com/office/word/2018/wordml/cex" xmlns:w16cid="http://schemas.microsoft.com/office/word/2016/wordml/cid" xmlns:w16="http://schemas.microsoft.com/office/word/2018/wordml" xmlns:w16sdtdh="http://schemas.microsoft.com/office/word/2020/wordml/sdtdatahash" xmlns:w16se="http://schemas.microsoft.com/office/word/2015/wordml/symex" xmlns:wpg="http://schemas.microsoft.com/office/word/2010/wordprocessingGroup" xmlns:wpi="http://schemas.microsoft.com/office/word/2010/wordprocessingInk" xmlns:wne="http://schemas.microsoft.com/office/word/2006/wordml" xmlns:wps="http://schemas.microsoft.com/office/word/2010/wordprocessingShape" mc:Ignorable="w14 w15 w16se w16cid w16 w16cex w16sdtdh wp14">
+<w:numbering xmlns:wpc="http://schemas.microsoft.com/office/word/2010/wordprocessingCanvas" xmlns:cx="http://schemas.microsoft.com/office/drawing/2014/chartex" xmlns:cx1="http://schemas.microsoft.com/office/drawing/2015/9/8/chartex" xmlns:cx2="http://schemas.microsoft.com/office/drawing/2015/10/21/chartex" xmlns:cx3="http://schemas.microsoft.com/office/drawing/2016/5/9/chartex" xmlns:cx4="http://schemas.microsoft.com/office/drawing/2016/5/10/chartex" xmlns:cx5="http://schemas.microsoft.com/office/drawing/2016/5/11/chartex" xmlns:cx6="http://schemas.microsoft.com/office/drawing/2016/5/12/chartex" xmlns:cx7="http://schemas.microsoft.com/office/drawing/2016/5/13/chartex" xmlns:cx8="http://schemas.microsoft.com/office/drawing/2016/5/14/chartex" xmlns:mc="http://schemas.openxmlformats.org/markup-compatibility/2006" xmlns:aink="http://schemas.microsoft.com/office/drawing/2016/ink" xmlns:am3d="http://schemas.microsoft.com/office/drawing/2017/model3d" xmlns:o="urn:schemas-microsoft-com:office:office" xmlns:oel="http://schemas.microsoft.com/office/2019/extlst" xmlns:r="http://schemas.openxmlformats.org/officeDocument/2006/relationships" xmlns:m="http://schemas.openxmlformats.org/officeDocument/2006/math" xmlns:v="urn:schemas-microsoft-com:vml" xmlns:wp14="http://schemas.microsoft.com/office/word/2010/wordprocessingDrawing" xmlns:wp="http://schemas.openxmlformats.org/drawingml/2006/wordprocessingDrawing" xmlns:w10="urn:schemas-microsoft-com:office:word" xmlns:w="http://schemas.openxmlformats.org/wordprocessingml/2006/main" xmlns:w14="http://schemas.microsoft.com/office/word/2010/wordml" xmlns:w15="http://schemas.microsoft.com/office/word/2012/wordml" xmlns:w16cex="http://schemas.microsoft.com/office/word/2018/wordml/cex" xmlns:w16cid="http://schemas.microsoft.com/office/word/2016/wordml/cid" xmlns:w16="http://schemas.microsoft.com/office/word/2018/wordml" xmlns:w16du="http://schemas.microsoft.com/office/word/2023/wordml/word16du" xmlns:w16sdtdh="http://schemas.microsoft.com/office/word/2020/wordml/sdtdatahash" xmlns:w16sdtfl="http://schemas.microsoft.com/office/word/2024/wordml/sdtformatlock" xmlns:w16se="http://schemas.microsoft.com/office/word/2015/wordml/symex" xmlns:wpg="http://schemas.microsoft.com/office/word/2010/wordprocessingGroup" xmlns:wpi="http://schemas.microsoft.com/office/word/2010/wordprocessingInk" xmlns:wne="http://schemas.microsoft.com/office/word/2006/wordml" xmlns:wps="http://schemas.microsoft.com/office/word/2010/wordprocessingShape" mc:Ignorable="w14 w15 w16se w16cid w16 w16cex w16sdtdh w16sdtfl w16du wp14">
   <w:abstractNum w:abstractNumId="0" w15:restartNumberingAfterBreak="0">
     <w:nsid w:val="04573D8F"/>
     <w:multiLevelType w:val="hybridMultilevel"/>
@@ -6059,59 +6834,59 @@
       </w:pPr>
     </w:lvl>
   </w:abstractNum>
-  <w:num w:numId="1">
+  <w:num w:numId="1" w16cid:durableId="963267576">
     <w:abstractNumId w:val="15"/>
   </w:num>
-  <w:num w:numId="2">
+  <w:num w:numId="2" w16cid:durableId="12876919">
     <w:abstractNumId w:val="6"/>
   </w:num>
-  <w:num w:numId="3">
+  <w:num w:numId="3" w16cid:durableId="2083402975">
     <w:abstractNumId w:val="10"/>
   </w:num>
-  <w:num w:numId="4">
+  <w:num w:numId="4" w16cid:durableId="115948467">
     <w:abstractNumId w:val="3"/>
   </w:num>
-  <w:num w:numId="5">
+  <w:num w:numId="5" w16cid:durableId="381976425">
     <w:abstractNumId w:val="12"/>
   </w:num>
-  <w:num w:numId="6">
+  <w:num w:numId="6" w16cid:durableId="118456139">
     <w:abstractNumId w:val="0"/>
   </w:num>
-  <w:num w:numId="7">
+  <w:num w:numId="7" w16cid:durableId="747575590">
     <w:abstractNumId w:val="13"/>
   </w:num>
-  <w:num w:numId="8">
+  <w:num w:numId="8" w16cid:durableId="1503662283">
     <w:abstractNumId w:val="2"/>
   </w:num>
-  <w:num w:numId="9">
+  <w:num w:numId="9" w16cid:durableId="466894680">
     <w:abstractNumId w:val="7"/>
   </w:num>
-  <w:num w:numId="10">
+  <w:num w:numId="10" w16cid:durableId="1871063338">
     <w:abstractNumId w:val="14"/>
   </w:num>
-  <w:num w:numId="11">
+  <w:num w:numId="11" w16cid:durableId="989676505">
     <w:abstractNumId w:val="9"/>
   </w:num>
-  <w:num w:numId="12">
+  <w:num w:numId="12" w16cid:durableId="336925136">
     <w:abstractNumId w:val="11"/>
   </w:num>
-  <w:num w:numId="13">
+  <w:num w:numId="13" w16cid:durableId="1826169114">
     <w:abstractNumId w:val="1"/>
   </w:num>
-  <w:num w:numId="14">
+  <w:num w:numId="14" w16cid:durableId="1121916781">
     <w:abstractNumId w:val="4"/>
   </w:num>
-  <w:num w:numId="15">
+  <w:num w:numId="15" w16cid:durableId="2086606431">
     <w:abstractNumId w:val="5"/>
   </w:num>
-  <w:num w:numId="16">
+  <w:num w:numId="16" w16cid:durableId="2014528007">
     <w:abstractNumId w:val="8"/>
   </w:num>
 </w:numbering>
 </file>
 
 <file path=word/styles.xml><?xml version="1.0" encoding="utf-8"?>
-<w:styles xmlns:mc="http://schemas.openxmlformats.org/markup-compatibility/2006" xmlns:r="http://schemas.openxmlformats.org/officeDocument/2006/relationships" xmlns:w="http://schemas.openxmlformats.org/wordprocessingml/2006/main" xmlns:w14="http://schemas.microsoft.com/office/word/2010/wordml" xmlns:w15="http://schemas.microsoft.com/office/word/2012/wordml" xmlns:w16cex="http://schemas.microsoft.com/office/word/2018/wordml/cex" xmlns:w16cid="http://schemas.microsoft.com/office/word/2016/wordml/cid" xmlns:w16="http://schemas.microsoft.com/office/word/2018/wordml" xmlns:w16sdtdh="http://schemas.microsoft.com/office/word/2020/wordml/sdtdatahash" xmlns:w16se="http://schemas.microsoft.com/office/word/2015/wordml/symex" mc:Ignorable="w14 w15 w16se w16cid w16 w16cex w16sdtdh">
+<w:styles xmlns:mc="http://schemas.openxmlformats.org/markup-compatibility/2006" xmlns:r="http://schemas.openxmlformats.org/officeDocument/2006/relationships" xmlns:w="http://schemas.openxmlformats.org/wordprocessingml/2006/main" xmlns:w14="http://schemas.microsoft.com/office/word/2010/wordml" xmlns:w15="http://schemas.microsoft.com/office/word/2012/wordml" xmlns:w16cex="http://schemas.microsoft.com/office/word/2018/wordml/cex" xmlns:w16cid="http://schemas.microsoft.com/office/word/2016/wordml/cid" xmlns:w16="http://schemas.microsoft.com/office/word/2018/wordml" xmlns:w16du="http://schemas.microsoft.com/office/word/2023/wordml/word16du" xmlns:w16sdtdh="http://schemas.microsoft.com/office/word/2020/wordml/sdtdatahash" xmlns:w16sdtfl="http://schemas.microsoft.com/office/word/2024/wordml/sdtformatlock" xmlns:w16se="http://schemas.microsoft.com/office/word/2015/wordml/symex" mc:Ignorable="w14 w15 w16se w16cid w16 w16cex w16sdtdh w16sdtfl w16du">
   <w:docDefaults>
     <w:rPrDefault>
       <w:rPr>
@@ -7453,10 +8228,10 @@
         <a:lstStyle/>
         <a:p>
           <a:r>
-            <a:rPr lang="ur-PK"/>
-            <a:t>اچھے بچوں کی پہچان</a:t>
+            <a:rPr lang="ur-PK" b="1"/>
+            <a:t>گفتگو کے آداب</a:t>
           </a:r>
-          <a:endParaRPr lang="en-US"/>
+          <a:endParaRPr lang="en-US" b="1"/>
         </a:p>
       </dgm:t>
     </dgm:pt>
@@ -7654,7 +8429,7 @@
       <dgm:spPr/>
     </dgm:pt>
     <dgm:pt modelId="{8CE9D806-2D17-4036-8329-5339FD829AD9}" type="pres">
-      <dgm:prSet presAssocID="{6D892230-FDE2-4C09-BE1A-57437A832BFA}" presName="node" presStyleLbl="node1" presStyleIdx="0" presStyleCnt="4">
+      <dgm:prSet presAssocID="{6D892230-FDE2-4C09-BE1A-57437A832BFA}" presName="node" presStyleLbl="node1" presStyleIdx="0" presStyleCnt="4" custScaleX="205933">
         <dgm:presLayoutVars>
           <dgm:bulletEnabled val="1"/>
         </dgm:presLayoutVars>
@@ -7670,7 +8445,7 @@
       <dgm:spPr/>
     </dgm:pt>
     <dgm:pt modelId="{97B4E308-9726-4B55-AF88-12928B3C5A53}" type="pres">
-      <dgm:prSet presAssocID="{E1D35EAF-7B5E-404A-AF58-547F0EB19B31}" presName="node" presStyleLbl="node1" presStyleIdx="1" presStyleCnt="4">
+      <dgm:prSet presAssocID="{E1D35EAF-7B5E-404A-AF58-547F0EB19B31}" presName="node" presStyleLbl="node1" presStyleIdx="1" presStyleCnt="4" custScaleX="205933" custRadScaleRad="134659" custRadScaleInc="-1560">
         <dgm:presLayoutVars>
           <dgm:bulletEnabled val="1"/>
         </dgm:presLayoutVars>
@@ -7686,7 +8461,7 @@
       <dgm:spPr/>
     </dgm:pt>
     <dgm:pt modelId="{9361DF7E-28AA-4AD3-AC69-6C50DF6DE7BC}" type="pres">
-      <dgm:prSet presAssocID="{D0815B4E-C5A2-496E-928F-8AD709802F1E}" presName="node" presStyleLbl="node1" presStyleIdx="2" presStyleCnt="4">
+      <dgm:prSet presAssocID="{D0815B4E-C5A2-496E-928F-8AD709802F1E}" presName="node" presStyleLbl="node1" presStyleIdx="2" presStyleCnt="4" custScaleX="205933">
         <dgm:presLayoutVars>
           <dgm:bulletEnabled val="1"/>
         </dgm:presLayoutVars>
@@ -7702,7 +8477,7 @@
       <dgm:spPr/>
     </dgm:pt>
     <dgm:pt modelId="{4D3E54E1-822C-4CD0-9537-8AA65838D7C1}" type="pres">
-      <dgm:prSet presAssocID="{657C57EA-822A-408A-AAE8-21B9E7A2147A}" presName="node" presStyleLbl="node1" presStyleIdx="3" presStyleCnt="4">
+      <dgm:prSet presAssocID="{657C57EA-822A-408A-AAE8-21B9E7A2147A}" presName="node" presStyleLbl="node1" presStyleIdx="3" presStyleCnt="4" custScaleX="205470" custRadScaleRad="142920" custRadScaleInc="2205">
         <dgm:presLayoutVars>
           <dgm:bulletEnabled val="1"/>
         </dgm:presLayoutVars>
@@ -7769,8 +8544,8 @@
       </dsp:nvSpPr>
       <dsp:spPr>
         <a:xfrm>
-          <a:off x="2299171" y="1156171"/>
-          <a:ext cx="888057" cy="888057"/>
+          <a:off x="1810801" y="759916"/>
+          <a:ext cx="583287" cy="583287"/>
         </a:xfrm>
         <a:prstGeom prst="ellipse">
           <a:avLst/>
@@ -7813,12 +8588,12 @@
         </a:fontRef>
       </dsp:style>
       <dsp:txBody>
-        <a:bodyPr spcFirstLastPara="0" vert="horz" wrap="square" lIns="9525" tIns="9525" rIns="9525" bIns="9525" numCol="1" spcCol="1270" anchor="ctr" anchorCtr="0">
+        <a:bodyPr spcFirstLastPara="0" vert="horz" wrap="square" lIns="6350" tIns="6350" rIns="6350" bIns="6350" numCol="1" spcCol="1270" anchor="ctr" anchorCtr="0">
           <a:noAutofit/>
         </a:bodyPr>
         <a:lstStyle/>
         <a:p>
-          <a:pPr marL="0" lvl="0" indent="0" algn="ctr" defTabSz="666750">
+          <a:pPr marL="0" lvl="0" indent="0" algn="ctr" defTabSz="444500">
             <a:lnSpc>
               <a:spcPct val="90000"/>
             </a:lnSpc>
@@ -7831,15 +8606,15 @@
             <a:buNone/>
           </a:pPr>
           <a:r>
-            <a:rPr lang="ur-PK" sz="1500" kern="1200"/>
-            <a:t>اچھے بچوں کی پہچان</a:t>
+            <a:rPr lang="ur-PK" sz="1000" b="1" kern="1200"/>
+            <a:t>گفتگو کے آداب</a:t>
           </a:r>
-          <a:endParaRPr lang="en-US" sz="1500" kern="1200"/>
+          <a:endParaRPr lang="en-US" sz="1000" b="1" kern="1200"/>
         </a:p>
       </dsp:txBody>
       <dsp:txXfrm>
-        <a:off x="2429224" y="1286224"/>
-        <a:ext cx="627951" cy="627951"/>
+        <a:off x="1896221" y="845336"/>
+        <a:ext cx="412447" cy="412447"/>
       </dsp:txXfrm>
     </dsp:sp>
     <dsp:sp modelId="{7F61A1EA-18D7-45EA-8ECF-C431E9C1C07A}">
@@ -7849,8 +8624,8 @@
       </dsp:nvSpPr>
       <dsp:spPr>
         <a:xfrm rot="16200000">
-          <a:off x="2609940" y="1008343"/>
-          <a:ext cx="266519" cy="29135"/>
+          <a:off x="2014605" y="659596"/>
+          <a:ext cx="175679" cy="24960"/>
         </a:xfrm>
         <a:custGeom>
           <a:avLst/>
@@ -7861,10 +8636,10 @@
           <a:pathLst>
             <a:path>
               <a:moveTo>
-                <a:pt x="0" y="14567"/>
+                <a:pt x="0" y="12480"/>
               </a:moveTo>
               <a:lnTo>
-                <a:pt x="266519" y="14567"/>
+                <a:pt x="175679" y="12480"/>
               </a:lnTo>
             </a:path>
           </a:pathLst>
@@ -7919,8 +8694,8 @@
         </a:p>
       </dsp:txBody>
       <dsp:txXfrm>
-        <a:off x="2736537" y="1016248"/>
-        <a:ext cx="13325" cy="13325"/>
+        <a:off x="2098052" y="667684"/>
+        <a:ext cx="8783" cy="8783"/>
       </dsp:txXfrm>
     </dsp:sp>
     <dsp:sp modelId="{8CE9D806-2D17-4036-8329-5339FD829AD9}">
@@ -7930,8 +8705,8 @@
       </dsp:nvSpPr>
       <dsp:spPr>
         <a:xfrm>
-          <a:off x="2299171" y="1594"/>
-          <a:ext cx="888057" cy="888057"/>
+          <a:off x="1501854" y="950"/>
+          <a:ext cx="1201180" cy="583287"/>
         </a:xfrm>
         <a:prstGeom prst="ellipse">
           <a:avLst/>
@@ -7974,12 +8749,12 @@
         </a:fontRef>
       </dsp:style>
       <dsp:txBody>
-        <a:bodyPr spcFirstLastPara="0" vert="horz" wrap="square" lIns="26035" tIns="26035" rIns="26035" bIns="26035" numCol="1" spcCol="1270" anchor="ctr" anchorCtr="0">
+        <a:bodyPr spcFirstLastPara="0" vert="horz" wrap="square" lIns="17145" tIns="17145" rIns="17145" bIns="17145" numCol="1" spcCol="1270" anchor="ctr" anchorCtr="0">
           <a:noAutofit/>
         </a:bodyPr>
         <a:lstStyle/>
         <a:p>
-          <a:pPr marL="0" lvl="0" indent="0" algn="ctr" defTabSz="1822450">
+          <a:pPr marL="0" lvl="0" indent="0" algn="ctr" defTabSz="1200150">
             <a:lnSpc>
               <a:spcPct val="90000"/>
             </a:lnSpc>
@@ -7992,15 +8767,15 @@
             <a:buNone/>
           </a:pPr>
           <a:r>
-            <a:rPr lang="ur-PK" sz="4100" kern="1200"/>
+            <a:rPr lang="ur-PK" sz="2700" kern="1200"/>
             <a:t> </a:t>
           </a:r>
-          <a:endParaRPr lang="en-US" sz="4100" kern="1200"/>
+          <a:endParaRPr lang="en-US" sz="2700" kern="1200"/>
         </a:p>
       </dsp:txBody>
       <dsp:txXfrm>
-        <a:off x="2429224" y="131647"/>
-        <a:ext cx="627951" cy="627951"/>
+        <a:off x="1677763" y="86370"/>
+        <a:ext cx="849362" cy="412447"/>
       </dsp:txXfrm>
     </dsp:sp>
     <dsp:sp modelId="{E0477661-A6A7-4F0E-99D0-381FAD5E3FE0}">
@@ -8009,9 +8784,9 @@
         <dsp:cNvSpPr/>
       </dsp:nvSpPr>
       <dsp:spPr>
-        <a:xfrm>
-          <a:off x="3187228" y="1585632"/>
-          <a:ext cx="266519" cy="29135"/>
+        <a:xfrm rot="21557880">
+          <a:off x="2394061" y="1034710"/>
+          <a:ext cx="129928" cy="24960"/>
         </a:xfrm>
         <a:custGeom>
           <a:avLst/>
@@ -8022,10 +8797,10 @@
           <a:pathLst>
             <a:path>
               <a:moveTo>
-                <a:pt x="0" y="14567"/>
+                <a:pt x="0" y="12480"/>
               </a:moveTo>
               <a:lnTo>
-                <a:pt x="266519" y="14567"/>
+                <a:pt x="129928" y="12480"/>
               </a:lnTo>
             </a:path>
           </a:pathLst>
@@ -8080,8 +8855,8 @@
         </a:p>
       </dsp:txBody>
       <dsp:txXfrm>
-        <a:off x="3313825" y="1593537"/>
-        <a:ext cx="13325" cy="13325"/>
+        <a:off x="2455777" y="1043942"/>
+        <a:ext cx="6496" cy="6496"/>
       </dsp:txXfrm>
     </dsp:sp>
     <dsp:sp modelId="{97B4E308-9726-4B55-AF88-12928B3C5A53}">
@@ -8091,8 +8866,8 @@
       </dsp:nvSpPr>
       <dsp:spPr>
         <a:xfrm>
-          <a:off x="3453748" y="1156171"/>
-          <a:ext cx="888057" cy="888057"/>
+          <a:off x="2523794" y="747394"/>
+          <a:ext cx="1201180" cy="583287"/>
         </a:xfrm>
         <a:prstGeom prst="ellipse">
           <a:avLst/>
@@ -8135,12 +8910,12 @@
         </a:fontRef>
       </dsp:style>
       <dsp:txBody>
-        <a:bodyPr spcFirstLastPara="0" vert="horz" wrap="square" lIns="26035" tIns="26035" rIns="26035" bIns="26035" numCol="1" spcCol="1270" anchor="ctr" anchorCtr="0">
+        <a:bodyPr spcFirstLastPara="0" vert="horz" wrap="square" lIns="17145" tIns="17145" rIns="17145" bIns="17145" numCol="1" spcCol="1270" anchor="ctr" anchorCtr="0">
           <a:noAutofit/>
         </a:bodyPr>
         <a:lstStyle/>
         <a:p>
-          <a:pPr marL="0" lvl="0" indent="0" algn="ctr" defTabSz="1822450">
+          <a:pPr marL="0" lvl="0" indent="0" algn="ctr" defTabSz="1200150">
             <a:lnSpc>
               <a:spcPct val="90000"/>
             </a:lnSpc>
@@ -8153,15 +8928,15 @@
             <a:buNone/>
           </a:pPr>
           <a:r>
-            <a:rPr lang="ur-PK" sz="4100" kern="1200"/>
+            <a:rPr lang="ur-PK" sz="2700" kern="1200"/>
             <a:t> </a:t>
           </a:r>
-          <a:endParaRPr lang="en-US" sz="4100" kern="1200"/>
+          <a:endParaRPr lang="en-US" sz="2700" kern="1200"/>
         </a:p>
       </dsp:txBody>
       <dsp:txXfrm>
-        <a:off x="3583801" y="1286224"/>
-        <a:ext cx="627951" cy="627951"/>
+        <a:off x="2699703" y="832814"/>
+        <a:ext cx="849362" cy="412447"/>
       </dsp:txXfrm>
     </dsp:sp>
     <dsp:sp modelId="{2529170D-88BC-4D7B-A8AC-4534C5A29FC5}">
@@ -8171,8 +8946,8 @@
       </dsp:nvSpPr>
       <dsp:spPr>
         <a:xfrm rot="5400000">
-          <a:off x="2609940" y="2162920"/>
-          <a:ext cx="266519" cy="29135"/>
+          <a:off x="2014605" y="1418562"/>
+          <a:ext cx="175679" cy="24960"/>
         </a:xfrm>
         <a:custGeom>
           <a:avLst/>
@@ -8183,10 +8958,10 @@
           <a:pathLst>
             <a:path>
               <a:moveTo>
-                <a:pt x="0" y="14567"/>
+                <a:pt x="0" y="12480"/>
               </a:moveTo>
               <a:lnTo>
-                <a:pt x="266519" y="14567"/>
+                <a:pt x="175679" y="12480"/>
               </a:lnTo>
             </a:path>
           </a:pathLst>
@@ -8241,8 +9016,8 @@
         </a:p>
       </dsp:txBody>
       <dsp:txXfrm>
-        <a:off x="2736537" y="2170825"/>
-        <a:ext cx="13325" cy="13325"/>
+        <a:off x="2098052" y="1426651"/>
+        <a:ext cx="8783" cy="8783"/>
       </dsp:txXfrm>
     </dsp:sp>
     <dsp:sp modelId="{9361DF7E-28AA-4AD3-AC69-6C50DF6DE7BC}">
@@ -8252,8 +9027,8 @@
       </dsp:nvSpPr>
       <dsp:spPr>
         <a:xfrm>
-          <a:off x="2299171" y="2310748"/>
-          <a:ext cx="888057" cy="888057"/>
+          <a:off x="1501854" y="1518882"/>
+          <a:ext cx="1201180" cy="583287"/>
         </a:xfrm>
         <a:prstGeom prst="ellipse">
           <a:avLst/>
@@ -8296,12 +9071,12 @@
         </a:fontRef>
       </dsp:style>
       <dsp:txBody>
-        <a:bodyPr spcFirstLastPara="0" vert="horz" wrap="square" lIns="26035" tIns="26035" rIns="26035" bIns="26035" numCol="1" spcCol="1270" anchor="ctr" anchorCtr="0">
+        <a:bodyPr spcFirstLastPara="0" vert="horz" wrap="square" lIns="17145" tIns="17145" rIns="17145" bIns="17145" numCol="1" spcCol="1270" anchor="ctr" anchorCtr="0">
           <a:noAutofit/>
         </a:bodyPr>
         <a:lstStyle/>
         <a:p>
-          <a:pPr marL="0" lvl="0" indent="0" algn="ctr" defTabSz="1822450">
+          <a:pPr marL="0" lvl="0" indent="0" algn="ctr" defTabSz="1200150">
             <a:lnSpc>
               <a:spcPct val="90000"/>
             </a:lnSpc>
@@ -8314,15 +9089,15 @@
             <a:buNone/>
           </a:pPr>
           <a:r>
-            <a:rPr lang="ur-PK" sz="4100" kern="1200"/>
+            <a:rPr lang="ur-PK" sz="2700" kern="1200"/>
             <a:t> </a:t>
           </a:r>
-          <a:endParaRPr lang="en-US" sz="4100" kern="1200"/>
+          <a:endParaRPr lang="en-US" sz="2700" kern="1200"/>
         </a:p>
       </dsp:txBody>
       <dsp:txXfrm>
-        <a:off x="2429224" y="2440801"/>
-        <a:ext cx="627951" cy="627951"/>
+        <a:off x="1677763" y="1604302"/>
+        <a:ext cx="849362" cy="412447"/>
       </dsp:txXfrm>
     </dsp:sp>
     <dsp:sp modelId="{2D515291-2BB5-463A-A623-F2AB42456F47}">
@@ -8331,9 +9106,9 @@
         <dsp:cNvSpPr/>
       </dsp:nvSpPr>
       <dsp:spPr>
-        <a:xfrm rot="10800000">
-          <a:off x="2032651" y="1585632"/>
-          <a:ext cx="266519" cy="29135"/>
+        <a:xfrm rot="10859535">
+          <a:off x="1616739" y="1032348"/>
+          <a:ext cx="194120" cy="24960"/>
         </a:xfrm>
         <a:custGeom>
           <a:avLst/>
@@ -8344,10 +9119,10 @@
           <a:pathLst>
             <a:path>
               <a:moveTo>
-                <a:pt x="0" y="14567"/>
+                <a:pt x="0" y="12480"/>
               </a:moveTo>
               <a:lnTo>
-                <a:pt x="266519" y="14567"/>
+                <a:pt x="194120" y="12480"/>
               </a:lnTo>
             </a:path>
           </a:pathLst>
@@ -8402,8 +9177,8 @@
         </a:p>
       </dsp:txBody>
       <dsp:txXfrm rot="10800000">
-        <a:off x="2159248" y="1593537"/>
-        <a:ext cx="13325" cy="13325"/>
+        <a:off x="1708946" y="1039975"/>
+        <a:ext cx="9706" cy="9706"/>
       </dsp:txXfrm>
     </dsp:sp>
     <dsp:sp modelId="{4D3E54E1-822C-4CD0-9537-8AA65838D7C1}">
@@ -8413,8 +9188,8 @@
       </dsp:nvSpPr>
       <dsp:spPr>
         <a:xfrm>
-          <a:off x="1144594" y="1156171"/>
-          <a:ext cx="888057" cy="888057"/>
+          <a:off x="418652" y="741132"/>
+          <a:ext cx="1198480" cy="583287"/>
         </a:xfrm>
         <a:prstGeom prst="ellipse">
           <a:avLst/>
@@ -8457,12 +9232,12 @@
         </a:fontRef>
       </dsp:style>
       <dsp:txBody>
-        <a:bodyPr spcFirstLastPara="0" vert="horz" wrap="square" lIns="26035" tIns="26035" rIns="26035" bIns="26035" numCol="1" spcCol="1270" anchor="ctr" anchorCtr="0">
+        <a:bodyPr spcFirstLastPara="0" vert="horz" wrap="square" lIns="17145" tIns="17145" rIns="17145" bIns="17145" numCol="1" spcCol="1270" anchor="ctr" anchorCtr="0">
           <a:noAutofit/>
         </a:bodyPr>
         <a:lstStyle/>
         <a:p>
-          <a:pPr marL="0" lvl="0" indent="0" algn="ctr" defTabSz="1822450">
+          <a:pPr marL="0" lvl="0" indent="0" algn="ctr" defTabSz="1200150">
             <a:lnSpc>
               <a:spcPct val="90000"/>
             </a:lnSpc>
@@ -8475,15 +9250,15 @@
             <a:buNone/>
           </a:pPr>
           <a:r>
-            <a:rPr lang="ur-PK" sz="4100" kern="1200"/>
+            <a:rPr lang="ur-PK" sz="2700" kern="1200"/>
             <a:t> </a:t>
           </a:r>
-          <a:endParaRPr lang="en-US" sz="4100" kern="1200"/>
+          <a:endParaRPr lang="en-US" sz="2700" kern="1200"/>
         </a:p>
       </dsp:txBody>
       <dsp:txXfrm>
-        <a:off x="1274647" y="1286224"/>
-        <a:ext cx="627951" cy="627951"/>
+        <a:off x="594165" y="826552"/>
+        <a:ext cx="847454" cy="412447"/>
       </dsp:txXfrm>
     </dsp:sp>
   </dsp:spTree>
